--- a/examples/export/showcase-output/index.docx
+++ b/examples/export/showcase-output/index.docx
@@ -32,7 +32,7 @@
         <w:autoSpaceDN/>
       </w:pPr>
       <w:r>
-        <w:t xml:space="preserve">Northlight serves current conditions and short-range forecasts for a network of weather stations. This handbook is one set of Markdown documents that cudoc publishes three ways: as the site you are reading, as a bound PDF with a cover and contents page, and as a Word file with real styles. Every figure below is drawn from the reference pages, so a correction there reaches this page too.</w:t>
+        <w:t xml:space="preserve">Northlight serves current conditions, short-range forecasts and observation history for a network of weather stations along the Nordic coast. This handbook is one set of Markdown documents that cudoc publishes three ways: as the site you may be reading, as a bound PDF with a cover and a contents page, and as a Word file with real styles. Every figure below is drawn from the reference pages, so a correction there reaches this page too.</w:t>
       </w:r>
     </w:p>
     <w:p>
@@ -70,19 +70,18 @@
         <w:t xml:space="preserve">showcase.config.mjs</w:t>
       </w:r>
       <w:r>
-        <w:t xml:space="preserve">, beside the documents.</w:t>
+        <w:t xml:space="preserve">, beside the documents, and the summary table further down is assembled from the endpoint reference at build time.</w:t>
       </w:r>
     </w:p>
     <w:p>
       <w:pPr>
         <w:pStyle w:val="Heading2"/>
-        <w:pageBreakBefore/>
         <w:overflowPunct/>
         <w:autoSpaceDN/>
       </w:pPr>
-      <w:bookmarkStart w:name="cudoclXfihImEmtiieNQ3WItNMVg8t3" w:id="3"/>
-      <w:r>
-        <w:t xml:space="preserve">Endpoints at a glance</w:t>
+      <w:bookmarkStart w:name="cudocxVzg8RvWFXNrZUnAyHSMzkcr7r" w:id="3"/>
+      <w:r>
+        <w:t xml:space="preserve">What the API provides</w:t>
       </w:r>
       <w:bookmarkEnd w:id="3"/>
     </w:p>
@@ -93,7 +92,7 @@
         <w:autoSpaceDN/>
       </w:pPr>
       <w:r>
-        <w:t xml:space="preserve">Each row is one section of the endpoint reference. The method and the path are read from the table at the top of that section, and the description is its first paragraph.</w:t>
+        <w:t xml:space="preserve">Every station reports temperature, wind, humidity, pressure and precipitation on a fixed schedule, and the forecast model runs once an hour for every station. The API exposes that data as four data sets, each behind one or two endpoints.</w:t>
       </w:r>
     </w:p>
     <w:tbl>
@@ -109,10 +108,10 @@
         </w:tblBorders>
       </w:tblPr>
       <w:tblGrid>
-        <w:gridCol w:w="2539"/>
-        <w:gridCol w:w="1200"/>
-        <w:gridCol w:w="3360"/>
-        <w:gridCol w:w="2539"/>
+        <w:gridCol w:w="2409"/>
+        <w:gridCol w:w="2409"/>
+        <w:gridCol w:w="2409"/>
+        <w:gridCol w:w="2409"/>
       </w:tblGrid>
       <w:tr>
         <w:trPr>
@@ -121,7 +120,7 @@
         </w:trPr>
         <w:tc>
           <w:tcPr>
-            <w:tcW w:type="dxa" w:w="2539"/>
+            <w:tcW w:type="dxa" w:w="2409"/>
             <w:gridSpan w:val="1"/>
             <w:tcBorders>
               <w:top w:val="none" w:color="auto" w:sz="0"/>
@@ -144,13 +143,13 @@
               <w:autoSpaceDN/>
             </w:pPr>
             <w:r>
-              <w:t xml:space="preserve">Endpoint</w:t>
-            </w:r>
-          </w:p>
-        </w:tc>
-        <w:tc>
-          <w:tcPr>
-            <w:tcW w:type="dxa" w:w="1200"/>
+              <w:t xml:space="preserve">Data set</w:t>
+            </w:r>
+          </w:p>
+        </w:tc>
+        <w:tc>
+          <w:tcPr>
+            <w:tcW w:type="dxa" w:w="2409"/>
             <w:gridSpan w:val="1"/>
             <w:tcBorders>
               <w:top w:val="none" w:color="auto" w:sz="0"/>
@@ -173,13 +172,13 @@
               <w:autoSpaceDN/>
             </w:pPr>
             <w:r>
-              <w:t xml:space="preserve">Method</w:t>
-            </w:r>
-          </w:p>
-        </w:tc>
-        <w:tc>
-          <w:tcPr>
-            <w:tcW w:type="dxa" w:w="3360"/>
+              <w:t xml:space="preserve">Cadence</w:t>
+            </w:r>
+          </w:p>
+        </w:tc>
+        <w:tc>
+          <w:tcPr>
+            <w:tcW w:type="dxa" w:w="2409"/>
             <w:gridSpan w:val="1"/>
             <w:tcBorders>
               <w:top w:val="none" w:color="auto" w:sz="0"/>
@@ -202,13 +201,13 @@
               <w:autoSpaceDN/>
             </w:pPr>
             <w:r>
-              <w:t xml:space="preserve">Path</w:t>
-            </w:r>
-          </w:p>
-        </w:tc>
-        <w:tc>
-          <w:tcPr>
-            <w:tcW w:type="dxa" w:w="2539"/>
+              <w:t xml:space="preserve">Retention</w:t>
+            </w:r>
+          </w:p>
+        </w:tc>
+        <w:tc>
+          <w:tcPr>
+            <w:tcW w:type="dxa" w:w="2409"/>
             <w:gridSpan w:val="1"/>
             <w:tcBorders>
               <w:top w:val="none" w:color="auto" w:sz="0"/>
@@ -231,7 +230,7 @@
               <w:autoSpaceDN/>
             </w:pPr>
             <w:r>
-              <w:t xml:space="preserve">What it returns</w:t>
+              <w:t xml:space="preserve">Endpoints</w:t>
             </w:r>
           </w:p>
         </w:tc>
@@ -243,120 +242,120 @@
         </w:trPr>
         <w:tc>
           <w:tcPr>
-            <w:tcW w:type="dxa" w:w="2539"/>
-            <w:gridSpan w:val="1"/>
-            <w:tcBorders>
-              <w:top w:val="none" w:color="auto" w:sz="0"/>
-              <w:left w:val="none" w:color="auto" w:sz="0"/>
-              <w:bottom w:val="single" w:color="EEF2F7" w:sz="4"/>
-              <w:right w:val="none" w:color="auto" w:sz="0"/>
-            </w:tcBorders>
-            <w:tcMar>
-              <w:top w:type="dxa" w:w="105"/>
-              <w:left w:type="dxa" w:w="158"/>
-              <w:bottom w:type="dxa" w:w="105"/>
-              <w:right w:type="dxa" w:w="158"/>
-            </w:tcMar>
-            <w:vAlign w:val="top"/>
-          </w:tcPr>
-          <w:p>
-            <w:pPr>
-              <w:pStyle w:val="CudocTableCell"/>
-              <w:overflowPunct/>
-              <w:autoSpaceDN/>
-            </w:pPr>
-            <w:hyperlink w:history="1" r:id="rIdp30h2rxleslzbp9k5xxw1">
+            <w:tcW w:type="dxa" w:w="2409"/>
+            <w:gridSpan w:val="1"/>
+            <w:tcBorders>
+              <w:top w:val="none" w:color="auto" w:sz="0"/>
+              <w:left w:val="none" w:color="auto" w:sz="0"/>
+              <w:bottom w:val="single" w:color="EEF2F7" w:sz="4"/>
+              <w:right w:val="none" w:color="auto" w:sz="0"/>
+            </w:tcBorders>
+            <w:tcMar>
+              <w:top w:type="dxa" w:w="105"/>
+              <w:left w:type="dxa" w:w="158"/>
+              <w:bottom w:type="dxa" w:w="105"/>
+              <w:right w:type="dxa" w:w="158"/>
+            </w:tcMar>
+            <w:vAlign w:val="top"/>
+          </w:tcPr>
+          <w:p>
+            <w:pPr>
+              <w:pStyle w:val="CudocTableCell"/>
+              <w:overflowPunct/>
+              <w:autoSpaceDN/>
+            </w:pPr>
+            <w:r>
+              <w:t xml:space="preserve">Current conditions</w:t>
+            </w:r>
+          </w:p>
+        </w:tc>
+        <w:tc>
+          <w:tcPr>
+            <w:tcW w:type="dxa" w:w="2409"/>
+            <w:gridSpan w:val="1"/>
+            <w:tcBorders>
+              <w:top w:val="none" w:color="auto" w:sz="0"/>
+              <w:left w:val="none" w:color="auto" w:sz="0"/>
+              <w:bottom w:val="single" w:color="EEF2F7" w:sz="4"/>
+              <w:right w:val="none" w:color="auto" w:sz="0"/>
+            </w:tcBorders>
+            <w:tcMar>
+              <w:top w:type="dxa" w:w="105"/>
+              <w:left w:type="dxa" w:w="158"/>
+              <w:bottom w:type="dxa" w:w="105"/>
+              <w:right w:type="dxa" w:w="158"/>
+            </w:tcMar>
+            <w:vAlign w:val="top"/>
+          </w:tcPr>
+          <w:p>
+            <w:pPr>
+              <w:pStyle w:val="CudocTableCell"/>
+              <w:overflowPunct/>
+              <w:autoSpaceDN/>
+            </w:pPr>
+            <w:r>
+              <w:t xml:space="preserve">Every 10 minutes</w:t>
+            </w:r>
+          </w:p>
+        </w:tc>
+        <w:tc>
+          <w:tcPr>
+            <w:tcW w:type="dxa" w:w="2409"/>
+            <w:gridSpan w:val="1"/>
+            <w:tcBorders>
+              <w:top w:val="none" w:color="auto" w:sz="0"/>
+              <w:left w:val="none" w:color="auto" w:sz="0"/>
+              <w:bottom w:val="single" w:color="EEF2F7" w:sz="4"/>
+              <w:right w:val="none" w:color="auto" w:sz="0"/>
+            </w:tcBorders>
+            <w:tcMar>
+              <w:top w:type="dxa" w:w="105"/>
+              <w:left w:type="dxa" w:w="158"/>
+              <w:bottom w:type="dxa" w:w="105"/>
+              <w:right w:type="dxa" w:w="158"/>
+            </w:tcMar>
+            <w:vAlign w:val="top"/>
+          </w:tcPr>
+          <w:p>
+            <w:pPr>
+              <w:pStyle w:val="CudocTableCell"/>
+              <w:overflowPunct/>
+              <w:autoSpaceDN/>
+            </w:pPr>
+            <w:r>
+              <w:t xml:space="preserve">Latest reading only</w:t>
+            </w:r>
+          </w:p>
+        </w:tc>
+        <w:tc>
+          <w:tcPr>
+            <w:tcW w:type="dxa" w:w="2409"/>
+            <w:gridSpan w:val="1"/>
+            <w:tcBorders>
+              <w:top w:val="none" w:color="auto" w:sz="0"/>
+              <w:left w:val="none" w:color="auto" w:sz="0"/>
+              <w:bottom w:val="single" w:color="EEF2F7" w:sz="4"/>
+              <w:right w:val="none" w:color="auto" w:sz="0"/>
+            </w:tcBorders>
+            <w:tcMar>
+              <w:top w:type="dxa" w:w="105"/>
+              <w:left w:type="dxa" w:w="158"/>
+              <w:bottom w:type="dxa" w:w="105"/>
+              <w:right w:type="dxa" w:w="158"/>
+            </w:tcMar>
+            <w:vAlign w:val="top"/>
+          </w:tcPr>
+          <w:p>
+            <w:pPr>
+              <w:pStyle w:val="CudocTableCell"/>
+              <w:overflowPunct/>
+              <w:autoSpaceDN/>
+            </w:pPr>
+            <w:hyperlink w:history="1" r:id="rId0oww0wrngkbgvng2sufwf">
               <w:r>
                 <w:t xml:space="preserve">Current conditions</w:t>
               </w:r>
             </w:hyperlink>
-          </w:p>
-        </w:tc>
-        <w:tc>
-          <w:tcPr>
-            <w:tcW w:type="dxa" w:w="1200"/>
-            <w:gridSpan w:val="1"/>
-            <w:tcBorders>
-              <w:top w:val="none" w:color="auto" w:sz="0"/>
-              <w:left w:val="none" w:color="auto" w:sz="0"/>
-              <w:bottom w:val="single" w:color="EEF2F7" w:sz="4"/>
-              <w:right w:val="none" w:color="auto" w:sz="0"/>
-            </w:tcBorders>
-            <w:tcMar>
-              <w:top w:type="dxa" w:w="105"/>
-              <w:left w:type="dxa" w:w="158"/>
-              <w:bottom w:type="dxa" w:w="105"/>
-              <w:right w:type="dxa" w:w="158"/>
-            </w:tcMar>
-            <w:vAlign w:val="top"/>
-          </w:tcPr>
-          <w:p>
-            <w:pPr>
-              <w:pStyle w:val="CudocTableCell"/>
-              <w:overflowPunct/>
-              <w:autoSpaceDN/>
-            </w:pPr>
-            <w:r>
-              <w:t xml:space="preserve">GET</w:t>
-            </w:r>
-          </w:p>
-        </w:tc>
-        <w:tc>
-          <w:tcPr>
-            <w:tcW w:type="dxa" w:w="3360"/>
-            <w:gridSpan w:val="1"/>
-            <w:tcBorders>
-              <w:top w:val="none" w:color="auto" w:sz="0"/>
-              <w:left w:val="none" w:color="auto" w:sz="0"/>
-              <w:bottom w:val="single" w:color="EEF2F7" w:sz="4"/>
-              <w:right w:val="none" w:color="auto" w:sz="0"/>
-            </w:tcBorders>
-            <w:tcMar>
-              <w:top w:type="dxa" w:w="105"/>
-              <w:left w:type="dxa" w:w="158"/>
-              <w:bottom w:type="dxa" w:w="105"/>
-              <w:right w:type="dxa" w:w="158"/>
-            </w:tcMar>
-            <w:vAlign w:val="top"/>
-          </w:tcPr>
-          <w:p>
-            <w:pPr>
-              <w:pStyle w:val="CudocTableCell"/>
-              <w:overflowPunct/>
-              <w:autoSpaceDN/>
-            </w:pPr>
-            <w:r>
-              <w:t xml:space="preserve">/v1/weather/current</w:t>
-            </w:r>
-          </w:p>
-        </w:tc>
-        <w:tc>
-          <w:tcPr>
-            <w:tcW w:type="dxa" w:w="2539"/>
-            <w:gridSpan w:val="1"/>
-            <w:tcBorders>
-              <w:top w:val="none" w:color="auto" w:sz="0"/>
-              <w:left w:val="none" w:color="auto" w:sz="0"/>
-              <w:bottom w:val="single" w:color="EEF2F7" w:sz="4"/>
-              <w:right w:val="none" w:color="auto" w:sz="0"/>
-            </w:tcBorders>
-            <w:tcMar>
-              <w:top w:type="dxa" w:w="105"/>
-              <w:left w:type="dxa" w:w="158"/>
-              <w:bottom w:type="dxa" w:w="105"/>
-              <w:right w:type="dxa" w:w="158"/>
-            </w:tcMar>
-            <w:vAlign w:val="top"/>
-          </w:tcPr>
-          <w:p>
-            <w:pPr>
-              <w:pStyle w:val="CudocTableCell"/>
-              <w:overflowPunct/>
-              <w:autoSpaceDN/>
-            </w:pPr>
-            <w:r>
-              <w:t xml:space="preserve">Returns the latest observation from one station.</w:t>
-            </w:r>
           </w:p>
         </w:tc>
       </w:tr>
@@ -367,7 +366,7 @@
         </w:trPr>
         <w:tc>
           <w:tcPr>
-            <w:tcW w:type="dxa" w:w="2539"/>
+            <w:tcW w:type="dxa" w:w="2409"/>
             <w:gridSpan w:val="1"/>
             <w:tcBorders>
               <w:top w:val="none" w:color="auto" w:sz="0"/>
@@ -390,101 +389,109 @@
               <w:overflowPunct/>
               <w:autoSpaceDN/>
             </w:pPr>
-            <w:hyperlink w:history="1" r:id="rIdjebpk5kspjzelwu6bi0jj">
+            <w:r>
+              <w:t xml:space="preserve">Forecasts</w:t>
+            </w:r>
+          </w:p>
+        </w:tc>
+        <w:tc>
+          <w:tcPr>
+            <w:tcW w:type="dxa" w:w="2409"/>
+            <w:gridSpan w:val="1"/>
+            <w:tcBorders>
+              <w:top w:val="none" w:color="auto" w:sz="0"/>
+              <w:left w:val="none" w:color="auto" w:sz="0"/>
+              <w:bottom w:val="single" w:color="EEF2F7" w:sz="4"/>
+              <w:right w:val="none" w:color="auto" w:sz="0"/>
+            </w:tcBorders>
+            <w:shd w:fill="FAFBFD" w:val="clear"/>
+            <w:tcMar>
+              <w:top w:type="dxa" w:w="105"/>
+              <w:left w:type="dxa" w:w="158"/>
+              <w:bottom w:type="dxa" w:w="105"/>
+              <w:right w:type="dxa" w:w="158"/>
+            </w:tcMar>
+            <w:vAlign w:val="top"/>
+          </w:tcPr>
+          <w:p>
+            <w:pPr>
+              <w:pStyle w:val="CudocTableCell"/>
+              <w:overflowPunct/>
+              <w:autoSpaceDN/>
+            </w:pPr>
+            <w:r>
+              <w:t xml:space="preserve">Hourly model run</w:t>
+            </w:r>
+          </w:p>
+        </w:tc>
+        <w:tc>
+          <w:tcPr>
+            <w:tcW w:type="dxa" w:w="2409"/>
+            <w:gridSpan w:val="1"/>
+            <w:tcBorders>
+              <w:top w:val="none" w:color="auto" w:sz="0"/>
+              <w:left w:val="none" w:color="auto" w:sz="0"/>
+              <w:bottom w:val="single" w:color="EEF2F7" w:sz="4"/>
+              <w:right w:val="none" w:color="auto" w:sz="0"/>
+            </w:tcBorders>
+            <w:shd w:fill="FAFBFD" w:val="clear"/>
+            <w:tcMar>
+              <w:top w:type="dxa" w:w="105"/>
+              <w:left w:type="dxa" w:w="158"/>
+              <w:bottom w:type="dxa" w:w="105"/>
+              <w:right w:type="dxa" w:w="158"/>
+            </w:tcMar>
+            <w:vAlign w:val="top"/>
+          </w:tcPr>
+          <w:p>
+            <w:pPr>
+              <w:pStyle w:val="CudocTableCell"/>
+              <w:overflowPunct/>
+              <w:autoSpaceDN/>
+            </w:pPr>
+            <w:r>
+              <w:t xml:space="preserve">48 hours and 7 days ahead</w:t>
+            </w:r>
+          </w:p>
+        </w:tc>
+        <w:tc>
+          <w:tcPr>
+            <w:tcW w:type="dxa" w:w="2409"/>
+            <w:gridSpan w:val="1"/>
+            <w:tcBorders>
+              <w:top w:val="none" w:color="auto" w:sz="0"/>
+              <w:left w:val="none" w:color="auto" w:sz="0"/>
+              <w:bottom w:val="single" w:color="EEF2F7" w:sz="4"/>
+              <w:right w:val="none" w:color="auto" w:sz="0"/>
+            </w:tcBorders>
+            <w:shd w:fill="FAFBFD" w:val="clear"/>
+            <w:tcMar>
+              <w:top w:type="dxa" w:w="105"/>
+              <w:left w:type="dxa" w:w="158"/>
+              <w:bottom w:type="dxa" w:w="105"/>
+              <w:right w:type="dxa" w:w="158"/>
+            </w:tcMar>
+            <w:vAlign w:val="top"/>
+          </w:tcPr>
+          <w:p>
+            <w:pPr>
+              <w:pStyle w:val="CudocTableCell"/>
+              <w:overflowPunct/>
+              <w:autoSpaceDN/>
+            </w:pPr>
+            <w:hyperlink w:history="1" r:id="rIdyozugavmze3md-8f6ttx-">
               <w:r>
                 <w:t xml:space="preserve">Hourly forecast</w:t>
               </w:r>
             </w:hyperlink>
-          </w:p>
-        </w:tc>
-        <w:tc>
-          <w:tcPr>
-            <w:tcW w:type="dxa" w:w="1200"/>
-            <w:gridSpan w:val="1"/>
-            <w:tcBorders>
-              <w:top w:val="none" w:color="auto" w:sz="0"/>
-              <w:left w:val="none" w:color="auto" w:sz="0"/>
-              <w:bottom w:val="single" w:color="EEF2F7" w:sz="4"/>
-              <w:right w:val="none" w:color="auto" w:sz="0"/>
-            </w:tcBorders>
-            <w:shd w:fill="FAFBFD" w:val="clear"/>
-            <w:tcMar>
-              <w:top w:type="dxa" w:w="105"/>
-              <w:left w:type="dxa" w:w="158"/>
-              <w:bottom w:type="dxa" w:w="105"/>
-              <w:right w:type="dxa" w:w="158"/>
-            </w:tcMar>
-            <w:vAlign w:val="top"/>
-          </w:tcPr>
-          <w:p>
-            <w:pPr>
-              <w:pStyle w:val="CudocTableCell"/>
-              <w:overflowPunct/>
-              <w:autoSpaceDN/>
-            </w:pPr>
-            <w:r>
-              <w:t xml:space="preserve">GET</w:t>
-            </w:r>
-          </w:p>
-        </w:tc>
-        <w:tc>
-          <w:tcPr>
-            <w:tcW w:type="dxa" w:w="3360"/>
-            <w:gridSpan w:val="1"/>
-            <w:tcBorders>
-              <w:top w:val="none" w:color="auto" w:sz="0"/>
-              <w:left w:val="none" w:color="auto" w:sz="0"/>
-              <w:bottom w:val="single" w:color="EEF2F7" w:sz="4"/>
-              <w:right w:val="none" w:color="auto" w:sz="0"/>
-            </w:tcBorders>
-            <w:shd w:fill="FAFBFD" w:val="clear"/>
-            <w:tcMar>
-              <w:top w:type="dxa" w:w="105"/>
-              <w:left w:type="dxa" w:w="158"/>
-              <w:bottom w:type="dxa" w:w="105"/>
-              <w:right w:type="dxa" w:w="158"/>
-            </w:tcMar>
-            <w:vAlign w:val="top"/>
-          </w:tcPr>
-          <w:p>
-            <w:pPr>
-              <w:pStyle w:val="CudocTableCell"/>
-              <w:overflowPunct/>
-              <w:autoSpaceDN/>
-            </w:pPr>
-            <w:r>
-              <w:t xml:space="preserve">/v1/forecast/hourly</w:t>
-            </w:r>
-          </w:p>
-        </w:tc>
-        <w:tc>
-          <w:tcPr>
-            <w:tcW w:type="dxa" w:w="2539"/>
-            <w:gridSpan w:val="1"/>
-            <w:tcBorders>
-              <w:top w:val="none" w:color="auto" w:sz="0"/>
-              <w:left w:val="none" w:color="auto" w:sz="0"/>
-              <w:bottom w:val="single" w:color="EEF2F7" w:sz="4"/>
-              <w:right w:val="none" w:color="auto" w:sz="0"/>
-            </w:tcBorders>
-            <w:shd w:fill="FAFBFD" w:val="clear"/>
-            <w:tcMar>
-              <w:top w:type="dxa" w:w="105"/>
-              <w:left w:type="dxa" w:w="158"/>
-              <w:bottom w:type="dxa" w:w="105"/>
-              <w:right w:type="dxa" w:w="158"/>
-            </w:tcMar>
-            <w:vAlign w:val="top"/>
-          </w:tcPr>
-          <w:p>
-            <w:pPr>
-              <w:pStyle w:val="CudocTableCell"/>
-              <w:overflowPunct/>
-              <w:autoSpaceDN/>
-            </w:pPr>
-            <w:r>
-              <w:t xml:space="preserve">Returns up to 48 hourly forecast points for one station.</w:t>
-            </w:r>
+            <w:r>
+              <w:t xml:space="preserve">, </w:t>
+            </w:r>
+            <w:hyperlink w:history="1" r:id="rIdpvzpnurvxg_7-g5v3epdl">
+              <w:r>
+                <w:t xml:space="preserve">Daily forecast</w:t>
+              </w:r>
+            </w:hyperlink>
           </w:p>
         </w:tc>
       </w:tr>
@@ -495,7 +502,131 @@
         </w:trPr>
         <w:tc>
           <w:tcPr>
-            <w:tcW w:type="dxa" w:w="2539"/>
+            <w:tcW w:type="dxa" w:w="2409"/>
+            <w:gridSpan w:val="1"/>
+            <w:tcBorders>
+              <w:top w:val="none" w:color="auto" w:sz="0"/>
+              <w:left w:val="none" w:color="auto" w:sz="0"/>
+              <w:bottom w:val="single" w:color="EEF2F7" w:sz="4"/>
+              <w:right w:val="none" w:color="auto" w:sz="0"/>
+            </w:tcBorders>
+            <w:tcMar>
+              <w:top w:type="dxa" w:w="105"/>
+              <w:left w:type="dxa" w:w="158"/>
+              <w:bottom w:type="dxa" w:w="105"/>
+              <w:right w:type="dxa" w:w="158"/>
+            </w:tcMar>
+            <w:vAlign w:val="top"/>
+          </w:tcPr>
+          <w:p>
+            <w:pPr>
+              <w:pStyle w:val="CudocTableCell"/>
+              <w:overflowPunct/>
+              <w:autoSpaceDN/>
+            </w:pPr>
+            <w:r>
+              <w:t xml:space="preserve">Observation history</w:t>
+            </w:r>
+          </w:p>
+        </w:tc>
+        <w:tc>
+          <w:tcPr>
+            <w:tcW w:type="dxa" w:w="2409"/>
+            <w:gridSpan w:val="1"/>
+            <w:tcBorders>
+              <w:top w:val="none" w:color="auto" w:sz="0"/>
+              <w:left w:val="none" w:color="auto" w:sz="0"/>
+              <w:bottom w:val="single" w:color="EEF2F7" w:sz="4"/>
+              <w:right w:val="none" w:color="auto" w:sz="0"/>
+            </w:tcBorders>
+            <w:tcMar>
+              <w:top w:type="dxa" w:w="105"/>
+              <w:left w:type="dxa" w:w="158"/>
+              <w:bottom w:type="dxa" w:w="105"/>
+              <w:right w:type="dxa" w:w="158"/>
+            </w:tcMar>
+            <w:vAlign w:val="top"/>
+          </w:tcPr>
+          <w:p>
+            <w:pPr>
+              <w:pStyle w:val="CudocTableCell"/>
+              <w:overflowPunct/>
+              <w:autoSpaceDN/>
+            </w:pPr>
+            <w:r>
+              <w:t xml:space="preserve">Every 10 minutes</w:t>
+            </w:r>
+          </w:p>
+        </w:tc>
+        <w:tc>
+          <w:tcPr>
+            <w:tcW w:type="dxa" w:w="2409"/>
+            <w:gridSpan w:val="1"/>
+            <w:tcBorders>
+              <w:top w:val="none" w:color="auto" w:sz="0"/>
+              <w:left w:val="none" w:color="auto" w:sz="0"/>
+              <w:bottom w:val="single" w:color="EEF2F7" w:sz="4"/>
+              <w:right w:val="none" w:color="auto" w:sz="0"/>
+            </w:tcBorders>
+            <w:tcMar>
+              <w:top w:type="dxa" w:w="105"/>
+              <w:left w:type="dxa" w:w="158"/>
+              <w:bottom w:type="dxa" w:w="105"/>
+              <w:right w:type="dxa" w:w="158"/>
+            </w:tcMar>
+            <w:vAlign w:val="top"/>
+          </w:tcPr>
+          <w:p>
+            <w:pPr>
+              <w:pStyle w:val="CudocTableCell"/>
+              <w:overflowPunct/>
+              <w:autoSpaceDN/>
+            </w:pPr>
+            <w:r>
+              <w:t xml:space="preserve">Depends on the plan</w:t>
+            </w:r>
+          </w:p>
+        </w:tc>
+        <w:tc>
+          <w:tcPr>
+            <w:tcW w:type="dxa" w:w="2409"/>
+            <w:gridSpan w:val="1"/>
+            <w:tcBorders>
+              <w:top w:val="none" w:color="auto" w:sz="0"/>
+              <w:left w:val="none" w:color="auto" w:sz="0"/>
+              <w:bottom w:val="single" w:color="EEF2F7" w:sz="4"/>
+              <w:right w:val="none" w:color="auto" w:sz="0"/>
+            </w:tcBorders>
+            <w:tcMar>
+              <w:top w:type="dxa" w:w="105"/>
+              <w:left w:type="dxa" w:w="158"/>
+              <w:bottom w:type="dxa" w:w="105"/>
+              <w:right w:type="dxa" w:w="158"/>
+            </w:tcMar>
+            <w:vAlign w:val="top"/>
+          </w:tcPr>
+          <w:p>
+            <w:pPr>
+              <w:pStyle w:val="CudocTableCell"/>
+              <w:overflowPunct/>
+              <w:autoSpaceDN/>
+            </w:pPr>
+            <w:hyperlink w:history="1" r:id="rId1ui74jmjd9vh4mujmxftc">
+              <w:r>
+                <w:t xml:space="preserve">Observation history</w:t>
+              </w:r>
+            </w:hyperlink>
+          </w:p>
+        </w:tc>
+      </w:tr>
+      <w:tr>
+        <w:trPr>
+          <w:cantSplit/>
+          <w:tblHeader w:val="false"/>
+        </w:trPr>
+        <w:tc>
+          <w:tcPr>
+            <w:tcW w:type="dxa" w:w="2409"/>
             <w:gridSpan w:val="1"/>
             <w:tcBorders>
               <w:top w:val="none" w:color="auto" w:sz="0"/>
@@ -503,128 +634,3542 @@
               <w:bottom w:val="none" w:color="auto" w:sz="0"/>
               <w:right w:val="none" w:color="auto" w:sz="0"/>
             </w:tcBorders>
-            <w:tcMar>
-              <w:top w:type="dxa" w:w="105"/>
-              <w:left w:type="dxa" w:w="158"/>
-              <w:bottom w:type="dxa" w:w="105"/>
-              <w:right w:type="dxa" w:w="158"/>
-            </w:tcMar>
-            <w:vAlign w:val="top"/>
-          </w:tcPr>
-          <w:p>
-            <w:pPr>
-              <w:pStyle w:val="CudocTableCell"/>
-              <w:overflowPunct/>
-              <w:autoSpaceDN/>
-            </w:pPr>
-            <w:hyperlink w:history="1" r:id="rIdxlwjpzlrdqralhydkptoh">
+            <w:shd w:fill="FAFBFD" w:val="clear"/>
+            <w:tcMar>
+              <w:top w:type="dxa" w:w="105"/>
+              <w:left w:type="dxa" w:w="158"/>
+              <w:bottom w:type="dxa" w:w="105"/>
+              <w:right w:type="dxa" w:w="158"/>
+            </w:tcMar>
+            <w:vAlign w:val="top"/>
+          </w:tcPr>
+          <w:p>
+            <w:pPr>
+              <w:pStyle w:val="CudocTableCell"/>
+              <w:overflowPunct/>
+              <w:autoSpaceDN/>
+            </w:pPr>
+            <w:r>
+              <w:t xml:space="preserve">Station metadata</w:t>
+            </w:r>
+          </w:p>
+        </w:tc>
+        <w:tc>
+          <w:tcPr>
+            <w:tcW w:type="dxa" w:w="2409"/>
+            <w:gridSpan w:val="1"/>
+            <w:tcBorders>
+              <w:top w:val="none" w:color="auto" w:sz="0"/>
+              <w:left w:val="none" w:color="auto" w:sz="0"/>
+              <w:bottom w:val="none" w:color="auto" w:sz="0"/>
+              <w:right w:val="none" w:color="auto" w:sz="0"/>
+            </w:tcBorders>
+            <w:shd w:fill="FAFBFD" w:val="clear"/>
+            <w:tcMar>
+              <w:top w:type="dxa" w:w="105"/>
+              <w:left w:type="dxa" w:w="158"/>
+              <w:bottom w:type="dxa" w:w="105"/>
+              <w:right w:type="dxa" w:w="158"/>
+            </w:tcMar>
+            <w:vAlign w:val="top"/>
+          </w:tcPr>
+          <w:p>
+            <w:pPr>
+              <w:pStyle w:val="CudocTableCell"/>
+              <w:overflowPunct/>
+              <w:autoSpaceDN/>
+            </w:pPr>
+            <w:r>
+              <w:t xml:space="preserve">On change</w:t>
+            </w:r>
+          </w:p>
+        </w:tc>
+        <w:tc>
+          <w:tcPr>
+            <w:tcW w:type="dxa" w:w="2409"/>
+            <w:gridSpan w:val="1"/>
+            <w:tcBorders>
+              <w:top w:val="none" w:color="auto" w:sz="0"/>
+              <w:left w:val="none" w:color="auto" w:sz="0"/>
+              <w:bottom w:val="none" w:color="auto" w:sz="0"/>
+              <w:right w:val="none" w:color="auto" w:sz="0"/>
+            </w:tcBorders>
+            <w:shd w:fill="FAFBFD" w:val="clear"/>
+            <w:tcMar>
+              <w:top w:type="dxa" w:w="105"/>
+              <w:left w:type="dxa" w:w="158"/>
+              <w:bottom w:type="dxa" w:w="105"/>
+              <w:right w:type="dxa" w:w="158"/>
+            </w:tcMar>
+            <w:vAlign w:val="top"/>
+          </w:tcPr>
+          <w:p>
+            <w:pPr>
+              <w:pStyle w:val="CudocTableCell"/>
+              <w:overflowPunct/>
+              <w:autoSpaceDN/>
+            </w:pPr>
+            <w:r>
+              <w:t xml:space="preserve">Indefinite</w:t>
+            </w:r>
+          </w:p>
+        </w:tc>
+        <w:tc>
+          <w:tcPr>
+            <w:tcW w:type="dxa" w:w="2409"/>
+            <w:gridSpan w:val="1"/>
+            <w:tcBorders>
+              <w:top w:val="none" w:color="auto" w:sz="0"/>
+              <w:left w:val="none" w:color="auto" w:sz="0"/>
+              <w:bottom w:val="none" w:color="auto" w:sz="0"/>
+              <w:right w:val="none" w:color="auto" w:sz="0"/>
+            </w:tcBorders>
+            <w:shd w:fill="FAFBFD" w:val="clear"/>
+            <w:tcMar>
+              <w:top w:type="dxa" w:w="105"/>
+              <w:left w:type="dxa" w:w="158"/>
+              <w:bottom w:type="dxa" w:w="105"/>
+              <w:right w:type="dxa" w:w="158"/>
+            </w:tcMar>
+            <w:vAlign w:val="top"/>
+          </w:tcPr>
+          <w:p>
+            <w:pPr>
+              <w:pStyle w:val="CudocTableCell"/>
+              <w:overflowPunct/>
+              <w:autoSpaceDN/>
+            </w:pPr>
+            <w:hyperlink w:history="1" r:id="rIdbeajdidlxn5sdj2aem0ge">
               <w:r>
                 <w:t xml:space="preserve">Station directory</w:t>
               </w:r>
             </w:hyperlink>
-          </w:p>
-        </w:tc>
-        <w:tc>
-          <w:tcPr>
-            <w:tcW w:type="dxa" w:w="1200"/>
-            <w:gridSpan w:val="1"/>
-            <w:tcBorders>
-              <w:top w:val="none" w:color="auto" w:sz="0"/>
-              <w:left w:val="none" w:color="auto" w:sz="0"/>
-              <w:bottom w:val="none" w:color="auto" w:sz="0"/>
-              <w:right w:val="none" w:color="auto" w:sz="0"/>
-            </w:tcBorders>
-            <w:tcMar>
-              <w:top w:type="dxa" w:w="105"/>
-              <w:left w:type="dxa" w:w="158"/>
-              <w:bottom w:type="dxa" w:w="105"/>
-              <w:right w:type="dxa" w:w="158"/>
-            </w:tcMar>
-            <w:vAlign w:val="top"/>
-          </w:tcPr>
-          <w:p>
-            <w:pPr>
-              <w:pStyle w:val="CudocTableCell"/>
-              <w:overflowPunct/>
-              <w:autoSpaceDN/>
-            </w:pPr>
-            <w:r>
-              <w:t xml:space="preserve">GET</w:t>
-            </w:r>
-          </w:p>
-        </w:tc>
-        <w:tc>
-          <w:tcPr>
-            <w:tcW w:type="dxa" w:w="3360"/>
-            <w:gridSpan w:val="1"/>
-            <w:tcBorders>
-              <w:top w:val="none" w:color="auto" w:sz="0"/>
-              <w:left w:val="none" w:color="auto" w:sz="0"/>
-              <w:bottom w:val="none" w:color="auto" w:sz="0"/>
-              <w:right w:val="none" w:color="auto" w:sz="0"/>
-            </w:tcBorders>
-            <w:tcMar>
-              <w:top w:type="dxa" w:w="105"/>
-              <w:left w:type="dxa" w:w="158"/>
-              <w:bottom w:type="dxa" w:w="105"/>
-              <w:right w:type="dxa" w:w="158"/>
-            </w:tcMar>
-            <w:vAlign w:val="top"/>
-          </w:tcPr>
-          <w:p>
-            <w:pPr>
-              <w:pStyle w:val="CudocTableCell"/>
-              <w:overflowPunct/>
-              <w:autoSpaceDN/>
-            </w:pPr>
-            <w:r>
-              <w:t xml:space="preserve">/v1/stations</w:t>
-            </w:r>
-          </w:p>
-        </w:tc>
-        <w:tc>
-          <w:tcPr>
-            <w:tcW w:type="dxa" w:w="2539"/>
-            <w:gridSpan w:val="1"/>
-            <w:tcBorders>
-              <w:top w:val="none" w:color="auto" w:sz="0"/>
-              <w:left w:val="none" w:color="auto" w:sz="0"/>
-              <w:bottom w:val="none" w:color="auto" w:sz="0"/>
-              <w:right w:val="none" w:color="auto" w:sz="0"/>
-            </w:tcBorders>
-            <w:tcMar>
-              <w:top w:type="dxa" w:w="105"/>
-              <w:left w:type="dxa" w:w="158"/>
-              <w:bottom w:type="dxa" w:w="105"/>
-              <w:right w:type="dxa" w:w="158"/>
-            </w:tcMar>
-            <w:vAlign w:val="top"/>
-          </w:tcPr>
-          <w:p>
-            <w:pPr>
-              <w:pStyle w:val="CudocTableCell"/>
-              <w:overflowPunct/>
-              <w:autoSpaceDN/>
-            </w:pPr>
-            <w:r>
-              <w:t xml:space="preserve">Lists the stations a key may read, with their location and status.</w:t>
-            </w:r>
+            <w:r>
+              <w:t xml:space="preserve">, </w:t>
+            </w:r>
+            <w:hyperlink w:history="1" r:id="rIdecva7_y3biw65qvjf_aty">
+              <w:r>
+                <w:t xml:space="preserve">Station detail</w:t>
+              </w:r>
+            </w:hyperlink>
           </w:p>
         </w:tc>
       </w:tr>
     </w:tbl>
     <w:p>
       <w:pPr>
+        <w:pStyle w:val="CudocBody"/>
+        <w:overflowPunct/>
+        <w:spacing w:before="210"/>
+        <w:autoSpaceDN/>
+      </w:pPr>
+      <w:r>
+        <w:t xml:space="preserve">Forecast horizons and history retention depend on the plan; see </w:t>
+      </w:r>
+      <w:hyperlink w:history="1" r:id="rIdzvfei5iwtzada0czhavqp">
+        <w:r>
+          <w:t xml:space="preserve">Plans compared</w:t>
+        </w:r>
+      </w:hyperlink>
+      <w:r>
+        <w:t xml:space="preserve">.</w:t>
+      </w:r>
+    </w:p>
+    <w:p>
+      <w:pPr>
         <w:pStyle w:val="Heading2"/>
-        <w:pageBreakBefore/>
         <w:overflowPunct/>
         <w:autoSpaceDN/>
       </w:pPr>
-      <w:bookmarkStart w:name="cudoc62Pjob6bUVoxnIpvUzmctKZLPI" w:id="4"/>
+      <w:bookmarkStart w:name="cudoclXfihImEmtiieNQ3WItNMVg8t3" w:id="4"/>
+      <w:r>
+        <w:t xml:space="preserve">Endpoints at a glance</w:t>
+      </w:r>
+      <w:bookmarkEnd w:id="4"/>
+    </w:p>
+    <w:p>
+      <w:pPr>
+        <w:pStyle w:val="CudocBody"/>
+        <w:overflowPunct/>
+        <w:autoSpaceDN/>
+      </w:pPr>
+      <w:r>
+        <w:t xml:space="preserve">Each row is one section of the endpoint reference. The method and the path are read from the table at the top of that section, and the description is its first paragraph, so this table cannot drift from the reference.</w:t>
+      </w:r>
+    </w:p>
+    <w:tbl>
+      <w:tblPr>
+        <w:tblW w:type="pct" w:w="100%"/>
+        <w:tblBorders>
+          <w:top w:val="single" w:color="E2E8F0" w:sz="4"/>
+          <w:left w:val="none" w:color="auto" w:sz="0"/>
+          <w:bottom w:val="single" w:color="E2E8F0" w:sz="4"/>
+          <w:right w:val="none" w:color="auto" w:sz="0"/>
+          <w:insideH w:val="none" w:color="auto" w:sz="0"/>
+          <w:insideV w:val="none" w:color="auto" w:sz="0"/>
+        </w:tblBorders>
+      </w:tblPr>
+      <w:tblGrid>
+        <w:gridCol w:w="2400"/>
+        <w:gridCol w:w="1200"/>
+        <w:gridCol w:w="3120"/>
+        <w:gridCol w:w="2918"/>
+      </w:tblGrid>
+      <w:tr>
+        <w:trPr>
+          <w:cantSplit/>
+          <w:tblHeader/>
+        </w:trPr>
+        <w:tc>
+          <w:tcPr>
+            <w:tcW w:type="dxa" w:w="2400"/>
+            <w:gridSpan w:val="1"/>
+            <w:tcBorders>
+              <w:top w:val="none" w:color="auto" w:sz="0"/>
+              <w:left w:val="none" w:color="auto" w:sz="0"/>
+              <w:bottom w:val="single" w:color="E2E8F0" w:sz="4"/>
+              <w:right w:val="none" w:color="auto" w:sz="0"/>
+            </w:tcBorders>
+            <w:tcMar>
+              <w:top w:type="dxa" w:w="105"/>
+              <w:left w:type="dxa" w:w="158"/>
+              <w:bottom w:type="dxa" w:w="105"/>
+              <w:right w:type="dxa" w:w="158"/>
+            </w:tcMar>
+            <w:vAlign w:val="top"/>
+          </w:tcPr>
+          <w:p>
+            <w:pPr>
+              <w:pStyle w:val="CudocTableHeader"/>
+              <w:overflowPunct/>
+              <w:autoSpaceDN/>
+            </w:pPr>
+            <w:r>
+              <w:t xml:space="preserve">Endpoint</w:t>
+            </w:r>
+          </w:p>
+        </w:tc>
+        <w:tc>
+          <w:tcPr>
+            <w:tcW w:type="dxa" w:w="1200"/>
+            <w:gridSpan w:val="1"/>
+            <w:tcBorders>
+              <w:top w:val="none" w:color="auto" w:sz="0"/>
+              <w:left w:val="none" w:color="auto" w:sz="0"/>
+              <w:bottom w:val="single" w:color="E2E8F0" w:sz="4"/>
+              <w:right w:val="none" w:color="auto" w:sz="0"/>
+            </w:tcBorders>
+            <w:tcMar>
+              <w:top w:type="dxa" w:w="105"/>
+              <w:left w:type="dxa" w:w="158"/>
+              <w:bottom w:type="dxa" w:w="105"/>
+              <w:right w:type="dxa" w:w="158"/>
+            </w:tcMar>
+            <w:vAlign w:val="top"/>
+          </w:tcPr>
+          <w:p>
+            <w:pPr>
+              <w:pStyle w:val="CudocTableHeader"/>
+              <w:overflowPunct/>
+              <w:autoSpaceDN/>
+            </w:pPr>
+            <w:r>
+              <w:t xml:space="preserve">Method</w:t>
+            </w:r>
+          </w:p>
+        </w:tc>
+        <w:tc>
+          <w:tcPr>
+            <w:tcW w:type="dxa" w:w="3120"/>
+            <w:gridSpan w:val="1"/>
+            <w:tcBorders>
+              <w:top w:val="none" w:color="auto" w:sz="0"/>
+              <w:left w:val="none" w:color="auto" w:sz="0"/>
+              <w:bottom w:val="single" w:color="E2E8F0" w:sz="4"/>
+              <w:right w:val="none" w:color="auto" w:sz="0"/>
+            </w:tcBorders>
+            <w:tcMar>
+              <w:top w:type="dxa" w:w="105"/>
+              <w:left w:type="dxa" w:w="158"/>
+              <w:bottom w:type="dxa" w:w="105"/>
+              <w:right w:type="dxa" w:w="158"/>
+            </w:tcMar>
+            <w:vAlign w:val="top"/>
+          </w:tcPr>
+          <w:p>
+            <w:pPr>
+              <w:pStyle w:val="CudocTableHeader"/>
+              <w:overflowPunct/>
+              <w:autoSpaceDN/>
+            </w:pPr>
+            <w:r>
+              <w:t xml:space="preserve">Path</w:t>
+            </w:r>
+          </w:p>
+        </w:tc>
+        <w:tc>
+          <w:tcPr>
+            <w:tcW w:type="dxa" w:w="2918"/>
+            <w:gridSpan w:val="1"/>
+            <w:tcBorders>
+              <w:top w:val="none" w:color="auto" w:sz="0"/>
+              <w:left w:val="none" w:color="auto" w:sz="0"/>
+              <w:bottom w:val="single" w:color="E2E8F0" w:sz="4"/>
+              <w:right w:val="none" w:color="auto" w:sz="0"/>
+            </w:tcBorders>
+            <w:tcMar>
+              <w:top w:type="dxa" w:w="105"/>
+              <w:left w:type="dxa" w:w="158"/>
+              <w:bottom w:type="dxa" w:w="105"/>
+              <w:right w:type="dxa" w:w="158"/>
+            </w:tcMar>
+            <w:vAlign w:val="top"/>
+          </w:tcPr>
+          <w:p>
+            <w:pPr>
+              <w:pStyle w:val="CudocTableHeader"/>
+              <w:overflowPunct/>
+              <w:autoSpaceDN/>
+            </w:pPr>
+            <w:r>
+              <w:t xml:space="preserve">What it returns</w:t>
+            </w:r>
+          </w:p>
+        </w:tc>
+      </w:tr>
+      <w:tr>
+        <w:trPr>
+          <w:cantSplit/>
+          <w:tblHeader w:val="false"/>
+        </w:trPr>
+        <w:tc>
+          <w:tcPr>
+            <w:tcW w:type="dxa" w:w="2400"/>
+            <w:gridSpan w:val="1"/>
+            <w:tcBorders>
+              <w:top w:val="none" w:color="auto" w:sz="0"/>
+              <w:left w:val="none" w:color="auto" w:sz="0"/>
+              <w:bottom w:val="single" w:color="EEF2F7" w:sz="4"/>
+              <w:right w:val="none" w:color="auto" w:sz="0"/>
+            </w:tcBorders>
+            <w:tcMar>
+              <w:top w:type="dxa" w:w="105"/>
+              <w:left w:type="dxa" w:w="158"/>
+              <w:bottom w:type="dxa" w:w="105"/>
+              <w:right w:type="dxa" w:w="158"/>
+            </w:tcMar>
+            <w:vAlign w:val="top"/>
+          </w:tcPr>
+          <w:p>
+            <w:pPr>
+              <w:pStyle w:val="CudocTableCell"/>
+              <w:overflowPunct/>
+              <w:autoSpaceDN/>
+            </w:pPr>
+            <w:hyperlink w:history="1" r:id="rIdvhzpwkiv2b0br2opg_djz">
+              <w:r>
+                <w:t xml:space="preserve">Current conditions</w:t>
+              </w:r>
+            </w:hyperlink>
+          </w:p>
+        </w:tc>
+        <w:tc>
+          <w:tcPr>
+            <w:tcW w:type="dxa" w:w="1200"/>
+            <w:gridSpan w:val="1"/>
+            <w:tcBorders>
+              <w:top w:val="none" w:color="auto" w:sz="0"/>
+              <w:left w:val="none" w:color="auto" w:sz="0"/>
+              <w:bottom w:val="single" w:color="EEF2F7" w:sz="4"/>
+              <w:right w:val="none" w:color="auto" w:sz="0"/>
+            </w:tcBorders>
+            <w:tcMar>
+              <w:top w:type="dxa" w:w="105"/>
+              <w:left w:type="dxa" w:w="158"/>
+              <w:bottom w:type="dxa" w:w="105"/>
+              <w:right w:type="dxa" w:w="158"/>
+            </w:tcMar>
+            <w:vAlign w:val="top"/>
+          </w:tcPr>
+          <w:p>
+            <w:pPr>
+              <w:pStyle w:val="CudocTableCell"/>
+              <w:overflowPunct/>
+              <w:autoSpaceDN/>
+            </w:pPr>
+            <w:r>
+              <w:t xml:space="preserve">GET</w:t>
+            </w:r>
+          </w:p>
+        </w:tc>
+        <w:tc>
+          <w:tcPr>
+            <w:tcW w:type="dxa" w:w="3120"/>
+            <w:gridSpan w:val="1"/>
+            <w:tcBorders>
+              <w:top w:val="none" w:color="auto" w:sz="0"/>
+              <w:left w:val="none" w:color="auto" w:sz="0"/>
+              <w:bottom w:val="single" w:color="EEF2F7" w:sz="4"/>
+              <w:right w:val="none" w:color="auto" w:sz="0"/>
+            </w:tcBorders>
+            <w:tcMar>
+              <w:top w:type="dxa" w:w="105"/>
+              <w:left w:type="dxa" w:w="158"/>
+              <w:bottom w:type="dxa" w:w="105"/>
+              <w:right w:type="dxa" w:w="158"/>
+            </w:tcMar>
+            <w:vAlign w:val="top"/>
+          </w:tcPr>
+          <w:p>
+            <w:pPr>
+              <w:pStyle w:val="CudocTableCell"/>
+              <w:overflowPunct/>
+              <w:autoSpaceDN/>
+            </w:pPr>
+            <w:r>
+              <w:t xml:space="preserve">/v1/weather/current</w:t>
+            </w:r>
+          </w:p>
+        </w:tc>
+        <w:tc>
+          <w:tcPr>
+            <w:tcW w:type="dxa" w:w="2918"/>
+            <w:gridSpan w:val="1"/>
+            <w:tcBorders>
+              <w:top w:val="none" w:color="auto" w:sz="0"/>
+              <w:left w:val="none" w:color="auto" w:sz="0"/>
+              <w:bottom w:val="single" w:color="EEF2F7" w:sz="4"/>
+              <w:right w:val="none" w:color="auto" w:sz="0"/>
+            </w:tcBorders>
+            <w:tcMar>
+              <w:top w:type="dxa" w:w="105"/>
+              <w:left w:type="dxa" w:w="158"/>
+              <w:bottom w:type="dxa" w:w="105"/>
+              <w:right w:type="dxa" w:w="158"/>
+            </w:tcMar>
+            <w:vAlign w:val="top"/>
+          </w:tcPr>
+          <w:p>
+            <w:pPr>
+              <w:pStyle w:val="CudocTableCell"/>
+              <w:overflowPunct/>
+              <w:autoSpaceDN/>
+            </w:pPr>
+            <w:r>
+              <w:t xml:space="preserve">Returns the latest observation from one station.</w:t>
+            </w:r>
+          </w:p>
+        </w:tc>
+      </w:tr>
+      <w:tr>
+        <w:trPr>
+          <w:cantSplit/>
+          <w:tblHeader w:val="false"/>
+        </w:trPr>
+        <w:tc>
+          <w:tcPr>
+            <w:tcW w:type="dxa" w:w="2400"/>
+            <w:gridSpan w:val="1"/>
+            <w:tcBorders>
+              <w:top w:val="none" w:color="auto" w:sz="0"/>
+              <w:left w:val="none" w:color="auto" w:sz="0"/>
+              <w:bottom w:val="single" w:color="EEF2F7" w:sz="4"/>
+              <w:right w:val="none" w:color="auto" w:sz="0"/>
+            </w:tcBorders>
+            <w:shd w:fill="FAFBFD" w:val="clear"/>
+            <w:tcMar>
+              <w:top w:type="dxa" w:w="105"/>
+              <w:left w:type="dxa" w:w="158"/>
+              <w:bottom w:type="dxa" w:w="105"/>
+              <w:right w:type="dxa" w:w="158"/>
+            </w:tcMar>
+            <w:vAlign w:val="top"/>
+          </w:tcPr>
+          <w:p>
+            <w:pPr>
+              <w:pStyle w:val="CudocTableCell"/>
+              <w:overflowPunct/>
+              <w:autoSpaceDN/>
+            </w:pPr>
+            <w:hyperlink w:history="1" r:id="rIddj3wbtrlmiqosghwypdln">
+              <w:r>
+                <w:t xml:space="preserve">Hourly forecast</w:t>
+              </w:r>
+            </w:hyperlink>
+          </w:p>
+        </w:tc>
+        <w:tc>
+          <w:tcPr>
+            <w:tcW w:type="dxa" w:w="1200"/>
+            <w:gridSpan w:val="1"/>
+            <w:tcBorders>
+              <w:top w:val="none" w:color="auto" w:sz="0"/>
+              <w:left w:val="none" w:color="auto" w:sz="0"/>
+              <w:bottom w:val="single" w:color="EEF2F7" w:sz="4"/>
+              <w:right w:val="none" w:color="auto" w:sz="0"/>
+            </w:tcBorders>
+            <w:shd w:fill="FAFBFD" w:val="clear"/>
+            <w:tcMar>
+              <w:top w:type="dxa" w:w="105"/>
+              <w:left w:type="dxa" w:w="158"/>
+              <w:bottom w:type="dxa" w:w="105"/>
+              <w:right w:type="dxa" w:w="158"/>
+            </w:tcMar>
+            <w:vAlign w:val="top"/>
+          </w:tcPr>
+          <w:p>
+            <w:pPr>
+              <w:pStyle w:val="CudocTableCell"/>
+              <w:overflowPunct/>
+              <w:autoSpaceDN/>
+            </w:pPr>
+            <w:r>
+              <w:t xml:space="preserve">GET</w:t>
+            </w:r>
+          </w:p>
+        </w:tc>
+        <w:tc>
+          <w:tcPr>
+            <w:tcW w:type="dxa" w:w="3120"/>
+            <w:gridSpan w:val="1"/>
+            <w:tcBorders>
+              <w:top w:val="none" w:color="auto" w:sz="0"/>
+              <w:left w:val="none" w:color="auto" w:sz="0"/>
+              <w:bottom w:val="single" w:color="EEF2F7" w:sz="4"/>
+              <w:right w:val="none" w:color="auto" w:sz="0"/>
+            </w:tcBorders>
+            <w:shd w:fill="FAFBFD" w:val="clear"/>
+            <w:tcMar>
+              <w:top w:type="dxa" w:w="105"/>
+              <w:left w:type="dxa" w:w="158"/>
+              <w:bottom w:type="dxa" w:w="105"/>
+              <w:right w:type="dxa" w:w="158"/>
+            </w:tcMar>
+            <w:vAlign w:val="top"/>
+          </w:tcPr>
+          <w:p>
+            <w:pPr>
+              <w:pStyle w:val="CudocTableCell"/>
+              <w:overflowPunct/>
+              <w:autoSpaceDN/>
+            </w:pPr>
+            <w:r>
+              <w:t xml:space="preserve">/v1/forecast/hourly</w:t>
+            </w:r>
+          </w:p>
+        </w:tc>
+        <w:tc>
+          <w:tcPr>
+            <w:tcW w:type="dxa" w:w="2918"/>
+            <w:gridSpan w:val="1"/>
+            <w:tcBorders>
+              <w:top w:val="none" w:color="auto" w:sz="0"/>
+              <w:left w:val="none" w:color="auto" w:sz="0"/>
+              <w:bottom w:val="single" w:color="EEF2F7" w:sz="4"/>
+              <w:right w:val="none" w:color="auto" w:sz="0"/>
+            </w:tcBorders>
+            <w:shd w:fill="FAFBFD" w:val="clear"/>
+            <w:tcMar>
+              <w:top w:type="dxa" w:w="105"/>
+              <w:left w:type="dxa" w:w="158"/>
+              <w:bottom w:type="dxa" w:w="105"/>
+              <w:right w:type="dxa" w:w="158"/>
+            </w:tcMar>
+            <w:vAlign w:val="top"/>
+          </w:tcPr>
+          <w:p>
+            <w:pPr>
+              <w:pStyle w:val="CudocTableCell"/>
+              <w:overflowPunct/>
+              <w:autoSpaceDN/>
+            </w:pPr>
+            <w:r>
+              <w:t xml:space="preserve">Returns up to 48 hourly forecast points for one station.</w:t>
+            </w:r>
+          </w:p>
+        </w:tc>
+      </w:tr>
+      <w:tr>
+        <w:trPr>
+          <w:cantSplit/>
+          <w:tblHeader w:val="false"/>
+        </w:trPr>
+        <w:tc>
+          <w:tcPr>
+            <w:tcW w:type="dxa" w:w="2400"/>
+            <w:gridSpan w:val="1"/>
+            <w:tcBorders>
+              <w:top w:val="none" w:color="auto" w:sz="0"/>
+              <w:left w:val="none" w:color="auto" w:sz="0"/>
+              <w:bottom w:val="single" w:color="EEF2F7" w:sz="4"/>
+              <w:right w:val="none" w:color="auto" w:sz="0"/>
+            </w:tcBorders>
+            <w:tcMar>
+              <w:top w:type="dxa" w:w="105"/>
+              <w:left w:type="dxa" w:w="158"/>
+              <w:bottom w:type="dxa" w:w="105"/>
+              <w:right w:type="dxa" w:w="158"/>
+            </w:tcMar>
+            <w:vAlign w:val="top"/>
+          </w:tcPr>
+          <w:p>
+            <w:pPr>
+              <w:pStyle w:val="CudocTableCell"/>
+              <w:overflowPunct/>
+              <w:autoSpaceDN/>
+            </w:pPr>
+            <w:hyperlink w:history="1" r:id="rId76bzdka8x_-trxuuvqmc7">
+              <w:r>
+                <w:t xml:space="preserve">Daily forecast</w:t>
+              </w:r>
+            </w:hyperlink>
+          </w:p>
+        </w:tc>
+        <w:tc>
+          <w:tcPr>
+            <w:tcW w:type="dxa" w:w="1200"/>
+            <w:gridSpan w:val="1"/>
+            <w:tcBorders>
+              <w:top w:val="none" w:color="auto" w:sz="0"/>
+              <w:left w:val="none" w:color="auto" w:sz="0"/>
+              <w:bottom w:val="single" w:color="EEF2F7" w:sz="4"/>
+              <w:right w:val="none" w:color="auto" w:sz="0"/>
+            </w:tcBorders>
+            <w:tcMar>
+              <w:top w:type="dxa" w:w="105"/>
+              <w:left w:type="dxa" w:w="158"/>
+              <w:bottom w:type="dxa" w:w="105"/>
+              <w:right w:type="dxa" w:w="158"/>
+            </w:tcMar>
+            <w:vAlign w:val="top"/>
+          </w:tcPr>
+          <w:p>
+            <w:pPr>
+              <w:pStyle w:val="CudocTableCell"/>
+              <w:overflowPunct/>
+              <w:autoSpaceDN/>
+            </w:pPr>
+            <w:r>
+              <w:t xml:space="preserve">GET</w:t>
+            </w:r>
+          </w:p>
+        </w:tc>
+        <w:tc>
+          <w:tcPr>
+            <w:tcW w:type="dxa" w:w="3120"/>
+            <w:gridSpan w:val="1"/>
+            <w:tcBorders>
+              <w:top w:val="none" w:color="auto" w:sz="0"/>
+              <w:left w:val="none" w:color="auto" w:sz="0"/>
+              <w:bottom w:val="single" w:color="EEF2F7" w:sz="4"/>
+              <w:right w:val="none" w:color="auto" w:sz="0"/>
+            </w:tcBorders>
+            <w:tcMar>
+              <w:top w:type="dxa" w:w="105"/>
+              <w:left w:type="dxa" w:w="158"/>
+              <w:bottom w:type="dxa" w:w="105"/>
+              <w:right w:type="dxa" w:w="158"/>
+            </w:tcMar>
+            <w:vAlign w:val="top"/>
+          </w:tcPr>
+          <w:p>
+            <w:pPr>
+              <w:pStyle w:val="CudocTableCell"/>
+              <w:overflowPunct/>
+              <w:autoSpaceDN/>
+            </w:pPr>
+            <w:r>
+              <w:t xml:space="preserve">/v1/forecast/daily</w:t>
+            </w:r>
+          </w:p>
+        </w:tc>
+        <w:tc>
+          <w:tcPr>
+            <w:tcW w:type="dxa" w:w="2918"/>
+            <w:gridSpan w:val="1"/>
+            <w:tcBorders>
+              <w:top w:val="none" w:color="auto" w:sz="0"/>
+              <w:left w:val="none" w:color="auto" w:sz="0"/>
+              <w:bottom w:val="single" w:color="EEF2F7" w:sz="4"/>
+              <w:right w:val="none" w:color="auto" w:sz="0"/>
+            </w:tcBorders>
+            <w:tcMar>
+              <w:top w:type="dxa" w:w="105"/>
+              <w:left w:type="dxa" w:w="158"/>
+              <w:bottom w:type="dxa" w:w="105"/>
+              <w:right w:type="dxa" w:w="158"/>
+            </w:tcMar>
+            <w:vAlign w:val="top"/>
+          </w:tcPr>
+          <w:p>
+            <w:pPr>
+              <w:pStyle w:val="CudocTableCell"/>
+              <w:overflowPunct/>
+              <w:autoSpaceDN/>
+            </w:pPr>
+            <w:r>
+              <w:t xml:space="preserve">Returns one forecast summary per calendar day, up to seven days ahead.</w:t>
+            </w:r>
+          </w:p>
+        </w:tc>
+      </w:tr>
+      <w:tr>
+        <w:trPr>
+          <w:cantSplit/>
+          <w:tblHeader w:val="false"/>
+        </w:trPr>
+        <w:tc>
+          <w:tcPr>
+            <w:tcW w:type="dxa" w:w="2400"/>
+            <w:gridSpan w:val="1"/>
+            <w:tcBorders>
+              <w:top w:val="none" w:color="auto" w:sz="0"/>
+              <w:left w:val="none" w:color="auto" w:sz="0"/>
+              <w:bottom w:val="single" w:color="EEF2F7" w:sz="4"/>
+              <w:right w:val="none" w:color="auto" w:sz="0"/>
+            </w:tcBorders>
+            <w:shd w:fill="FAFBFD" w:val="clear"/>
+            <w:tcMar>
+              <w:top w:type="dxa" w:w="105"/>
+              <w:left w:type="dxa" w:w="158"/>
+              <w:bottom w:type="dxa" w:w="105"/>
+              <w:right w:type="dxa" w:w="158"/>
+            </w:tcMar>
+            <w:vAlign w:val="top"/>
+          </w:tcPr>
+          <w:p>
+            <w:pPr>
+              <w:pStyle w:val="CudocTableCell"/>
+              <w:overflowPunct/>
+              <w:autoSpaceDN/>
+            </w:pPr>
+            <w:hyperlink w:history="1" r:id="rIdbf1dymcaqepbfsczdlpv7">
+              <w:r>
+                <w:t xml:space="preserve">Observation history</w:t>
+              </w:r>
+            </w:hyperlink>
+          </w:p>
+        </w:tc>
+        <w:tc>
+          <w:tcPr>
+            <w:tcW w:type="dxa" w:w="1200"/>
+            <w:gridSpan w:val="1"/>
+            <w:tcBorders>
+              <w:top w:val="none" w:color="auto" w:sz="0"/>
+              <w:left w:val="none" w:color="auto" w:sz="0"/>
+              <w:bottom w:val="single" w:color="EEF2F7" w:sz="4"/>
+              <w:right w:val="none" w:color="auto" w:sz="0"/>
+            </w:tcBorders>
+            <w:shd w:fill="FAFBFD" w:val="clear"/>
+            <w:tcMar>
+              <w:top w:type="dxa" w:w="105"/>
+              <w:left w:type="dxa" w:w="158"/>
+              <w:bottom w:type="dxa" w:w="105"/>
+              <w:right w:type="dxa" w:w="158"/>
+            </w:tcMar>
+            <w:vAlign w:val="top"/>
+          </w:tcPr>
+          <w:p>
+            <w:pPr>
+              <w:pStyle w:val="CudocTableCell"/>
+              <w:overflowPunct/>
+              <w:autoSpaceDN/>
+            </w:pPr>
+            <w:r>
+              <w:t xml:space="preserve">GET</w:t>
+            </w:r>
+          </w:p>
+        </w:tc>
+        <w:tc>
+          <w:tcPr>
+            <w:tcW w:type="dxa" w:w="3120"/>
+            <w:gridSpan w:val="1"/>
+            <w:tcBorders>
+              <w:top w:val="none" w:color="auto" w:sz="0"/>
+              <w:left w:val="none" w:color="auto" w:sz="0"/>
+              <w:bottom w:val="single" w:color="EEF2F7" w:sz="4"/>
+              <w:right w:val="none" w:color="auto" w:sz="0"/>
+            </w:tcBorders>
+            <w:shd w:fill="FAFBFD" w:val="clear"/>
+            <w:tcMar>
+              <w:top w:type="dxa" w:w="105"/>
+              <w:left w:type="dxa" w:w="158"/>
+              <w:bottom w:type="dxa" w:w="105"/>
+              <w:right w:type="dxa" w:w="158"/>
+            </w:tcMar>
+            <w:vAlign w:val="top"/>
+          </w:tcPr>
+          <w:p>
+            <w:pPr>
+              <w:pStyle w:val="CudocTableCell"/>
+              <w:overflowPunct/>
+              <w:autoSpaceDN/>
+            </w:pPr>
+            <w:r>
+              <w:t xml:space="preserve">/v1/weather/history</w:t>
+            </w:r>
+          </w:p>
+        </w:tc>
+        <w:tc>
+          <w:tcPr>
+            <w:tcW w:type="dxa" w:w="2918"/>
+            <w:gridSpan w:val="1"/>
+            <w:tcBorders>
+              <w:top w:val="none" w:color="auto" w:sz="0"/>
+              <w:left w:val="none" w:color="auto" w:sz="0"/>
+              <w:bottom w:val="single" w:color="EEF2F7" w:sz="4"/>
+              <w:right w:val="none" w:color="auto" w:sz="0"/>
+            </w:tcBorders>
+            <w:shd w:fill="FAFBFD" w:val="clear"/>
+            <w:tcMar>
+              <w:top w:type="dxa" w:w="105"/>
+              <w:left w:type="dxa" w:w="158"/>
+              <w:bottom w:type="dxa" w:w="105"/>
+              <w:right w:type="dxa" w:w="158"/>
+            </w:tcMar>
+            <w:vAlign w:val="top"/>
+          </w:tcPr>
+          <w:p>
+            <w:pPr>
+              <w:pStyle w:val="CudocTableCell"/>
+              <w:overflowPunct/>
+              <w:autoSpaceDN/>
+            </w:pPr>
+            <w:r>
+              <w:t xml:space="preserve">Returns past observations from one station in a time range, oldest first.</w:t>
+            </w:r>
+          </w:p>
+        </w:tc>
+      </w:tr>
+      <w:tr>
+        <w:trPr>
+          <w:cantSplit/>
+          <w:tblHeader w:val="false"/>
+        </w:trPr>
+        <w:tc>
+          <w:tcPr>
+            <w:tcW w:type="dxa" w:w="2400"/>
+            <w:gridSpan w:val="1"/>
+            <w:tcBorders>
+              <w:top w:val="none" w:color="auto" w:sz="0"/>
+              <w:left w:val="none" w:color="auto" w:sz="0"/>
+              <w:bottom w:val="single" w:color="EEF2F7" w:sz="4"/>
+              <w:right w:val="none" w:color="auto" w:sz="0"/>
+            </w:tcBorders>
+            <w:tcMar>
+              <w:top w:type="dxa" w:w="105"/>
+              <w:left w:type="dxa" w:w="158"/>
+              <w:bottom w:type="dxa" w:w="105"/>
+              <w:right w:type="dxa" w:w="158"/>
+            </w:tcMar>
+            <w:vAlign w:val="top"/>
+          </w:tcPr>
+          <w:p>
+            <w:pPr>
+              <w:pStyle w:val="CudocTableCell"/>
+              <w:overflowPunct/>
+              <w:autoSpaceDN/>
+            </w:pPr>
+            <w:hyperlink w:history="1" r:id="rIdu4oajzcb-c_spxxjdnuex">
+              <w:r>
+                <w:t xml:space="preserve">Station directory</w:t>
+              </w:r>
+            </w:hyperlink>
+          </w:p>
+        </w:tc>
+        <w:tc>
+          <w:tcPr>
+            <w:tcW w:type="dxa" w:w="1200"/>
+            <w:gridSpan w:val="1"/>
+            <w:tcBorders>
+              <w:top w:val="none" w:color="auto" w:sz="0"/>
+              <w:left w:val="none" w:color="auto" w:sz="0"/>
+              <w:bottom w:val="single" w:color="EEF2F7" w:sz="4"/>
+              <w:right w:val="none" w:color="auto" w:sz="0"/>
+            </w:tcBorders>
+            <w:tcMar>
+              <w:top w:type="dxa" w:w="105"/>
+              <w:left w:type="dxa" w:w="158"/>
+              <w:bottom w:type="dxa" w:w="105"/>
+              <w:right w:type="dxa" w:w="158"/>
+            </w:tcMar>
+            <w:vAlign w:val="top"/>
+          </w:tcPr>
+          <w:p>
+            <w:pPr>
+              <w:pStyle w:val="CudocTableCell"/>
+              <w:overflowPunct/>
+              <w:autoSpaceDN/>
+            </w:pPr>
+            <w:r>
+              <w:t xml:space="preserve">GET</w:t>
+            </w:r>
+          </w:p>
+        </w:tc>
+        <w:tc>
+          <w:tcPr>
+            <w:tcW w:type="dxa" w:w="3120"/>
+            <w:gridSpan w:val="1"/>
+            <w:tcBorders>
+              <w:top w:val="none" w:color="auto" w:sz="0"/>
+              <w:left w:val="none" w:color="auto" w:sz="0"/>
+              <w:bottom w:val="single" w:color="EEF2F7" w:sz="4"/>
+              <w:right w:val="none" w:color="auto" w:sz="0"/>
+            </w:tcBorders>
+            <w:tcMar>
+              <w:top w:type="dxa" w:w="105"/>
+              <w:left w:type="dxa" w:w="158"/>
+              <w:bottom w:type="dxa" w:w="105"/>
+              <w:right w:type="dxa" w:w="158"/>
+            </w:tcMar>
+            <w:vAlign w:val="top"/>
+          </w:tcPr>
+          <w:p>
+            <w:pPr>
+              <w:pStyle w:val="CudocTableCell"/>
+              <w:overflowPunct/>
+              <w:autoSpaceDN/>
+            </w:pPr>
+            <w:r>
+              <w:t xml:space="preserve">/v1/stations</w:t>
+            </w:r>
+          </w:p>
+        </w:tc>
+        <w:tc>
+          <w:tcPr>
+            <w:tcW w:type="dxa" w:w="2918"/>
+            <w:gridSpan w:val="1"/>
+            <w:tcBorders>
+              <w:top w:val="none" w:color="auto" w:sz="0"/>
+              <w:left w:val="none" w:color="auto" w:sz="0"/>
+              <w:bottom w:val="single" w:color="EEF2F7" w:sz="4"/>
+              <w:right w:val="none" w:color="auto" w:sz="0"/>
+            </w:tcBorders>
+            <w:tcMar>
+              <w:top w:type="dxa" w:w="105"/>
+              <w:left w:type="dxa" w:w="158"/>
+              <w:bottom w:type="dxa" w:w="105"/>
+              <w:right w:type="dxa" w:w="158"/>
+            </w:tcMar>
+            <w:vAlign w:val="top"/>
+          </w:tcPr>
+          <w:p>
+            <w:pPr>
+              <w:pStyle w:val="CudocTableCell"/>
+              <w:overflowPunct/>
+              <w:autoSpaceDN/>
+            </w:pPr>
+            <w:r>
+              <w:t xml:space="preserve">Lists the stations a key may read, with their location and status.</w:t>
+            </w:r>
+          </w:p>
+        </w:tc>
+      </w:tr>
+      <w:tr>
+        <w:trPr>
+          <w:cantSplit/>
+          <w:tblHeader w:val="false"/>
+        </w:trPr>
+        <w:tc>
+          <w:tcPr>
+            <w:tcW w:type="dxa" w:w="2400"/>
+            <w:gridSpan w:val="1"/>
+            <w:tcBorders>
+              <w:top w:val="none" w:color="auto" w:sz="0"/>
+              <w:left w:val="none" w:color="auto" w:sz="0"/>
+              <w:bottom w:val="single" w:color="EEF2F7" w:sz="4"/>
+              <w:right w:val="none" w:color="auto" w:sz="0"/>
+            </w:tcBorders>
+            <w:shd w:fill="FAFBFD" w:val="clear"/>
+            <w:tcMar>
+              <w:top w:type="dxa" w:w="105"/>
+              <w:left w:type="dxa" w:w="158"/>
+              <w:bottom w:type="dxa" w:w="105"/>
+              <w:right w:type="dxa" w:w="158"/>
+            </w:tcMar>
+            <w:vAlign w:val="top"/>
+          </w:tcPr>
+          <w:p>
+            <w:pPr>
+              <w:pStyle w:val="CudocTableCell"/>
+              <w:overflowPunct/>
+              <w:autoSpaceDN/>
+            </w:pPr>
+            <w:hyperlink w:history="1" r:id="rIdswwatpo4ti5vrex6h1q8c">
+              <w:r>
+                <w:t xml:space="preserve">Station detail</w:t>
+              </w:r>
+            </w:hyperlink>
+          </w:p>
+        </w:tc>
+        <w:tc>
+          <w:tcPr>
+            <w:tcW w:type="dxa" w:w="1200"/>
+            <w:gridSpan w:val="1"/>
+            <w:tcBorders>
+              <w:top w:val="none" w:color="auto" w:sz="0"/>
+              <w:left w:val="none" w:color="auto" w:sz="0"/>
+              <w:bottom w:val="single" w:color="EEF2F7" w:sz="4"/>
+              <w:right w:val="none" w:color="auto" w:sz="0"/>
+            </w:tcBorders>
+            <w:shd w:fill="FAFBFD" w:val="clear"/>
+            <w:tcMar>
+              <w:top w:type="dxa" w:w="105"/>
+              <w:left w:type="dxa" w:w="158"/>
+              <w:bottom w:type="dxa" w:w="105"/>
+              <w:right w:type="dxa" w:w="158"/>
+            </w:tcMar>
+            <w:vAlign w:val="top"/>
+          </w:tcPr>
+          <w:p>
+            <w:pPr>
+              <w:pStyle w:val="CudocTableCell"/>
+              <w:overflowPunct/>
+              <w:autoSpaceDN/>
+            </w:pPr>
+            <w:r>
+              <w:t xml:space="preserve">GET</w:t>
+            </w:r>
+          </w:p>
+        </w:tc>
+        <w:tc>
+          <w:tcPr>
+            <w:tcW w:type="dxa" w:w="3120"/>
+            <w:gridSpan w:val="1"/>
+            <w:tcBorders>
+              <w:top w:val="none" w:color="auto" w:sz="0"/>
+              <w:left w:val="none" w:color="auto" w:sz="0"/>
+              <w:bottom w:val="single" w:color="EEF2F7" w:sz="4"/>
+              <w:right w:val="none" w:color="auto" w:sz="0"/>
+            </w:tcBorders>
+            <w:shd w:fill="FAFBFD" w:val="clear"/>
+            <w:tcMar>
+              <w:top w:type="dxa" w:w="105"/>
+              <w:left w:type="dxa" w:w="158"/>
+              <w:bottom w:type="dxa" w:w="105"/>
+              <w:right w:type="dxa" w:w="158"/>
+            </w:tcMar>
+            <w:vAlign w:val="top"/>
+          </w:tcPr>
+          <w:p>
+            <w:pPr>
+              <w:pStyle w:val="CudocTableCell"/>
+              <w:overflowPunct/>
+              <w:autoSpaceDN/>
+            </w:pPr>
+            <w:r>
+              <w:t xml:space="preserve">/v1/stations/{code}</w:t>
+            </w:r>
+          </w:p>
+        </w:tc>
+        <w:tc>
+          <w:tcPr>
+            <w:tcW w:type="dxa" w:w="2918"/>
+            <w:gridSpan w:val="1"/>
+            <w:tcBorders>
+              <w:top w:val="none" w:color="auto" w:sz="0"/>
+              <w:left w:val="none" w:color="auto" w:sz="0"/>
+              <w:bottom w:val="single" w:color="EEF2F7" w:sz="4"/>
+              <w:right w:val="none" w:color="auto" w:sz="0"/>
+            </w:tcBorders>
+            <w:shd w:fill="FAFBFD" w:val="clear"/>
+            <w:tcMar>
+              <w:top w:type="dxa" w:w="105"/>
+              <w:left w:type="dxa" w:w="158"/>
+              <w:bottom w:type="dxa" w:w="105"/>
+              <w:right w:type="dxa" w:w="158"/>
+            </w:tcMar>
+            <w:vAlign w:val="top"/>
+          </w:tcPr>
+          <w:p>
+            <w:pPr>
+              <w:pStyle w:val="CudocTableCell"/>
+              <w:overflowPunct/>
+              <w:autoSpaceDN/>
+            </w:pPr>
+            <w:r>
+              <w:t xml:space="preserve">Returns one station's metadata, including its sensors and time zone.</w:t>
+            </w:r>
+          </w:p>
+        </w:tc>
+      </w:tr>
+      <w:tr>
+        <w:trPr>
+          <w:cantSplit/>
+          <w:tblHeader w:val="false"/>
+        </w:trPr>
+        <w:tc>
+          <w:tcPr>
+            <w:tcW w:type="dxa" w:w="2400"/>
+            <w:gridSpan w:val="1"/>
+            <w:tcBorders>
+              <w:top w:val="none" w:color="auto" w:sz="0"/>
+              <w:left w:val="none" w:color="auto" w:sz="0"/>
+              <w:bottom w:val="none" w:color="auto" w:sz="0"/>
+              <w:right w:val="none" w:color="auto" w:sz="0"/>
+            </w:tcBorders>
+            <w:tcMar>
+              <w:top w:type="dxa" w:w="105"/>
+              <w:left w:type="dxa" w:w="158"/>
+              <w:bottom w:type="dxa" w:w="105"/>
+              <w:right w:type="dxa" w:w="158"/>
+            </w:tcMar>
+            <w:vAlign w:val="top"/>
+          </w:tcPr>
+          <w:p>
+            <w:pPr>
+              <w:pStyle w:val="CudocTableCell"/>
+              <w:overflowPunct/>
+              <w:autoSpaceDN/>
+            </w:pPr>
+            <w:hyperlink w:history="1" r:id="rId3ubmut7rb5oqm3knt9epr">
+              <w:r>
+                <w:t xml:space="preserve">Weather alerts</w:t>
+              </w:r>
+            </w:hyperlink>
+          </w:p>
+        </w:tc>
+        <w:tc>
+          <w:tcPr>
+            <w:tcW w:type="dxa" w:w="1200"/>
+            <w:gridSpan w:val="1"/>
+            <w:tcBorders>
+              <w:top w:val="none" w:color="auto" w:sz="0"/>
+              <w:left w:val="none" w:color="auto" w:sz="0"/>
+              <w:bottom w:val="none" w:color="auto" w:sz="0"/>
+              <w:right w:val="none" w:color="auto" w:sz="0"/>
+            </w:tcBorders>
+            <w:tcMar>
+              <w:top w:type="dxa" w:w="105"/>
+              <w:left w:type="dxa" w:w="158"/>
+              <w:bottom w:type="dxa" w:w="105"/>
+              <w:right w:type="dxa" w:w="158"/>
+            </w:tcMar>
+            <w:vAlign w:val="top"/>
+          </w:tcPr>
+          <w:p>
+            <w:pPr>
+              <w:pStyle w:val="CudocTableCell"/>
+              <w:overflowPunct/>
+              <w:autoSpaceDN/>
+            </w:pPr>
+            <w:r>
+              <w:t xml:space="preserve">GET</w:t>
+            </w:r>
+          </w:p>
+        </w:tc>
+        <w:tc>
+          <w:tcPr>
+            <w:tcW w:type="dxa" w:w="3120"/>
+            <w:gridSpan w:val="1"/>
+            <w:tcBorders>
+              <w:top w:val="none" w:color="auto" w:sz="0"/>
+              <w:left w:val="none" w:color="auto" w:sz="0"/>
+              <w:bottom w:val="none" w:color="auto" w:sz="0"/>
+              <w:right w:val="none" w:color="auto" w:sz="0"/>
+            </w:tcBorders>
+            <w:tcMar>
+              <w:top w:type="dxa" w:w="105"/>
+              <w:left w:type="dxa" w:w="158"/>
+              <w:bottom w:type="dxa" w:w="105"/>
+              <w:right w:type="dxa" w:w="158"/>
+            </w:tcMar>
+            <w:vAlign w:val="top"/>
+          </w:tcPr>
+          <w:p>
+            <w:pPr>
+              <w:pStyle w:val="CudocTableCell"/>
+              <w:overflowPunct/>
+              <w:autoSpaceDN/>
+            </w:pPr>
+            <w:r>
+              <w:t xml:space="preserve">/v1/alerts</w:t>
+            </w:r>
+          </w:p>
+        </w:tc>
+        <w:tc>
+          <w:tcPr>
+            <w:tcW w:type="dxa" w:w="2918"/>
+            <w:gridSpan w:val="1"/>
+            <w:tcBorders>
+              <w:top w:val="none" w:color="auto" w:sz="0"/>
+              <w:left w:val="none" w:color="auto" w:sz="0"/>
+              <w:bottom w:val="none" w:color="auto" w:sz="0"/>
+              <w:right w:val="none" w:color="auto" w:sz="0"/>
+            </w:tcBorders>
+            <w:tcMar>
+              <w:top w:type="dxa" w:w="105"/>
+              <w:left w:type="dxa" w:w="158"/>
+              <w:bottom w:type="dxa" w:w="105"/>
+              <w:right w:type="dxa" w:w="158"/>
+            </w:tcMar>
+            <w:vAlign w:val="top"/>
+          </w:tcPr>
+          <w:p>
+            <w:pPr>
+              <w:pStyle w:val="CudocTableCell"/>
+              <w:overflowPunct/>
+              <w:autoSpaceDN/>
+            </w:pPr>
+            <w:r>
+              <w:t xml:space="preserve">Lists active severe-weather alerts for a region, relayed from the national service.</w:t>
+            </w:r>
+          </w:p>
+        </w:tc>
+      </w:tr>
+    </w:tbl>
+    <w:p>
+      <w:pPr>
+        <w:pStyle w:val="Heading2"/>
+        <w:overflowPunct/>
+        <w:autoSpaceDN/>
+      </w:pPr>
+      <w:bookmarkStart w:name="cudocrfaMqdQAnodcI2QlBLlVrclTAz" w:id="5"/>
+      <w:r>
+        <w:t xml:space="preserve">Concepts</w:t>
+      </w:r>
+      <w:bookmarkEnd w:id="5"/>
+    </w:p>
+    <w:p>
+      <w:pPr>
+        <w:pStyle w:val="Heading3"/>
+        <w:overflowPunct/>
+        <w:autoSpaceDN/>
+      </w:pPr>
+      <w:bookmarkStart w:name="cudoclOxGs5WfsgB3pUh2zsloIYMGI7" w:id="6"/>
+      <w:r>
+        <w:t xml:space="preserve">Stations and station codes</w:t>
+      </w:r>
+      <w:bookmarkEnd w:id="6"/>
+    </w:p>
+    <w:p>
+      <w:pPr>
+        <w:pStyle w:val="CudocBody"/>
+        <w:overflowPunct/>
+        <w:autoSpaceDN/>
+      </w:pPr>
+      <w:r>
+        <w:t xml:space="preserve">A station is one physical site with a fixed set of sensors. Every station has a code of the form </w:t>
+      </w:r>
+      <w:r>
+        <w:rPr>
+          <w:rStyle w:val="CudocCode"/>
+        </w:rPr>
+        <w:t xml:space="preserve">SITE-NN</w:t>
+      </w:r>
+      <w:r>
+        <w:t xml:space="preserve">: a three-letter site code and a two-digit sequence number, so a site with several masts has </w:t>
+      </w:r>
+      <w:r>
+        <w:rPr>
+          <w:rStyle w:val="CudocCode"/>
+        </w:rPr>
+        <w:t xml:space="preserve">BGO-01</w:t>
+      </w:r>
+      <w:r>
+        <w:t xml:space="preserve">, </w:t>
+      </w:r>
+      <w:r>
+        <w:rPr>
+          <w:rStyle w:val="CudocCode"/>
+        </w:rPr>
+        <w:t xml:space="preserve">BGO-02</w:t>
+      </w:r>
+      <w:r>
+        <w:t xml:space="preserve"> and so on. Codes never change and are never reused; a station that stops reporting for good is marked </w:t>
+      </w:r>
+      <w:r>
+        <w:rPr>
+          <w:rStyle w:val="CudocCode"/>
+        </w:rPr>
+        <w:t xml:space="preserve">retired</w:t>
+      </w:r>
+      <w:r>
+        <w:t xml:space="preserve"> and keeps its code.</w:t>
+      </w:r>
+    </w:p>
+    <w:tbl>
+      <w:tblPr>
+        <w:tblW w:type="pct" w:w="100%"/>
+        <w:tblBorders>
+          <w:top w:val="single" w:color="E2E8F0" w:sz="4"/>
+          <w:left w:val="none" w:color="auto" w:sz="0"/>
+          <w:bottom w:val="single" w:color="E2E8F0" w:sz="4"/>
+          <w:right w:val="none" w:color="auto" w:sz="0"/>
+          <w:insideH w:val="none" w:color="auto" w:sz="0"/>
+          <w:insideV w:val="none" w:color="auto" w:sz="0"/>
+        </w:tblBorders>
+      </w:tblPr>
+      <w:tblGrid>
+        <w:gridCol w:w="2409"/>
+        <w:gridCol w:w="2409"/>
+        <w:gridCol w:w="2409"/>
+        <w:gridCol w:w="2409"/>
+      </w:tblGrid>
+      <w:tr>
+        <w:trPr>
+          <w:cantSplit/>
+          <w:tblHeader/>
+        </w:trPr>
+        <w:tc>
+          <w:tcPr>
+            <w:tcW w:type="dxa" w:w="2409"/>
+            <w:gridSpan w:val="1"/>
+            <w:tcBorders>
+              <w:top w:val="none" w:color="auto" w:sz="0"/>
+              <w:left w:val="none" w:color="auto" w:sz="0"/>
+              <w:bottom w:val="single" w:color="E2E8F0" w:sz="4"/>
+              <w:right w:val="none" w:color="auto" w:sz="0"/>
+            </w:tcBorders>
+            <w:tcMar>
+              <w:top w:type="dxa" w:w="105"/>
+              <w:left w:type="dxa" w:w="158"/>
+              <w:bottom w:type="dxa" w:w="105"/>
+              <w:right w:type="dxa" w:w="158"/>
+            </w:tcMar>
+            <w:vAlign w:val="top"/>
+          </w:tcPr>
+          <w:p>
+            <w:pPr>
+              <w:pStyle w:val="CudocTableHeader"/>
+              <w:overflowPunct/>
+              <w:autoSpaceDN/>
+            </w:pPr>
+            <w:r>
+              <w:t xml:space="preserve">Code</w:t>
+            </w:r>
+          </w:p>
+        </w:tc>
+        <w:tc>
+          <w:tcPr>
+            <w:tcW w:type="dxa" w:w="2409"/>
+            <w:gridSpan w:val="1"/>
+            <w:tcBorders>
+              <w:top w:val="none" w:color="auto" w:sz="0"/>
+              <w:left w:val="none" w:color="auto" w:sz="0"/>
+              <w:bottom w:val="single" w:color="E2E8F0" w:sz="4"/>
+              <w:right w:val="none" w:color="auto" w:sz="0"/>
+            </w:tcBorders>
+            <w:tcMar>
+              <w:top w:type="dxa" w:w="105"/>
+              <w:left w:type="dxa" w:w="158"/>
+              <w:bottom w:type="dxa" w:w="105"/>
+              <w:right w:type="dxa" w:w="158"/>
+            </w:tcMar>
+            <w:vAlign w:val="top"/>
+          </w:tcPr>
+          <w:p>
+            <w:pPr>
+              <w:pStyle w:val="CudocTableHeader"/>
+              <w:overflowPunct/>
+              <w:autoSpaceDN/>
+            </w:pPr>
+            <w:r>
+              <w:t xml:space="preserve">Site</w:t>
+            </w:r>
+          </w:p>
+        </w:tc>
+        <w:tc>
+          <w:tcPr>
+            <w:tcW w:type="dxa" w:w="2409"/>
+            <w:gridSpan w:val="1"/>
+            <w:tcBorders>
+              <w:top w:val="none" w:color="auto" w:sz="0"/>
+              <w:left w:val="none" w:color="auto" w:sz="0"/>
+              <w:bottom w:val="single" w:color="E2E8F0" w:sz="4"/>
+              <w:right w:val="none" w:color="auto" w:sz="0"/>
+            </w:tcBorders>
+            <w:tcMar>
+              <w:top w:type="dxa" w:w="105"/>
+              <w:left w:type="dxa" w:w="158"/>
+              <w:bottom w:type="dxa" w:w="105"/>
+              <w:right w:type="dxa" w:w="158"/>
+            </w:tcMar>
+            <w:vAlign w:val="top"/>
+          </w:tcPr>
+          <w:p>
+            <w:pPr>
+              <w:pStyle w:val="CudocTableHeader"/>
+              <w:overflowPunct/>
+              <w:autoSpaceDN/>
+            </w:pPr>
+            <w:r>
+              <w:t xml:space="preserve">Elevation</w:t>
+            </w:r>
+          </w:p>
+        </w:tc>
+        <w:tc>
+          <w:tcPr>
+            <w:tcW w:type="dxa" w:w="2409"/>
+            <w:gridSpan w:val="1"/>
+            <w:tcBorders>
+              <w:top w:val="none" w:color="auto" w:sz="0"/>
+              <w:left w:val="none" w:color="auto" w:sz="0"/>
+              <w:bottom w:val="single" w:color="E2E8F0" w:sz="4"/>
+              <w:right w:val="none" w:color="auto" w:sz="0"/>
+            </w:tcBorders>
+            <w:tcMar>
+              <w:top w:type="dxa" w:w="105"/>
+              <w:left w:type="dxa" w:w="158"/>
+              <w:bottom w:type="dxa" w:w="105"/>
+              <w:right w:type="dxa" w:w="158"/>
+            </w:tcMar>
+            <w:vAlign w:val="top"/>
+          </w:tcPr>
+          <w:p>
+            <w:pPr>
+              <w:pStyle w:val="CudocTableHeader"/>
+              <w:overflowPunct/>
+              <w:autoSpaceDN/>
+            </w:pPr>
+            <w:r>
+              <w:t xml:space="preserve">Status</w:t>
+            </w:r>
+          </w:p>
+        </w:tc>
+      </w:tr>
+      <w:tr>
+        <w:trPr>
+          <w:cantSplit/>
+          <w:tblHeader w:val="false"/>
+        </w:trPr>
+        <w:tc>
+          <w:tcPr>
+            <w:tcW w:type="dxa" w:w="2409"/>
+            <w:gridSpan w:val="1"/>
+            <w:tcBorders>
+              <w:top w:val="none" w:color="auto" w:sz="0"/>
+              <w:left w:val="none" w:color="auto" w:sz="0"/>
+              <w:bottom w:val="single" w:color="EEF2F7" w:sz="4"/>
+              <w:right w:val="none" w:color="auto" w:sz="0"/>
+            </w:tcBorders>
+            <w:tcMar>
+              <w:top w:type="dxa" w:w="105"/>
+              <w:left w:type="dxa" w:w="158"/>
+              <w:bottom w:type="dxa" w:w="105"/>
+              <w:right w:type="dxa" w:w="158"/>
+            </w:tcMar>
+            <w:vAlign w:val="top"/>
+          </w:tcPr>
+          <w:p>
+            <w:pPr>
+              <w:pStyle w:val="CudocTableCell"/>
+              <w:overflowPunct/>
+              <w:autoSpaceDN/>
+            </w:pPr>
+            <w:r>
+              <w:rPr>
+                <w:rStyle w:val="CudocCode"/>
+              </w:rPr>
+              <w:t xml:space="preserve">OSL-01</w:t>
+            </w:r>
+          </w:p>
+        </w:tc>
+        <w:tc>
+          <w:tcPr>
+            <w:tcW w:type="dxa" w:w="2409"/>
+            <w:gridSpan w:val="1"/>
+            <w:tcBorders>
+              <w:top w:val="none" w:color="auto" w:sz="0"/>
+              <w:left w:val="none" w:color="auto" w:sz="0"/>
+              <w:bottom w:val="single" w:color="EEF2F7" w:sz="4"/>
+              <w:right w:val="none" w:color="auto" w:sz="0"/>
+            </w:tcBorders>
+            <w:tcMar>
+              <w:top w:type="dxa" w:w="105"/>
+              <w:left w:type="dxa" w:w="158"/>
+              <w:bottom w:type="dxa" w:w="105"/>
+              <w:right w:type="dxa" w:w="158"/>
+            </w:tcMar>
+            <w:vAlign w:val="top"/>
+          </w:tcPr>
+          <w:p>
+            <w:pPr>
+              <w:pStyle w:val="CudocTableCell"/>
+              <w:overflowPunct/>
+              <w:autoSpaceDN/>
+            </w:pPr>
+            <w:r>
+              <w:t xml:space="preserve">Oslo</w:t>
+            </w:r>
+          </w:p>
+        </w:tc>
+        <w:tc>
+          <w:tcPr>
+            <w:tcW w:type="dxa" w:w="2409"/>
+            <w:gridSpan w:val="1"/>
+            <w:tcBorders>
+              <w:top w:val="none" w:color="auto" w:sz="0"/>
+              <w:left w:val="none" w:color="auto" w:sz="0"/>
+              <w:bottom w:val="single" w:color="EEF2F7" w:sz="4"/>
+              <w:right w:val="none" w:color="auto" w:sz="0"/>
+            </w:tcBorders>
+            <w:tcMar>
+              <w:top w:type="dxa" w:w="105"/>
+              <w:left w:type="dxa" w:w="158"/>
+              <w:bottom w:type="dxa" w:w="105"/>
+              <w:right w:type="dxa" w:w="158"/>
+            </w:tcMar>
+            <w:vAlign w:val="top"/>
+          </w:tcPr>
+          <w:p>
+            <w:pPr>
+              <w:pStyle w:val="CudocTableCell"/>
+              <w:overflowPunct/>
+              <w:autoSpaceDN/>
+            </w:pPr>
+            <w:r>
+              <w:t xml:space="preserve">94 m</w:t>
+            </w:r>
+          </w:p>
+        </w:tc>
+        <w:tc>
+          <w:tcPr>
+            <w:tcW w:type="dxa" w:w="2409"/>
+            <w:gridSpan w:val="1"/>
+            <w:tcBorders>
+              <w:top w:val="none" w:color="auto" w:sz="0"/>
+              <w:left w:val="none" w:color="auto" w:sz="0"/>
+              <w:bottom w:val="single" w:color="EEF2F7" w:sz="4"/>
+              <w:right w:val="none" w:color="auto" w:sz="0"/>
+            </w:tcBorders>
+            <w:tcMar>
+              <w:top w:type="dxa" w:w="105"/>
+              <w:left w:type="dxa" w:w="158"/>
+              <w:bottom w:type="dxa" w:w="105"/>
+              <w:right w:type="dxa" w:w="158"/>
+            </w:tcMar>
+            <w:vAlign w:val="top"/>
+          </w:tcPr>
+          <w:p>
+            <w:pPr>
+              <w:pStyle w:val="CudocTableCell"/>
+              <w:overflowPunct/>
+              <w:autoSpaceDN/>
+            </w:pPr>
+            <w:r>
+              <w:rPr>
+                <w:rStyle w:val="CudocCode"/>
+              </w:rPr>
+              <w:t xml:space="preserve">active</w:t>
+            </w:r>
+          </w:p>
+        </w:tc>
+      </w:tr>
+      <w:tr>
+        <w:trPr>
+          <w:cantSplit/>
+          <w:tblHeader w:val="false"/>
+        </w:trPr>
+        <w:tc>
+          <w:tcPr>
+            <w:tcW w:type="dxa" w:w="2409"/>
+            <w:gridSpan w:val="1"/>
+            <w:tcBorders>
+              <w:top w:val="none" w:color="auto" w:sz="0"/>
+              <w:left w:val="none" w:color="auto" w:sz="0"/>
+              <w:bottom w:val="single" w:color="EEF2F7" w:sz="4"/>
+              <w:right w:val="none" w:color="auto" w:sz="0"/>
+            </w:tcBorders>
+            <w:shd w:fill="FAFBFD" w:val="clear"/>
+            <w:tcMar>
+              <w:top w:type="dxa" w:w="105"/>
+              <w:left w:type="dxa" w:w="158"/>
+              <w:bottom w:type="dxa" w:w="105"/>
+              <w:right w:type="dxa" w:w="158"/>
+            </w:tcMar>
+            <w:vAlign w:val="top"/>
+          </w:tcPr>
+          <w:p>
+            <w:pPr>
+              <w:pStyle w:val="CudocTableCell"/>
+              <w:overflowPunct/>
+              <w:autoSpaceDN/>
+            </w:pPr>
+            <w:r>
+              <w:rPr>
+                <w:rStyle w:val="CudocCode"/>
+              </w:rPr>
+              <w:t xml:space="preserve">BGO-01</w:t>
+            </w:r>
+          </w:p>
+        </w:tc>
+        <w:tc>
+          <w:tcPr>
+            <w:tcW w:type="dxa" w:w="2409"/>
+            <w:gridSpan w:val="1"/>
+            <w:tcBorders>
+              <w:top w:val="none" w:color="auto" w:sz="0"/>
+              <w:left w:val="none" w:color="auto" w:sz="0"/>
+              <w:bottom w:val="single" w:color="EEF2F7" w:sz="4"/>
+              <w:right w:val="none" w:color="auto" w:sz="0"/>
+            </w:tcBorders>
+            <w:shd w:fill="FAFBFD" w:val="clear"/>
+            <w:tcMar>
+              <w:top w:type="dxa" w:w="105"/>
+              <w:left w:type="dxa" w:w="158"/>
+              <w:bottom w:type="dxa" w:w="105"/>
+              <w:right w:type="dxa" w:w="158"/>
+            </w:tcMar>
+            <w:vAlign w:val="top"/>
+          </w:tcPr>
+          <w:p>
+            <w:pPr>
+              <w:pStyle w:val="CudocTableCell"/>
+              <w:overflowPunct/>
+              <w:autoSpaceDN/>
+            </w:pPr>
+            <w:r>
+              <w:t xml:space="preserve">Bergen</w:t>
+            </w:r>
+          </w:p>
+        </w:tc>
+        <w:tc>
+          <w:tcPr>
+            <w:tcW w:type="dxa" w:w="2409"/>
+            <w:gridSpan w:val="1"/>
+            <w:tcBorders>
+              <w:top w:val="none" w:color="auto" w:sz="0"/>
+              <w:left w:val="none" w:color="auto" w:sz="0"/>
+              <w:bottom w:val="single" w:color="EEF2F7" w:sz="4"/>
+              <w:right w:val="none" w:color="auto" w:sz="0"/>
+            </w:tcBorders>
+            <w:shd w:fill="FAFBFD" w:val="clear"/>
+            <w:tcMar>
+              <w:top w:type="dxa" w:w="105"/>
+              <w:left w:type="dxa" w:w="158"/>
+              <w:bottom w:type="dxa" w:w="105"/>
+              <w:right w:type="dxa" w:w="158"/>
+            </w:tcMar>
+            <w:vAlign w:val="top"/>
+          </w:tcPr>
+          <w:p>
+            <w:pPr>
+              <w:pStyle w:val="CudocTableCell"/>
+              <w:overflowPunct/>
+              <w:autoSpaceDN/>
+            </w:pPr>
+            <w:r>
+              <w:t xml:space="preserve">12 m</w:t>
+            </w:r>
+          </w:p>
+        </w:tc>
+        <w:tc>
+          <w:tcPr>
+            <w:tcW w:type="dxa" w:w="2409"/>
+            <w:gridSpan w:val="1"/>
+            <w:tcBorders>
+              <w:top w:val="none" w:color="auto" w:sz="0"/>
+              <w:left w:val="none" w:color="auto" w:sz="0"/>
+              <w:bottom w:val="single" w:color="EEF2F7" w:sz="4"/>
+              <w:right w:val="none" w:color="auto" w:sz="0"/>
+            </w:tcBorders>
+            <w:shd w:fill="FAFBFD" w:val="clear"/>
+            <w:tcMar>
+              <w:top w:type="dxa" w:w="105"/>
+              <w:left w:type="dxa" w:w="158"/>
+              <w:bottom w:type="dxa" w:w="105"/>
+              <w:right w:type="dxa" w:w="158"/>
+            </w:tcMar>
+            <w:vAlign w:val="top"/>
+          </w:tcPr>
+          <w:p>
+            <w:pPr>
+              <w:pStyle w:val="CudocTableCell"/>
+              <w:overflowPunct/>
+              <w:autoSpaceDN/>
+            </w:pPr>
+            <w:r>
+              <w:rPr>
+                <w:rStyle w:val="CudocCode"/>
+              </w:rPr>
+              <w:t xml:space="preserve">active</w:t>
+            </w:r>
+          </w:p>
+        </w:tc>
+      </w:tr>
+      <w:tr>
+        <w:trPr>
+          <w:cantSplit/>
+          <w:tblHeader w:val="false"/>
+        </w:trPr>
+        <w:tc>
+          <w:tcPr>
+            <w:tcW w:type="dxa" w:w="2409"/>
+            <w:gridSpan w:val="1"/>
+            <w:tcBorders>
+              <w:top w:val="none" w:color="auto" w:sz="0"/>
+              <w:left w:val="none" w:color="auto" w:sz="0"/>
+              <w:bottom w:val="single" w:color="EEF2F7" w:sz="4"/>
+              <w:right w:val="none" w:color="auto" w:sz="0"/>
+            </w:tcBorders>
+            <w:tcMar>
+              <w:top w:type="dxa" w:w="105"/>
+              <w:left w:type="dxa" w:w="158"/>
+              <w:bottom w:type="dxa" w:w="105"/>
+              <w:right w:type="dxa" w:w="158"/>
+            </w:tcMar>
+            <w:vAlign w:val="top"/>
+          </w:tcPr>
+          <w:p>
+            <w:pPr>
+              <w:pStyle w:val="CudocTableCell"/>
+              <w:overflowPunct/>
+              <w:autoSpaceDN/>
+            </w:pPr>
+            <w:r>
+              <w:rPr>
+                <w:rStyle w:val="CudocCode"/>
+              </w:rPr>
+              <w:t xml:space="preserve">BGO-02</w:t>
+            </w:r>
+          </w:p>
+        </w:tc>
+        <w:tc>
+          <w:tcPr>
+            <w:tcW w:type="dxa" w:w="2409"/>
+            <w:gridSpan w:val="1"/>
+            <w:tcBorders>
+              <w:top w:val="none" w:color="auto" w:sz="0"/>
+              <w:left w:val="none" w:color="auto" w:sz="0"/>
+              <w:bottom w:val="single" w:color="EEF2F7" w:sz="4"/>
+              <w:right w:val="none" w:color="auto" w:sz="0"/>
+            </w:tcBorders>
+            <w:tcMar>
+              <w:top w:type="dxa" w:w="105"/>
+              <w:left w:type="dxa" w:w="158"/>
+              <w:bottom w:type="dxa" w:w="105"/>
+              <w:right w:type="dxa" w:w="158"/>
+            </w:tcMar>
+            <w:vAlign w:val="top"/>
+          </w:tcPr>
+          <w:p>
+            <w:pPr>
+              <w:pStyle w:val="CudocTableCell"/>
+              <w:overflowPunct/>
+              <w:autoSpaceDN/>
+            </w:pPr>
+            <w:r>
+              <w:t xml:space="preserve">Bergen</w:t>
+            </w:r>
+          </w:p>
+        </w:tc>
+        <w:tc>
+          <w:tcPr>
+            <w:tcW w:type="dxa" w:w="2409"/>
+            <w:gridSpan w:val="1"/>
+            <w:tcBorders>
+              <w:top w:val="none" w:color="auto" w:sz="0"/>
+              <w:left w:val="none" w:color="auto" w:sz="0"/>
+              <w:bottom w:val="single" w:color="EEF2F7" w:sz="4"/>
+              <w:right w:val="none" w:color="auto" w:sz="0"/>
+            </w:tcBorders>
+            <w:tcMar>
+              <w:top w:type="dxa" w:w="105"/>
+              <w:left w:type="dxa" w:w="158"/>
+              <w:bottom w:type="dxa" w:w="105"/>
+              <w:right w:type="dxa" w:w="158"/>
+            </w:tcMar>
+            <w:vAlign w:val="top"/>
+          </w:tcPr>
+          <w:p>
+            <w:pPr>
+              <w:pStyle w:val="CudocTableCell"/>
+              <w:overflowPunct/>
+              <w:autoSpaceDN/>
+            </w:pPr>
+            <w:r>
+              <w:t xml:space="preserve">320 m</w:t>
+            </w:r>
+          </w:p>
+        </w:tc>
+        <w:tc>
+          <w:tcPr>
+            <w:tcW w:type="dxa" w:w="2409"/>
+            <w:gridSpan w:val="1"/>
+            <w:tcBorders>
+              <w:top w:val="none" w:color="auto" w:sz="0"/>
+              <w:left w:val="none" w:color="auto" w:sz="0"/>
+              <w:bottom w:val="single" w:color="EEF2F7" w:sz="4"/>
+              <w:right w:val="none" w:color="auto" w:sz="0"/>
+            </w:tcBorders>
+            <w:tcMar>
+              <w:top w:type="dxa" w:w="105"/>
+              <w:left w:type="dxa" w:w="158"/>
+              <w:bottom w:type="dxa" w:w="105"/>
+              <w:right w:type="dxa" w:w="158"/>
+            </w:tcMar>
+            <w:vAlign w:val="top"/>
+          </w:tcPr>
+          <w:p>
+            <w:pPr>
+              <w:pStyle w:val="CudocTableCell"/>
+              <w:overflowPunct/>
+              <w:autoSpaceDN/>
+            </w:pPr>
+            <w:r>
+              <w:rPr>
+                <w:rStyle w:val="CudocCode"/>
+              </w:rPr>
+              <w:t xml:space="preserve">maintenance</w:t>
+            </w:r>
+          </w:p>
+        </w:tc>
+      </w:tr>
+      <w:tr>
+        <w:trPr>
+          <w:cantSplit/>
+          <w:tblHeader w:val="false"/>
+        </w:trPr>
+        <w:tc>
+          <w:tcPr>
+            <w:tcW w:type="dxa" w:w="2409"/>
+            <w:gridSpan w:val="1"/>
+            <w:tcBorders>
+              <w:top w:val="none" w:color="auto" w:sz="0"/>
+              <w:left w:val="none" w:color="auto" w:sz="0"/>
+              <w:bottom w:val="single" w:color="EEF2F7" w:sz="4"/>
+              <w:right w:val="none" w:color="auto" w:sz="0"/>
+            </w:tcBorders>
+            <w:shd w:fill="FAFBFD" w:val="clear"/>
+            <w:tcMar>
+              <w:top w:type="dxa" w:w="105"/>
+              <w:left w:type="dxa" w:w="158"/>
+              <w:bottom w:type="dxa" w:w="105"/>
+              <w:right w:type="dxa" w:w="158"/>
+            </w:tcMar>
+            <w:vAlign w:val="top"/>
+          </w:tcPr>
+          <w:p>
+            <w:pPr>
+              <w:pStyle w:val="CudocTableCell"/>
+              <w:overflowPunct/>
+              <w:autoSpaceDN/>
+            </w:pPr>
+            <w:r>
+              <w:rPr>
+                <w:rStyle w:val="CudocCode"/>
+              </w:rPr>
+              <w:t xml:space="preserve">TRD-01</w:t>
+            </w:r>
+          </w:p>
+        </w:tc>
+        <w:tc>
+          <w:tcPr>
+            <w:tcW w:type="dxa" w:w="2409"/>
+            <w:gridSpan w:val="1"/>
+            <w:tcBorders>
+              <w:top w:val="none" w:color="auto" w:sz="0"/>
+              <w:left w:val="none" w:color="auto" w:sz="0"/>
+              <w:bottom w:val="single" w:color="EEF2F7" w:sz="4"/>
+              <w:right w:val="none" w:color="auto" w:sz="0"/>
+            </w:tcBorders>
+            <w:shd w:fill="FAFBFD" w:val="clear"/>
+            <w:tcMar>
+              <w:top w:type="dxa" w:w="105"/>
+              <w:left w:type="dxa" w:w="158"/>
+              <w:bottom w:type="dxa" w:w="105"/>
+              <w:right w:type="dxa" w:w="158"/>
+            </w:tcMar>
+            <w:vAlign w:val="top"/>
+          </w:tcPr>
+          <w:p>
+            <w:pPr>
+              <w:pStyle w:val="CudocTableCell"/>
+              <w:overflowPunct/>
+              <w:autoSpaceDN/>
+            </w:pPr>
+            <w:r>
+              <w:t xml:space="preserve">Trondheim</w:t>
+            </w:r>
+          </w:p>
+        </w:tc>
+        <w:tc>
+          <w:tcPr>
+            <w:tcW w:type="dxa" w:w="2409"/>
+            <w:gridSpan w:val="1"/>
+            <w:tcBorders>
+              <w:top w:val="none" w:color="auto" w:sz="0"/>
+              <w:left w:val="none" w:color="auto" w:sz="0"/>
+              <w:bottom w:val="single" w:color="EEF2F7" w:sz="4"/>
+              <w:right w:val="none" w:color="auto" w:sz="0"/>
+            </w:tcBorders>
+            <w:shd w:fill="FAFBFD" w:val="clear"/>
+            <w:tcMar>
+              <w:top w:type="dxa" w:w="105"/>
+              <w:left w:type="dxa" w:w="158"/>
+              <w:bottom w:type="dxa" w:w="105"/>
+              <w:right w:type="dxa" w:w="158"/>
+            </w:tcMar>
+            <w:vAlign w:val="top"/>
+          </w:tcPr>
+          <w:p>
+            <w:pPr>
+              <w:pStyle w:val="CudocTableCell"/>
+              <w:overflowPunct/>
+              <w:autoSpaceDN/>
+            </w:pPr>
+            <w:r>
+              <w:t xml:space="preserve">8 m</w:t>
+            </w:r>
+          </w:p>
+        </w:tc>
+        <w:tc>
+          <w:tcPr>
+            <w:tcW w:type="dxa" w:w="2409"/>
+            <w:gridSpan w:val="1"/>
+            <w:tcBorders>
+              <w:top w:val="none" w:color="auto" w:sz="0"/>
+              <w:left w:val="none" w:color="auto" w:sz="0"/>
+              <w:bottom w:val="single" w:color="EEF2F7" w:sz="4"/>
+              <w:right w:val="none" w:color="auto" w:sz="0"/>
+            </w:tcBorders>
+            <w:shd w:fill="FAFBFD" w:val="clear"/>
+            <w:tcMar>
+              <w:top w:type="dxa" w:w="105"/>
+              <w:left w:type="dxa" w:w="158"/>
+              <w:bottom w:type="dxa" w:w="105"/>
+              <w:right w:type="dxa" w:w="158"/>
+            </w:tcMar>
+            <w:vAlign w:val="top"/>
+          </w:tcPr>
+          <w:p>
+            <w:pPr>
+              <w:pStyle w:val="CudocTableCell"/>
+              <w:overflowPunct/>
+              <w:autoSpaceDN/>
+            </w:pPr>
+            <w:r>
+              <w:rPr>
+                <w:rStyle w:val="CudocCode"/>
+              </w:rPr>
+              <w:t xml:space="preserve">active</w:t>
+            </w:r>
+          </w:p>
+        </w:tc>
+      </w:tr>
+      <w:tr>
+        <w:trPr>
+          <w:cantSplit/>
+          <w:tblHeader w:val="false"/>
+        </w:trPr>
+        <w:tc>
+          <w:tcPr>
+            <w:tcW w:type="dxa" w:w="2409"/>
+            <w:gridSpan w:val="1"/>
+            <w:tcBorders>
+              <w:top w:val="none" w:color="auto" w:sz="0"/>
+              <w:left w:val="none" w:color="auto" w:sz="0"/>
+              <w:bottom w:val="single" w:color="EEF2F7" w:sz="4"/>
+              <w:right w:val="none" w:color="auto" w:sz="0"/>
+            </w:tcBorders>
+            <w:tcMar>
+              <w:top w:type="dxa" w:w="105"/>
+              <w:left w:type="dxa" w:w="158"/>
+              <w:bottom w:type="dxa" w:w="105"/>
+              <w:right w:type="dxa" w:w="158"/>
+            </w:tcMar>
+            <w:vAlign w:val="top"/>
+          </w:tcPr>
+          <w:p>
+            <w:pPr>
+              <w:pStyle w:val="CudocTableCell"/>
+              <w:overflowPunct/>
+              <w:autoSpaceDN/>
+            </w:pPr>
+            <w:r>
+              <w:rPr>
+                <w:rStyle w:val="CudocCode"/>
+              </w:rPr>
+              <w:t xml:space="preserve">TOS-01</w:t>
+            </w:r>
+          </w:p>
+        </w:tc>
+        <w:tc>
+          <w:tcPr>
+            <w:tcW w:type="dxa" w:w="2409"/>
+            <w:gridSpan w:val="1"/>
+            <w:tcBorders>
+              <w:top w:val="none" w:color="auto" w:sz="0"/>
+              <w:left w:val="none" w:color="auto" w:sz="0"/>
+              <w:bottom w:val="single" w:color="EEF2F7" w:sz="4"/>
+              <w:right w:val="none" w:color="auto" w:sz="0"/>
+            </w:tcBorders>
+            <w:tcMar>
+              <w:top w:type="dxa" w:w="105"/>
+              <w:left w:type="dxa" w:w="158"/>
+              <w:bottom w:type="dxa" w:w="105"/>
+              <w:right w:type="dxa" w:w="158"/>
+            </w:tcMar>
+            <w:vAlign w:val="top"/>
+          </w:tcPr>
+          <w:p>
+            <w:pPr>
+              <w:pStyle w:val="CudocTableCell"/>
+              <w:overflowPunct/>
+              <w:autoSpaceDN/>
+            </w:pPr>
+            <w:r>
+              <w:t xml:space="preserve">Tromsø</w:t>
+            </w:r>
+          </w:p>
+        </w:tc>
+        <w:tc>
+          <w:tcPr>
+            <w:tcW w:type="dxa" w:w="2409"/>
+            <w:gridSpan w:val="1"/>
+            <w:tcBorders>
+              <w:top w:val="none" w:color="auto" w:sz="0"/>
+              <w:left w:val="none" w:color="auto" w:sz="0"/>
+              <w:bottom w:val="single" w:color="EEF2F7" w:sz="4"/>
+              <w:right w:val="none" w:color="auto" w:sz="0"/>
+            </w:tcBorders>
+            <w:tcMar>
+              <w:top w:type="dxa" w:w="105"/>
+              <w:left w:type="dxa" w:w="158"/>
+              <w:bottom w:type="dxa" w:w="105"/>
+              <w:right w:type="dxa" w:w="158"/>
+            </w:tcMar>
+            <w:vAlign w:val="top"/>
+          </w:tcPr>
+          <w:p>
+            <w:pPr>
+              <w:pStyle w:val="CudocTableCell"/>
+              <w:overflowPunct/>
+              <w:autoSpaceDN/>
+            </w:pPr>
+            <w:r>
+              <w:t xml:space="preserve">100 m</w:t>
+            </w:r>
+          </w:p>
+        </w:tc>
+        <w:tc>
+          <w:tcPr>
+            <w:tcW w:type="dxa" w:w="2409"/>
+            <w:gridSpan w:val="1"/>
+            <w:tcBorders>
+              <w:top w:val="none" w:color="auto" w:sz="0"/>
+              <w:left w:val="none" w:color="auto" w:sz="0"/>
+              <w:bottom w:val="single" w:color="EEF2F7" w:sz="4"/>
+              <w:right w:val="none" w:color="auto" w:sz="0"/>
+            </w:tcBorders>
+            <w:tcMar>
+              <w:top w:type="dxa" w:w="105"/>
+              <w:left w:type="dxa" w:w="158"/>
+              <w:bottom w:type="dxa" w:w="105"/>
+              <w:right w:type="dxa" w:w="158"/>
+            </w:tcMar>
+            <w:vAlign w:val="top"/>
+          </w:tcPr>
+          <w:p>
+            <w:pPr>
+              <w:pStyle w:val="CudocTableCell"/>
+              <w:overflowPunct/>
+              <w:autoSpaceDN/>
+            </w:pPr>
+            <w:r>
+              <w:rPr>
+                <w:rStyle w:val="CudocCode"/>
+              </w:rPr>
+              <w:t xml:space="preserve">active</w:t>
+            </w:r>
+          </w:p>
+        </w:tc>
+      </w:tr>
+      <w:tr>
+        <w:trPr>
+          <w:cantSplit/>
+          <w:tblHeader w:val="false"/>
+        </w:trPr>
+        <w:tc>
+          <w:tcPr>
+            <w:tcW w:type="dxa" w:w="2409"/>
+            <w:gridSpan w:val="1"/>
+            <w:tcBorders>
+              <w:top w:val="none" w:color="auto" w:sz="0"/>
+              <w:left w:val="none" w:color="auto" w:sz="0"/>
+              <w:bottom w:val="none" w:color="auto" w:sz="0"/>
+              <w:right w:val="none" w:color="auto" w:sz="0"/>
+            </w:tcBorders>
+            <w:shd w:fill="FAFBFD" w:val="clear"/>
+            <w:tcMar>
+              <w:top w:type="dxa" w:w="105"/>
+              <w:left w:type="dxa" w:w="158"/>
+              <w:bottom w:type="dxa" w:w="105"/>
+              <w:right w:type="dxa" w:w="158"/>
+            </w:tcMar>
+            <w:vAlign w:val="top"/>
+          </w:tcPr>
+          <w:p>
+            <w:pPr>
+              <w:pStyle w:val="CudocTableCell"/>
+              <w:overflowPunct/>
+              <w:autoSpaceDN/>
+            </w:pPr>
+            <w:r>
+              <w:rPr>
+                <w:rStyle w:val="CudocCode"/>
+              </w:rPr>
+              <w:t xml:space="preserve">SVG-01</w:t>
+            </w:r>
+          </w:p>
+        </w:tc>
+        <w:tc>
+          <w:tcPr>
+            <w:tcW w:type="dxa" w:w="2409"/>
+            <w:gridSpan w:val="1"/>
+            <w:tcBorders>
+              <w:top w:val="none" w:color="auto" w:sz="0"/>
+              <w:left w:val="none" w:color="auto" w:sz="0"/>
+              <w:bottom w:val="none" w:color="auto" w:sz="0"/>
+              <w:right w:val="none" w:color="auto" w:sz="0"/>
+            </w:tcBorders>
+            <w:shd w:fill="FAFBFD" w:val="clear"/>
+            <w:tcMar>
+              <w:top w:type="dxa" w:w="105"/>
+              <w:left w:type="dxa" w:w="158"/>
+              <w:bottom w:type="dxa" w:w="105"/>
+              <w:right w:type="dxa" w:w="158"/>
+            </w:tcMar>
+            <w:vAlign w:val="top"/>
+          </w:tcPr>
+          <w:p>
+            <w:pPr>
+              <w:pStyle w:val="CudocTableCell"/>
+              <w:overflowPunct/>
+              <w:autoSpaceDN/>
+            </w:pPr>
+            <w:r>
+              <w:t xml:space="preserve">Stavanger</w:t>
+            </w:r>
+          </w:p>
+        </w:tc>
+        <w:tc>
+          <w:tcPr>
+            <w:tcW w:type="dxa" w:w="2409"/>
+            <w:gridSpan w:val="1"/>
+            <w:tcBorders>
+              <w:top w:val="none" w:color="auto" w:sz="0"/>
+              <w:left w:val="none" w:color="auto" w:sz="0"/>
+              <w:bottom w:val="none" w:color="auto" w:sz="0"/>
+              <w:right w:val="none" w:color="auto" w:sz="0"/>
+            </w:tcBorders>
+            <w:shd w:fill="FAFBFD" w:val="clear"/>
+            <w:tcMar>
+              <w:top w:type="dxa" w:w="105"/>
+              <w:left w:type="dxa" w:w="158"/>
+              <w:bottom w:type="dxa" w:w="105"/>
+              <w:right w:type="dxa" w:w="158"/>
+            </w:tcMar>
+            <w:vAlign w:val="top"/>
+          </w:tcPr>
+          <w:p>
+            <w:pPr>
+              <w:pStyle w:val="CudocTableCell"/>
+              <w:overflowPunct/>
+              <w:autoSpaceDN/>
+            </w:pPr>
+            <w:r>
+              <w:t xml:space="preserve">4 m</w:t>
+            </w:r>
+          </w:p>
+        </w:tc>
+        <w:tc>
+          <w:tcPr>
+            <w:tcW w:type="dxa" w:w="2409"/>
+            <w:gridSpan w:val="1"/>
+            <w:tcBorders>
+              <w:top w:val="none" w:color="auto" w:sz="0"/>
+              <w:left w:val="none" w:color="auto" w:sz="0"/>
+              <w:bottom w:val="none" w:color="auto" w:sz="0"/>
+              <w:right w:val="none" w:color="auto" w:sz="0"/>
+            </w:tcBorders>
+            <w:shd w:fill="FAFBFD" w:val="clear"/>
+            <w:tcMar>
+              <w:top w:type="dxa" w:w="105"/>
+              <w:left w:type="dxa" w:w="158"/>
+              <w:bottom w:type="dxa" w:w="105"/>
+              <w:right w:type="dxa" w:w="158"/>
+            </w:tcMar>
+            <w:vAlign w:val="top"/>
+          </w:tcPr>
+          <w:p>
+            <w:pPr>
+              <w:pStyle w:val="CudocTableCell"/>
+              <w:overflowPunct/>
+              <w:autoSpaceDN/>
+            </w:pPr>
+            <w:r>
+              <w:rPr>
+                <w:rStyle w:val="CudocCode"/>
+              </w:rPr>
+              <w:t xml:space="preserve">retired</w:t>
+            </w:r>
+          </w:p>
+        </w:tc>
+      </w:tr>
+    </w:tbl>
+    <w:p>
+      <w:pPr>
+        <w:pStyle w:val="CudocBody"/>
+        <w:overflowPunct/>
+        <w:spacing w:before="210"/>
+        <w:autoSpaceDN/>
+      </w:pPr>
+      <w:r>
+        <w:t xml:space="preserve">The list above is illustrative; the </w:t>
+      </w:r>
+      <w:hyperlink w:history="1" r:id="rIdwncq2s1ms2w_qrhavavhb">
+        <w:r>
+          <w:t xml:space="preserve">station directory</w:t>
+        </w:r>
+      </w:hyperlink>
+      <w:r>
+        <w:t xml:space="preserve"> is the source of truth for the stations a key may read.</w:t>
+      </w:r>
+    </w:p>
+    <w:p>
+      <w:pPr>
+        <w:pStyle w:val="Heading3"/>
+        <w:overflowPunct/>
+        <w:autoSpaceDN/>
+      </w:pPr>
+      <w:bookmarkStart w:name="cudocwR0aPfirFcMJqCGKsU3j9ZLn61" w:id="7"/>
+      <w:r>
+        <w:t xml:space="preserve">Observations and forecasts</w:t>
+      </w:r>
+      <w:bookmarkEnd w:id="7"/>
+    </w:p>
+    <w:p>
+      <w:pPr>
+        <w:pStyle w:val="CudocBody"/>
+        <w:overflowPunct/>
+        <w:autoSpaceDN/>
+      </w:pPr>
+      <w:r>
+        <w:t xml:space="preserve">An observation is a reading a station actually made, stamped with the instant it was made. A forecast point is the model's expectation for a future instant, stamped with that instant and with the model run that produced it. The two are never mixed in one response: the current-conditions and history endpoints return observations, and the forecast endpoints return forecast points.</w:t>
+      </w:r>
+    </w:p>
+    <w:p>
+      <w:pPr>
+        <w:pStyle w:val="Heading3"/>
+        <w:overflowPunct/>
+        <w:autoSpaceDN/>
+      </w:pPr>
+      <w:bookmarkStart w:name="cudoc3taNvqgfoSmACsG8mNdxbilJau" w:id="8"/>
+      <w:r>
+        <w:t xml:space="preserve">Units</w:t>
+      </w:r>
+      <w:bookmarkEnd w:id="8"/>
+    </w:p>
+    <w:p>
+      <w:pPr>
+        <w:pStyle w:val="CudocBody"/>
+        <w:overflowPunct/>
+        <w:autoSpaceDN/>
+      </w:pPr>
+      <w:r>
+        <w:t xml:space="preserve">Every numeric field is returned in metric units unless the request asks for </w:t>
+      </w:r>
+      <w:r>
+        <w:rPr>
+          <w:rStyle w:val="CudocCode"/>
+        </w:rPr>
+        <w:t xml:space="preserve">units=imperial</w:t>
+      </w:r>
+      <w:r>
+        <w:t xml:space="preserve">. Field names do not change with the unit system; only the values and the </w:t>
+      </w:r>
+      <w:r>
+        <w:rPr>
+          <w:rStyle w:val="CudocCode"/>
+        </w:rPr>
+        <w:t xml:space="preserve">units</w:t>
+      </w:r>
+      <w:r>
+        <w:t xml:space="preserve"> object in the response do, so a client can always read the unit next to the value instead of assuming it.</w:t>
+      </w:r>
+    </w:p>
+    <w:tbl>
+      <w:tblPr>
+        <w:tblW w:type="pct" w:w="100%"/>
+        <w:tblBorders>
+          <w:top w:val="single" w:color="E2E8F0" w:sz="4"/>
+          <w:left w:val="none" w:color="auto" w:sz="0"/>
+          <w:bottom w:val="single" w:color="E2E8F0" w:sz="4"/>
+          <w:right w:val="none" w:color="auto" w:sz="0"/>
+          <w:insideH w:val="none" w:color="auto" w:sz="0"/>
+          <w:insideV w:val="none" w:color="auto" w:sz="0"/>
+        </w:tblBorders>
+      </w:tblPr>
+      <w:tblGrid>
+        <w:gridCol w:w="3212"/>
+        <w:gridCol w:w="3212"/>
+        <w:gridCol w:w="3212"/>
+      </w:tblGrid>
+      <w:tr>
+        <w:trPr>
+          <w:cantSplit/>
+          <w:tblHeader/>
+        </w:trPr>
+        <w:tc>
+          <w:tcPr>
+            <w:tcW w:type="dxa" w:w="3212"/>
+            <w:gridSpan w:val="1"/>
+            <w:tcBorders>
+              <w:top w:val="none" w:color="auto" w:sz="0"/>
+              <w:left w:val="none" w:color="auto" w:sz="0"/>
+              <w:bottom w:val="single" w:color="E2E8F0" w:sz="4"/>
+              <w:right w:val="none" w:color="auto" w:sz="0"/>
+            </w:tcBorders>
+            <w:tcMar>
+              <w:top w:type="dxa" w:w="105"/>
+              <w:left w:type="dxa" w:w="158"/>
+              <w:bottom w:type="dxa" w:w="105"/>
+              <w:right w:type="dxa" w:w="158"/>
+            </w:tcMar>
+            <w:vAlign w:val="top"/>
+          </w:tcPr>
+          <w:p>
+            <w:pPr>
+              <w:pStyle w:val="CudocTableHeader"/>
+              <w:overflowPunct/>
+              <w:autoSpaceDN/>
+            </w:pPr>
+            <w:r>
+              <w:t xml:space="preserve">Field</w:t>
+            </w:r>
+          </w:p>
+        </w:tc>
+        <w:tc>
+          <w:tcPr>
+            <w:tcW w:type="dxa" w:w="3212"/>
+            <w:gridSpan w:val="1"/>
+            <w:tcBorders>
+              <w:top w:val="none" w:color="auto" w:sz="0"/>
+              <w:left w:val="none" w:color="auto" w:sz="0"/>
+              <w:bottom w:val="single" w:color="E2E8F0" w:sz="4"/>
+              <w:right w:val="none" w:color="auto" w:sz="0"/>
+            </w:tcBorders>
+            <w:tcMar>
+              <w:top w:type="dxa" w:w="105"/>
+              <w:left w:type="dxa" w:w="158"/>
+              <w:bottom w:type="dxa" w:w="105"/>
+              <w:right w:type="dxa" w:w="158"/>
+            </w:tcMar>
+            <w:vAlign w:val="top"/>
+          </w:tcPr>
+          <w:p>
+            <w:pPr>
+              <w:pStyle w:val="CudocTableHeader"/>
+              <w:overflowPunct/>
+              <w:autoSpaceDN/>
+            </w:pPr>
+            <w:r>
+              <w:t xml:space="preserve">Metric</w:t>
+            </w:r>
+          </w:p>
+        </w:tc>
+        <w:tc>
+          <w:tcPr>
+            <w:tcW w:type="dxa" w:w="3212"/>
+            <w:gridSpan w:val="1"/>
+            <w:tcBorders>
+              <w:top w:val="none" w:color="auto" w:sz="0"/>
+              <w:left w:val="none" w:color="auto" w:sz="0"/>
+              <w:bottom w:val="single" w:color="E2E8F0" w:sz="4"/>
+              <w:right w:val="none" w:color="auto" w:sz="0"/>
+            </w:tcBorders>
+            <w:tcMar>
+              <w:top w:type="dxa" w:w="105"/>
+              <w:left w:type="dxa" w:w="158"/>
+              <w:bottom w:type="dxa" w:w="105"/>
+              <w:right w:type="dxa" w:w="158"/>
+            </w:tcMar>
+            <w:vAlign w:val="top"/>
+          </w:tcPr>
+          <w:p>
+            <w:pPr>
+              <w:pStyle w:val="CudocTableHeader"/>
+              <w:overflowPunct/>
+              <w:autoSpaceDN/>
+            </w:pPr>
+            <w:r>
+              <w:t xml:space="preserve">Imperial</w:t>
+            </w:r>
+          </w:p>
+        </w:tc>
+      </w:tr>
+      <w:tr>
+        <w:trPr>
+          <w:cantSplit/>
+          <w:tblHeader w:val="false"/>
+        </w:trPr>
+        <w:tc>
+          <w:tcPr>
+            <w:tcW w:type="dxa" w:w="3212"/>
+            <w:gridSpan w:val="1"/>
+            <w:tcBorders>
+              <w:top w:val="none" w:color="auto" w:sz="0"/>
+              <w:left w:val="none" w:color="auto" w:sz="0"/>
+              <w:bottom w:val="single" w:color="EEF2F7" w:sz="4"/>
+              <w:right w:val="none" w:color="auto" w:sz="0"/>
+            </w:tcBorders>
+            <w:tcMar>
+              <w:top w:type="dxa" w:w="105"/>
+              <w:left w:type="dxa" w:w="158"/>
+              <w:bottom w:type="dxa" w:w="105"/>
+              <w:right w:type="dxa" w:w="158"/>
+            </w:tcMar>
+            <w:vAlign w:val="top"/>
+          </w:tcPr>
+          <w:p>
+            <w:pPr>
+              <w:pStyle w:val="CudocTableCell"/>
+              <w:overflowPunct/>
+              <w:autoSpaceDN/>
+            </w:pPr>
+            <w:r>
+              <w:rPr>
+                <w:rStyle w:val="CudocCode"/>
+              </w:rPr>
+              <w:t xml:space="preserve">temperature</w:t>
+            </w:r>
+          </w:p>
+        </w:tc>
+        <w:tc>
+          <w:tcPr>
+            <w:tcW w:type="dxa" w:w="3212"/>
+            <w:gridSpan w:val="1"/>
+            <w:tcBorders>
+              <w:top w:val="none" w:color="auto" w:sz="0"/>
+              <w:left w:val="none" w:color="auto" w:sz="0"/>
+              <w:bottom w:val="single" w:color="EEF2F7" w:sz="4"/>
+              <w:right w:val="none" w:color="auto" w:sz="0"/>
+            </w:tcBorders>
+            <w:tcMar>
+              <w:top w:type="dxa" w:w="105"/>
+              <w:left w:type="dxa" w:w="158"/>
+              <w:bottom w:type="dxa" w:w="105"/>
+              <w:right w:type="dxa" w:w="158"/>
+            </w:tcMar>
+            <w:vAlign w:val="top"/>
+          </w:tcPr>
+          <w:p>
+            <w:pPr>
+              <w:pStyle w:val="CudocTableCell"/>
+              <w:overflowPunct/>
+              <w:autoSpaceDN/>
+            </w:pPr>
+            <w:r>
+              <w:t xml:space="preserve">°C</w:t>
+            </w:r>
+          </w:p>
+        </w:tc>
+        <w:tc>
+          <w:tcPr>
+            <w:tcW w:type="dxa" w:w="3212"/>
+            <w:gridSpan w:val="1"/>
+            <w:tcBorders>
+              <w:top w:val="none" w:color="auto" w:sz="0"/>
+              <w:left w:val="none" w:color="auto" w:sz="0"/>
+              <w:bottom w:val="single" w:color="EEF2F7" w:sz="4"/>
+              <w:right w:val="none" w:color="auto" w:sz="0"/>
+            </w:tcBorders>
+            <w:tcMar>
+              <w:top w:type="dxa" w:w="105"/>
+              <w:left w:type="dxa" w:w="158"/>
+              <w:bottom w:type="dxa" w:w="105"/>
+              <w:right w:type="dxa" w:w="158"/>
+            </w:tcMar>
+            <w:vAlign w:val="top"/>
+          </w:tcPr>
+          <w:p>
+            <w:pPr>
+              <w:pStyle w:val="CudocTableCell"/>
+              <w:overflowPunct/>
+              <w:autoSpaceDN/>
+            </w:pPr>
+            <w:r>
+              <w:t xml:space="preserve">°F</w:t>
+            </w:r>
+          </w:p>
+        </w:tc>
+      </w:tr>
+      <w:tr>
+        <w:trPr>
+          <w:cantSplit/>
+          <w:tblHeader w:val="false"/>
+        </w:trPr>
+        <w:tc>
+          <w:tcPr>
+            <w:tcW w:type="dxa" w:w="3212"/>
+            <w:gridSpan w:val="1"/>
+            <w:tcBorders>
+              <w:top w:val="none" w:color="auto" w:sz="0"/>
+              <w:left w:val="none" w:color="auto" w:sz="0"/>
+              <w:bottom w:val="single" w:color="EEF2F7" w:sz="4"/>
+              <w:right w:val="none" w:color="auto" w:sz="0"/>
+            </w:tcBorders>
+            <w:shd w:fill="FAFBFD" w:val="clear"/>
+            <w:tcMar>
+              <w:top w:type="dxa" w:w="105"/>
+              <w:left w:type="dxa" w:w="158"/>
+              <w:bottom w:type="dxa" w:w="105"/>
+              <w:right w:type="dxa" w:w="158"/>
+            </w:tcMar>
+            <w:vAlign w:val="top"/>
+          </w:tcPr>
+          <w:p>
+            <w:pPr>
+              <w:pStyle w:val="CudocTableCell"/>
+              <w:overflowPunct/>
+              <w:autoSpaceDN/>
+            </w:pPr>
+            <w:r>
+              <w:rPr>
+                <w:rStyle w:val="CudocCode"/>
+              </w:rPr>
+              <w:t xml:space="preserve">windSpeed</w:t>
+            </w:r>
+          </w:p>
+        </w:tc>
+        <w:tc>
+          <w:tcPr>
+            <w:tcW w:type="dxa" w:w="3212"/>
+            <w:gridSpan w:val="1"/>
+            <w:tcBorders>
+              <w:top w:val="none" w:color="auto" w:sz="0"/>
+              <w:left w:val="none" w:color="auto" w:sz="0"/>
+              <w:bottom w:val="single" w:color="EEF2F7" w:sz="4"/>
+              <w:right w:val="none" w:color="auto" w:sz="0"/>
+            </w:tcBorders>
+            <w:shd w:fill="FAFBFD" w:val="clear"/>
+            <w:tcMar>
+              <w:top w:type="dxa" w:w="105"/>
+              <w:left w:type="dxa" w:w="158"/>
+              <w:bottom w:type="dxa" w:w="105"/>
+              <w:right w:type="dxa" w:w="158"/>
+            </w:tcMar>
+            <w:vAlign w:val="top"/>
+          </w:tcPr>
+          <w:p>
+            <w:pPr>
+              <w:pStyle w:val="CudocTableCell"/>
+              <w:overflowPunct/>
+              <w:autoSpaceDN/>
+            </w:pPr>
+            <w:r>
+              <w:t xml:space="preserve">m/s</w:t>
+            </w:r>
+          </w:p>
+        </w:tc>
+        <w:tc>
+          <w:tcPr>
+            <w:tcW w:type="dxa" w:w="3212"/>
+            <w:gridSpan w:val="1"/>
+            <w:tcBorders>
+              <w:top w:val="none" w:color="auto" w:sz="0"/>
+              <w:left w:val="none" w:color="auto" w:sz="0"/>
+              <w:bottom w:val="single" w:color="EEF2F7" w:sz="4"/>
+              <w:right w:val="none" w:color="auto" w:sz="0"/>
+            </w:tcBorders>
+            <w:shd w:fill="FAFBFD" w:val="clear"/>
+            <w:tcMar>
+              <w:top w:type="dxa" w:w="105"/>
+              <w:left w:type="dxa" w:w="158"/>
+              <w:bottom w:type="dxa" w:w="105"/>
+              <w:right w:type="dxa" w:w="158"/>
+            </w:tcMar>
+            <w:vAlign w:val="top"/>
+          </w:tcPr>
+          <w:p>
+            <w:pPr>
+              <w:pStyle w:val="CudocTableCell"/>
+              <w:overflowPunct/>
+              <w:autoSpaceDN/>
+            </w:pPr>
+            <w:r>
+              <w:t xml:space="preserve">mph</w:t>
+            </w:r>
+          </w:p>
+        </w:tc>
+      </w:tr>
+      <w:tr>
+        <w:trPr>
+          <w:cantSplit/>
+          <w:tblHeader w:val="false"/>
+        </w:trPr>
+        <w:tc>
+          <w:tcPr>
+            <w:tcW w:type="dxa" w:w="3212"/>
+            <w:gridSpan w:val="1"/>
+            <w:tcBorders>
+              <w:top w:val="none" w:color="auto" w:sz="0"/>
+              <w:left w:val="none" w:color="auto" w:sz="0"/>
+              <w:bottom w:val="single" w:color="EEF2F7" w:sz="4"/>
+              <w:right w:val="none" w:color="auto" w:sz="0"/>
+            </w:tcBorders>
+            <w:tcMar>
+              <w:top w:type="dxa" w:w="105"/>
+              <w:left w:type="dxa" w:w="158"/>
+              <w:bottom w:type="dxa" w:w="105"/>
+              <w:right w:type="dxa" w:w="158"/>
+            </w:tcMar>
+            <w:vAlign w:val="top"/>
+          </w:tcPr>
+          <w:p>
+            <w:pPr>
+              <w:pStyle w:val="CudocTableCell"/>
+              <w:overflowPunct/>
+              <w:autoSpaceDN/>
+            </w:pPr>
+            <w:r>
+              <w:rPr>
+                <w:rStyle w:val="CudocCode"/>
+              </w:rPr>
+              <w:t xml:space="preserve">pressure</w:t>
+            </w:r>
+          </w:p>
+        </w:tc>
+        <w:tc>
+          <w:tcPr>
+            <w:tcW w:type="dxa" w:w="3212"/>
+            <w:gridSpan w:val="1"/>
+            <w:tcBorders>
+              <w:top w:val="none" w:color="auto" w:sz="0"/>
+              <w:left w:val="none" w:color="auto" w:sz="0"/>
+              <w:bottom w:val="single" w:color="EEF2F7" w:sz="4"/>
+              <w:right w:val="none" w:color="auto" w:sz="0"/>
+            </w:tcBorders>
+            <w:tcMar>
+              <w:top w:type="dxa" w:w="105"/>
+              <w:left w:type="dxa" w:w="158"/>
+              <w:bottom w:type="dxa" w:w="105"/>
+              <w:right w:type="dxa" w:w="158"/>
+            </w:tcMar>
+            <w:vAlign w:val="top"/>
+          </w:tcPr>
+          <w:p>
+            <w:pPr>
+              <w:pStyle w:val="CudocTableCell"/>
+              <w:overflowPunct/>
+              <w:autoSpaceDN/>
+            </w:pPr>
+            <w:r>
+              <w:t xml:space="preserve">hPa</w:t>
+            </w:r>
+          </w:p>
+        </w:tc>
+        <w:tc>
+          <w:tcPr>
+            <w:tcW w:type="dxa" w:w="3212"/>
+            <w:gridSpan w:val="1"/>
+            <w:tcBorders>
+              <w:top w:val="none" w:color="auto" w:sz="0"/>
+              <w:left w:val="none" w:color="auto" w:sz="0"/>
+              <w:bottom w:val="single" w:color="EEF2F7" w:sz="4"/>
+              <w:right w:val="none" w:color="auto" w:sz="0"/>
+            </w:tcBorders>
+            <w:tcMar>
+              <w:top w:type="dxa" w:w="105"/>
+              <w:left w:type="dxa" w:w="158"/>
+              <w:bottom w:type="dxa" w:w="105"/>
+              <w:right w:type="dxa" w:w="158"/>
+            </w:tcMar>
+            <w:vAlign w:val="top"/>
+          </w:tcPr>
+          <w:p>
+            <w:pPr>
+              <w:pStyle w:val="CudocTableCell"/>
+              <w:overflowPunct/>
+              <w:autoSpaceDN/>
+            </w:pPr>
+            <w:r>
+              <w:t xml:space="preserve">inHg</w:t>
+            </w:r>
+          </w:p>
+        </w:tc>
+      </w:tr>
+      <w:tr>
+        <w:trPr>
+          <w:cantSplit/>
+          <w:tblHeader w:val="false"/>
+        </w:trPr>
+        <w:tc>
+          <w:tcPr>
+            <w:tcW w:type="dxa" w:w="3212"/>
+            <w:gridSpan w:val="1"/>
+            <w:tcBorders>
+              <w:top w:val="none" w:color="auto" w:sz="0"/>
+              <w:left w:val="none" w:color="auto" w:sz="0"/>
+              <w:bottom w:val="single" w:color="EEF2F7" w:sz="4"/>
+              <w:right w:val="none" w:color="auto" w:sz="0"/>
+            </w:tcBorders>
+            <w:shd w:fill="FAFBFD" w:val="clear"/>
+            <w:tcMar>
+              <w:top w:type="dxa" w:w="105"/>
+              <w:left w:type="dxa" w:w="158"/>
+              <w:bottom w:type="dxa" w:w="105"/>
+              <w:right w:type="dxa" w:w="158"/>
+            </w:tcMar>
+            <w:vAlign w:val="top"/>
+          </w:tcPr>
+          <w:p>
+            <w:pPr>
+              <w:pStyle w:val="CudocTableCell"/>
+              <w:overflowPunct/>
+              <w:autoSpaceDN/>
+            </w:pPr>
+            <w:r>
+              <w:rPr>
+                <w:rStyle w:val="CudocCode"/>
+              </w:rPr>
+              <w:t xml:space="preserve">precipitation</w:t>
+            </w:r>
+          </w:p>
+        </w:tc>
+        <w:tc>
+          <w:tcPr>
+            <w:tcW w:type="dxa" w:w="3212"/>
+            <w:gridSpan w:val="1"/>
+            <w:tcBorders>
+              <w:top w:val="none" w:color="auto" w:sz="0"/>
+              <w:left w:val="none" w:color="auto" w:sz="0"/>
+              <w:bottom w:val="single" w:color="EEF2F7" w:sz="4"/>
+              <w:right w:val="none" w:color="auto" w:sz="0"/>
+            </w:tcBorders>
+            <w:shd w:fill="FAFBFD" w:val="clear"/>
+            <w:tcMar>
+              <w:top w:type="dxa" w:w="105"/>
+              <w:left w:type="dxa" w:w="158"/>
+              <w:bottom w:type="dxa" w:w="105"/>
+              <w:right w:type="dxa" w:w="158"/>
+            </w:tcMar>
+            <w:vAlign w:val="top"/>
+          </w:tcPr>
+          <w:p>
+            <w:pPr>
+              <w:pStyle w:val="CudocTableCell"/>
+              <w:overflowPunct/>
+              <w:autoSpaceDN/>
+            </w:pPr>
+            <w:r>
+              <w:t xml:space="preserve">mm</w:t>
+            </w:r>
+          </w:p>
+        </w:tc>
+        <w:tc>
+          <w:tcPr>
+            <w:tcW w:type="dxa" w:w="3212"/>
+            <w:gridSpan w:val="1"/>
+            <w:tcBorders>
+              <w:top w:val="none" w:color="auto" w:sz="0"/>
+              <w:left w:val="none" w:color="auto" w:sz="0"/>
+              <w:bottom w:val="single" w:color="EEF2F7" w:sz="4"/>
+              <w:right w:val="none" w:color="auto" w:sz="0"/>
+            </w:tcBorders>
+            <w:shd w:fill="FAFBFD" w:val="clear"/>
+            <w:tcMar>
+              <w:top w:type="dxa" w:w="105"/>
+              <w:left w:type="dxa" w:w="158"/>
+              <w:bottom w:type="dxa" w:w="105"/>
+              <w:right w:type="dxa" w:w="158"/>
+            </w:tcMar>
+            <w:vAlign w:val="top"/>
+          </w:tcPr>
+          <w:p>
+            <w:pPr>
+              <w:pStyle w:val="CudocTableCell"/>
+              <w:overflowPunct/>
+              <w:autoSpaceDN/>
+            </w:pPr>
+            <w:r>
+              <w:t xml:space="preserve">in</w:t>
+            </w:r>
+          </w:p>
+        </w:tc>
+      </w:tr>
+      <w:tr>
+        <w:trPr>
+          <w:cantSplit/>
+          <w:tblHeader w:val="false"/>
+        </w:trPr>
+        <w:tc>
+          <w:tcPr>
+            <w:tcW w:type="dxa" w:w="3212"/>
+            <w:gridSpan w:val="1"/>
+            <w:tcBorders>
+              <w:top w:val="none" w:color="auto" w:sz="0"/>
+              <w:left w:val="none" w:color="auto" w:sz="0"/>
+              <w:bottom w:val="none" w:color="auto" w:sz="0"/>
+              <w:right w:val="none" w:color="auto" w:sz="0"/>
+            </w:tcBorders>
+            <w:tcMar>
+              <w:top w:type="dxa" w:w="105"/>
+              <w:left w:type="dxa" w:w="158"/>
+              <w:bottom w:type="dxa" w:w="105"/>
+              <w:right w:type="dxa" w:w="158"/>
+            </w:tcMar>
+            <w:vAlign w:val="top"/>
+          </w:tcPr>
+          <w:p>
+            <w:pPr>
+              <w:pStyle w:val="CudocTableCell"/>
+              <w:overflowPunct/>
+              <w:autoSpaceDN/>
+            </w:pPr>
+            <w:r>
+              <w:rPr>
+                <w:rStyle w:val="CudocCode"/>
+              </w:rPr>
+              <w:t xml:space="preserve">visibility</w:t>
+            </w:r>
+          </w:p>
+        </w:tc>
+        <w:tc>
+          <w:tcPr>
+            <w:tcW w:type="dxa" w:w="3212"/>
+            <w:gridSpan w:val="1"/>
+            <w:tcBorders>
+              <w:top w:val="none" w:color="auto" w:sz="0"/>
+              <w:left w:val="none" w:color="auto" w:sz="0"/>
+              <w:bottom w:val="none" w:color="auto" w:sz="0"/>
+              <w:right w:val="none" w:color="auto" w:sz="0"/>
+            </w:tcBorders>
+            <w:tcMar>
+              <w:top w:type="dxa" w:w="105"/>
+              <w:left w:type="dxa" w:w="158"/>
+              <w:bottom w:type="dxa" w:w="105"/>
+              <w:right w:type="dxa" w:w="158"/>
+            </w:tcMar>
+            <w:vAlign w:val="top"/>
+          </w:tcPr>
+          <w:p>
+            <w:pPr>
+              <w:pStyle w:val="CudocTableCell"/>
+              <w:overflowPunct/>
+              <w:autoSpaceDN/>
+            </w:pPr>
+            <w:r>
+              <w:t xml:space="preserve">km</w:t>
+            </w:r>
+          </w:p>
+        </w:tc>
+        <w:tc>
+          <w:tcPr>
+            <w:tcW w:type="dxa" w:w="3212"/>
+            <w:gridSpan w:val="1"/>
+            <w:tcBorders>
+              <w:top w:val="none" w:color="auto" w:sz="0"/>
+              <w:left w:val="none" w:color="auto" w:sz="0"/>
+              <w:bottom w:val="none" w:color="auto" w:sz="0"/>
+              <w:right w:val="none" w:color="auto" w:sz="0"/>
+            </w:tcBorders>
+            <w:tcMar>
+              <w:top w:type="dxa" w:w="105"/>
+              <w:left w:type="dxa" w:w="158"/>
+              <w:bottom w:type="dxa" w:w="105"/>
+              <w:right w:type="dxa" w:w="158"/>
+            </w:tcMar>
+            <w:vAlign w:val="top"/>
+          </w:tcPr>
+          <w:p>
+            <w:pPr>
+              <w:pStyle w:val="CudocTableCell"/>
+              <w:overflowPunct/>
+              <w:autoSpaceDN/>
+            </w:pPr>
+            <w:r>
+              <w:t xml:space="preserve">mi</w:t>
+            </w:r>
+          </w:p>
+        </w:tc>
+      </w:tr>
+    </w:tbl>
+    <w:p>
+      <w:pPr>
+        <w:pStyle w:val="Heading3"/>
+        <w:overflowPunct/>
+        <w:autoSpaceDN/>
+      </w:pPr>
+      <w:bookmarkStart w:name="cudoc1DCdsYejpY9ef3YY0KNnbqi0Vl" w:id="9"/>
+      <w:r>
+        <w:t xml:space="preserve">Timestamps</w:t>
+      </w:r>
+      <w:bookmarkEnd w:id="9"/>
+    </w:p>
+    <w:p>
+      <w:pPr>
+        <w:pStyle w:val="CudocBody"/>
+        <w:overflowPunct/>
+        <w:autoSpaceDN/>
+      </w:pPr>
+      <w:r>
+        <w:t xml:space="preserve">Every instant is ISO 8601 in UTC with a </w:t>
+      </w:r>
+      <w:r>
+        <w:rPr>
+          <w:rStyle w:val="CudocCode"/>
+        </w:rPr>
+        <w:t xml:space="preserve">Z</w:t>
+      </w:r>
+      <w:r>
+        <w:t xml:space="preserve"> suffix: </w:t>
+      </w:r>
+      <w:r>
+        <w:rPr>
+          <w:rStyle w:val="CudocCode"/>
+        </w:rPr>
+        <w:t xml:space="preserve">observedAt</w:t>
+      </w:r>
+      <w:r>
+        <w:t xml:space="preserve"> on an observation, </w:t>
+      </w:r>
+      <w:r>
+        <w:rPr>
+          <w:rStyle w:val="CudocCode"/>
+        </w:rPr>
+        <w:t xml:space="preserve">validAt</w:t>
+      </w:r>
+      <w:r>
+        <w:t xml:space="preserve"> and </w:t>
+      </w:r>
+      <w:r>
+        <w:rPr>
+          <w:rStyle w:val="CudocCode"/>
+        </w:rPr>
+        <w:t xml:space="preserve">issuedAt</w:t>
+      </w:r>
+      <w:r>
+        <w:t xml:space="preserve"> on a forecast, </w:t>
+      </w:r>
+      <w:r>
+        <w:rPr>
+          <w:rStyle w:val="CudocCode"/>
+        </w:rPr>
+        <w:t xml:space="preserve">lastObservedAt</w:t>
+      </w:r>
+      <w:r>
+        <w:t xml:space="preserve"> on a station. Converting to local time is the client's job; a station's IANA time zone is in its </w:t>
+      </w:r>
+      <w:hyperlink w:history="1" r:id="rId3h7dqm8rqcwlnj6qqjdek">
+        <w:r>
+          <w:t xml:space="preserve">detail record</w:t>
+        </w:r>
+      </w:hyperlink>
+      <w:r>
+        <w:t xml:space="preserve"> so the conversion can be exact.</w:t>
+      </w:r>
+    </w:p>
+    <w:p>
+      <w:pPr>
+        <w:pStyle w:val="Heading3"/>
+        <w:overflowPunct/>
+        <w:autoSpaceDN/>
+      </w:pPr>
+      <w:bookmarkStart w:name="cudocsYDbd0RyaFPuoQSKOOFyIgr2kS" w:id="10"/>
+      <w:r>
+        <w:t xml:space="preserve">Versioning</w:t>
+      </w:r>
+      <w:bookmarkEnd w:id="10"/>
+    </w:p>
+    <w:p>
+      <w:pPr>
+        <w:pStyle w:val="CudocBody"/>
+        <w:overflowPunct/>
+        <w:autoSpaceDN/>
+      </w:pPr>
+      <w:r>
+        <w:t xml:space="preserve">The path prefix </w:t>
+      </w:r>
+      <w:r>
+        <w:rPr>
+          <w:rStyle w:val="CudocCode"/>
+        </w:rPr>
+        <w:t xml:space="preserve">/v1</w:t>
+      </w:r>
+      <w:r>
+        <w:t xml:space="preserve"> names the version. Additive changes, such as a new field, a new optional parameter or a new endpoint, ship within </w:t>
+      </w:r>
+      <w:r>
+        <w:rPr>
+          <w:rStyle w:val="CudocCode"/>
+        </w:rPr>
+        <w:t xml:space="preserve">/v1</w:t>
+      </w:r>
+      <w:r>
+        <w:t xml:space="preserve"> without notice, so a client must ignore fields it does not know. Any change to an existing shape is announced in the </w:t>
+      </w:r>
+      <w:hyperlink w:history="1" r:id="rIdv4i2hovgbtjc7ppx-naoc">
+        <w:r>
+          <w:t xml:space="preserve">release notes</w:t>
+        </w:r>
+      </w:hyperlink>
+      <w:r>
+        <w:t xml:space="preserve"> at least ninety days before it takes effect, and the previous behaviour stays available for that period.</w:t>
+      </w:r>
+    </w:p>
+    <w:p>
+      <w:pPr>
+        <w:pStyle w:val="Heading2"/>
+        <w:overflowPunct/>
+        <w:autoSpaceDN/>
+      </w:pPr>
+      <w:bookmarkStart w:name="cudocBnhBK6eLAKdseG3HbP9Dffzuyf" w:id="11"/>
+      <w:r>
+        <w:t xml:space="preserve">Conventions</w:t>
+      </w:r>
+      <w:bookmarkEnd w:id="11"/>
+    </w:p>
+    <w:p>
+      <w:pPr>
+        <w:pStyle w:val="CudocBody"/>
+        <w:overflowPunct/>
+        <w:autoSpaceDN/>
+      </w:pPr>
+      <w:r>
+        <w:t xml:space="preserve">The handbook uses a small set of marks, and each means the same thing in the site, the PDF and the Word file.</w:t>
+      </w:r>
+    </w:p>
+    <w:tbl>
+      <w:tblPr>
+        <w:tblW w:type="pct" w:w="100%"/>
+        <w:tblBorders>
+          <w:top w:val="single" w:color="E2E8F0" w:sz="4"/>
+          <w:left w:val="none" w:color="auto" w:sz="0"/>
+          <w:bottom w:val="single" w:color="E2E8F0" w:sz="4"/>
+          <w:right w:val="none" w:color="auto" w:sz="0"/>
+          <w:insideH w:val="none" w:color="auto" w:sz="0"/>
+          <w:insideV w:val="none" w:color="auto" w:sz="0"/>
+        </w:tblBorders>
+      </w:tblPr>
+      <w:tblGrid>
+        <w:gridCol w:w="5798"/>
+        <w:gridCol w:w="3840"/>
+      </w:tblGrid>
+      <w:tr>
+        <w:trPr>
+          <w:cantSplit/>
+          <w:tblHeader/>
+        </w:trPr>
+        <w:tc>
+          <w:tcPr>
+            <w:tcW w:type="dxa" w:w="5798"/>
+            <w:gridSpan w:val="1"/>
+            <w:tcBorders>
+              <w:top w:val="none" w:color="auto" w:sz="0"/>
+              <w:left w:val="none" w:color="auto" w:sz="0"/>
+              <w:bottom w:val="single" w:color="E2E8F0" w:sz="4"/>
+              <w:right w:val="none" w:color="auto" w:sz="0"/>
+            </w:tcBorders>
+            <w:tcMar>
+              <w:top w:type="dxa" w:w="105"/>
+              <w:left w:type="dxa" w:w="158"/>
+              <w:bottom w:type="dxa" w:w="105"/>
+              <w:right w:type="dxa" w:w="158"/>
+            </w:tcMar>
+            <w:vAlign w:val="top"/>
+          </w:tcPr>
+          <w:p>
+            <w:pPr>
+              <w:pStyle w:val="CudocTableHeader"/>
+              <w:overflowPunct/>
+              <w:autoSpaceDN/>
+            </w:pPr>
+            <w:r>
+              <w:t xml:space="preserve">Mark</w:t>
+            </w:r>
+          </w:p>
+        </w:tc>
+        <w:tc>
+          <w:tcPr>
+            <w:tcW w:type="dxa" w:w="3840"/>
+            <w:gridSpan w:val="1"/>
+            <w:tcBorders>
+              <w:top w:val="none" w:color="auto" w:sz="0"/>
+              <w:left w:val="none" w:color="auto" w:sz="0"/>
+              <w:bottom w:val="single" w:color="E2E8F0" w:sz="4"/>
+              <w:right w:val="none" w:color="auto" w:sz="0"/>
+            </w:tcBorders>
+            <w:tcMar>
+              <w:top w:type="dxa" w:w="105"/>
+              <w:left w:type="dxa" w:w="158"/>
+              <w:bottom w:type="dxa" w:w="105"/>
+              <w:right w:type="dxa" w:w="158"/>
+            </w:tcMar>
+            <w:vAlign w:val="top"/>
+          </w:tcPr>
+          <w:p>
+            <w:pPr>
+              <w:pStyle w:val="CudocTableHeader"/>
+              <w:overflowPunct/>
+              <w:autoSpaceDN/>
+            </w:pPr>
+            <w:r>
+              <w:t xml:space="preserve">Meaning</w:t>
+            </w:r>
+          </w:p>
+        </w:tc>
+      </w:tr>
+      <w:tr>
+        <w:trPr>
+          <w:cantSplit/>
+          <w:tblHeader w:val="false"/>
+        </w:trPr>
+        <w:tc>
+          <w:tcPr>
+            <w:tcW w:type="dxa" w:w="5798"/>
+            <w:gridSpan w:val="1"/>
+            <w:tcBorders>
+              <w:top w:val="none" w:color="auto" w:sz="0"/>
+              <w:left w:val="none" w:color="auto" w:sz="0"/>
+              <w:bottom w:val="single" w:color="EEF2F7" w:sz="4"/>
+              <w:right w:val="none" w:color="auto" w:sz="0"/>
+            </w:tcBorders>
+            <w:tcMar>
+              <w:top w:type="dxa" w:w="105"/>
+              <w:left w:type="dxa" w:w="158"/>
+              <w:bottom w:type="dxa" w:w="105"/>
+              <w:right w:type="dxa" w:w="158"/>
+            </w:tcMar>
+            <w:vAlign w:val="top"/>
+          </w:tcPr>
+          <w:p>
+            <w:pPr>
+              <w:pStyle w:val="CudocTableCell"/>
+              <w:overflowPunct/>
+              <w:autoSpaceDN/>
+            </w:pPr>
+            <w:r>
+              <w:t xml:space="preserve">A </w:t>
+            </w:r>
+            <w:r>
+              <w:rPr>
+                <w:rStyle w:val="CudocCode"/>
+              </w:rPr>
+              <w:t xml:space="preserve">New</w:t>
+            </w:r>
+            <w:r>
+              <w:t xml:space="preserve">, </w:t>
+            </w:r>
+            <w:r>
+              <w:rPr>
+                <w:rStyle w:val="CudocCode"/>
+              </w:rPr>
+              <w:t xml:space="preserve">Beta</w:t>
+            </w:r>
+            <w:r>
+              <w:t xml:space="preserve"> or </w:t>
+            </w:r>
+            <w:r>
+              <w:rPr>
+                <w:rStyle w:val="CudocCode"/>
+              </w:rPr>
+              <w:t xml:space="preserve">Latest</w:t>
+            </w:r>
+            <w:r>
+              <w:t xml:space="preserve"> badge after a heading</w:t>
+            </w:r>
+          </w:p>
+        </w:tc>
+        <w:tc>
+          <w:tcPr>
+            <w:tcW w:type="dxa" w:w="3840"/>
+            <w:gridSpan w:val="1"/>
+            <w:tcBorders>
+              <w:top w:val="none" w:color="auto" w:sz="0"/>
+              <w:left w:val="none" w:color="auto" w:sz="0"/>
+              <w:bottom w:val="single" w:color="EEF2F7" w:sz="4"/>
+              <w:right w:val="none" w:color="auto" w:sz="0"/>
+            </w:tcBorders>
+            <w:tcMar>
+              <w:top w:type="dxa" w:w="105"/>
+              <w:left w:type="dxa" w:w="158"/>
+              <w:bottom w:type="dxa" w:w="105"/>
+              <w:right w:type="dxa" w:w="158"/>
+            </w:tcMar>
+            <w:vAlign w:val="top"/>
+          </w:tcPr>
+          <w:p>
+            <w:pPr>
+              <w:pStyle w:val="CudocTableCell"/>
+              <w:overflowPunct/>
+              <w:autoSpaceDN/>
+            </w:pPr>
+            <w:r>
+              <w:t xml:space="preserve">The section was added in the latest release, is in beta and may change on thirty days' notice, or describes the newest release.</w:t>
+            </w:r>
+          </w:p>
+        </w:tc>
+      </w:tr>
+      <w:tr>
+        <w:trPr>
+          <w:cantSplit/>
+          <w:tblHeader w:val="false"/>
+        </w:trPr>
+        <w:tc>
+          <w:tcPr>
+            <w:tcW w:type="dxa" w:w="5798"/>
+            <w:gridSpan w:val="1"/>
+            <w:tcBorders>
+              <w:top w:val="none" w:color="auto" w:sz="0"/>
+              <w:left w:val="none" w:color="auto" w:sz="0"/>
+              <w:bottom w:val="single" w:color="EEF2F7" w:sz="4"/>
+              <w:right w:val="none" w:color="auto" w:sz="0"/>
+            </w:tcBorders>
+            <w:shd w:fill="FAFBFD" w:val="clear"/>
+            <w:tcMar>
+              <w:top w:type="dxa" w:w="105"/>
+              <w:left w:type="dxa" w:w="158"/>
+              <w:bottom w:type="dxa" w:w="105"/>
+              <w:right w:type="dxa" w:w="158"/>
+            </w:tcMar>
+            <w:vAlign w:val="top"/>
+          </w:tcPr>
+          <w:p>
+            <w:pPr>
+              <w:pStyle w:val="CudocTableCell"/>
+              <w:overflowPunct/>
+              <w:autoSpaceDN/>
+            </w:pPr>
+            <w:r>
+              <w:t xml:space="preserve">A </w:t>
+            </w:r>
+            <w:r>
+              <w:rPr>
+                <w:b/>
+                <w:bCs/>
+              </w:rPr>
+              <w:t xml:space="preserve">Note</w:t>
+            </w:r>
+            <w:r>
+              <w:t xml:space="preserve"> or </w:t>
+            </w:r>
+            <w:r>
+              <w:rPr>
+                <w:b/>
+                <w:bCs/>
+              </w:rPr>
+              <w:t xml:space="preserve">Tip</w:t>
+            </w:r>
+            <w:r>
+              <w:t xml:space="preserve"> box</w:t>
+            </w:r>
+          </w:p>
+        </w:tc>
+        <w:tc>
+          <w:tcPr>
+            <w:tcW w:type="dxa" w:w="3840"/>
+            <w:gridSpan w:val="1"/>
+            <w:tcBorders>
+              <w:top w:val="none" w:color="auto" w:sz="0"/>
+              <w:left w:val="none" w:color="auto" w:sz="0"/>
+              <w:bottom w:val="single" w:color="EEF2F7" w:sz="4"/>
+              <w:right w:val="none" w:color="auto" w:sz="0"/>
+            </w:tcBorders>
+            <w:shd w:fill="FAFBFD" w:val="clear"/>
+            <w:tcMar>
+              <w:top w:type="dxa" w:w="105"/>
+              <w:left w:type="dxa" w:w="158"/>
+              <w:bottom w:type="dxa" w:w="105"/>
+              <w:right w:type="dxa" w:w="158"/>
+            </w:tcMar>
+            <w:vAlign w:val="top"/>
+          </w:tcPr>
+          <w:p>
+            <w:pPr>
+              <w:pStyle w:val="CudocTableCell"/>
+              <w:overflowPunct/>
+              <w:autoSpaceDN/>
+            </w:pPr>
+            <w:r>
+              <w:t xml:space="preserve">Background or a shortcut; skipping it costs nothing.</w:t>
+            </w:r>
+          </w:p>
+        </w:tc>
+      </w:tr>
+      <w:tr>
+        <w:trPr>
+          <w:cantSplit/>
+          <w:tblHeader w:val="false"/>
+        </w:trPr>
+        <w:tc>
+          <w:tcPr>
+            <w:tcW w:type="dxa" w:w="5798"/>
+            <w:gridSpan w:val="1"/>
+            <w:tcBorders>
+              <w:top w:val="none" w:color="auto" w:sz="0"/>
+              <w:left w:val="none" w:color="auto" w:sz="0"/>
+              <w:bottom w:val="single" w:color="EEF2F7" w:sz="4"/>
+              <w:right w:val="none" w:color="auto" w:sz="0"/>
+            </w:tcBorders>
+            <w:tcMar>
+              <w:top w:type="dxa" w:w="105"/>
+              <w:left w:type="dxa" w:w="158"/>
+              <w:bottom w:type="dxa" w:w="105"/>
+              <w:right w:type="dxa" w:w="158"/>
+            </w:tcMar>
+            <w:vAlign w:val="top"/>
+          </w:tcPr>
+          <w:p>
+            <w:pPr>
+              <w:pStyle w:val="CudocTableCell"/>
+              <w:overflowPunct/>
+              <w:autoSpaceDN/>
+            </w:pPr>
+            <w:r>
+              <w:t xml:space="preserve">An </w:t>
+            </w:r>
+            <w:r>
+              <w:rPr>
+                <w:b/>
+                <w:bCs/>
+              </w:rPr>
+              <w:t xml:space="preserve">Important</w:t>
+            </w:r>
+            <w:r>
+              <w:t xml:space="preserve">, </w:t>
+            </w:r>
+            <w:r>
+              <w:rPr>
+                <w:b/>
+                <w:bCs/>
+              </w:rPr>
+              <w:t xml:space="preserve">Warning</w:t>
+            </w:r>
+            <w:r>
+              <w:t xml:space="preserve"> or </w:t>
+            </w:r>
+            <w:r>
+              <w:rPr>
+                <w:b/>
+                <w:bCs/>
+              </w:rPr>
+              <w:t xml:space="preserve">Caution</w:t>
+            </w:r>
+            <w:r>
+              <w:t xml:space="preserve"> box</w:t>
+            </w:r>
+          </w:p>
+        </w:tc>
+        <w:tc>
+          <w:tcPr>
+            <w:tcW w:type="dxa" w:w="3840"/>
+            <w:gridSpan w:val="1"/>
+            <w:tcBorders>
+              <w:top w:val="none" w:color="auto" w:sz="0"/>
+              <w:left w:val="none" w:color="auto" w:sz="0"/>
+              <w:bottom w:val="single" w:color="EEF2F7" w:sz="4"/>
+              <w:right w:val="none" w:color="auto" w:sz="0"/>
+            </w:tcBorders>
+            <w:tcMar>
+              <w:top w:type="dxa" w:w="105"/>
+              <w:left w:type="dxa" w:w="158"/>
+              <w:bottom w:type="dxa" w:w="105"/>
+              <w:right w:type="dxa" w:w="158"/>
+            </w:tcMar>
+            <w:vAlign w:val="top"/>
+          </w:tcPr>
+          <w:p>
+            <w:pPr>
+              <w:pStyle w:val="CudocTableCell"/>
+              <w:overflowPunct/>
+              <w:autoSpaceDN/>
+            </w:pPr>
+            <w:r>
+              <w:t xml:space="preserve">Something that costs a key, a quota or data if ignored.</w:t>
+            </w:r>
+          </w:p>
+        </w:tc>
+      </w:tr>
+      <w:tr>
+        <w:trPr>
+          <w:cantSplit/>
+          <w:tblHeader w:val="false"/>
+        </w:trPr>
+        <w:tc>
+          <w:tcPr>
+            <w:tcW w:type="dxa" w:w="5798"/>
+            <w:gridSpan w:val="1"/>
+            <w:tcBorders>
+              <w:top w:val="none" w:color="auto" w:sz="0"/>
+              <w:left w:val="none" w:color="auto" w:sz="0"/>
+              <w:bottom w:val="single" w:color="EEF2F7" w:sz="4"/>
+              <w:right w:val="none" w:color="auto" w:sz="0"/>
+            </w:tcBorders>
+            <w:shd w:fill="FAFBFD" w:val="clear"/>
+            <w:tcMar>
+              <w:top w:type="dxa" w:w="105"/>
+              <w:left w:type="dxa" w:w="158"/>
+              <w:bottom w:type="dxa" w:w="105"/>
+              <w:right w:type="dxa" w:w="158"/>
+            </w:tcMar>
+            <w:vAlign w:val="top"/>
+          </w:tcPr>
+          <w:p>
+            <w:pPr>
+              <w:pStyle w:val="CudocTableCell"/>
+              <w:overflowPunct/>
+              <w:autoSpaceDN/>
+            </w:pPr>
+            <w:r>
+              <w:t xml:space="preserve">A </w:t>
+            </w:r>
+            <w:r>
+              <w:rPr>
+                <w:b/>
+                <w:bCs/>
+              </w:rPr>
+              <w:t xml:space="preserve">Ready</w:t>
+            </w:r>
+            <w:r>
+              <w:t xml:space="preserve"> box</w:t>
+            </w:r>
+          </w:p>
+        </w:tc>
+        <w:tc>
+          <w:tcPr>
+            <w:tcW w:type="dxa" w:w="3840"/>
+            <w:gridSpan w:val="1"/>
+            <w:tcBorders>
+              <w:top w:val="none" w:color="auto" w:sz="0"/>
+              <w:left w:val="none" w:color="auto" w:sz="0"/>
+              <w:bottom w:val="single" w:color="EEF2F7" w:sz="4"/>
+              <w:right w:val="none" w:color="auto" w:sz="0"/>
+            </w:tcBorders>
+            <w:shd w:fill="FAFBFD" w:val="clear"/>
+            <w:tcMar>
+              <w:top w:type="dxa" w:w="105"/>
+              <w:left w:type="dxa" w:w="158"/>
+              <w:bottom w:type="dxa" w:w="105"/>
+              <w:right w:type="dxa" w:w="158"/>
+            </w:tcMar>
+            <w:vAlign w:val="top"/>
+          </w:tcPr>
+          <w:p>
+            <w:pPr>
+              <w:pStyle w:val="CudocTableCell"/>
+              <w:overflowPunct/>
+              <w:autoSpaceDN/>
+            </w:pPr>
+            <w:r>
+              <w:t xml:space="preserve">A checkpoint listing what a client needs before it moves on.</w:t>
+            </w:r>
+          </w:p>
+        </w:tc>
+      </w:tr>
+      <w:tr>
+        <w:trPr>
+          <w:cantSplit/>
+          <w:tblHeader w:val="false"/>
+        </w:trPr>
+        <w:tc>
+          <w:tcPr>
+            <w:tcW w:type="dxa" w:w="5798"/>
+            <w:gridSpan w:val="1"/>
+            <w:tcBorders>
+              <w:top w:val="none" w:color="auto" w:sz="0"/>
+              <w:left w:val="none" w:color="auto" w:sz="0"/>
+              <w:bottom w:val="none" w:color="auto" w:sz="0"/>
+              <w:right w:val="none" w:color="auto" w:sz="0"/>
+            </w:tcBorders>
+            <w:tcMar>
+              <w:top w:type="dxa" w:w="105"/>
+              <w:left w:type="dxa" w:w="158"/>
+              <w:bottom w:type="dxa" w:w="105"/>
+              <w:right w:type="dxa" w:w="158"/>
+            </w:tcMar>
+            <w:vAlign w:val="top"/>
+          </w:tcPr>
+          <w:p>
+            <w:pPr>
+              <w:pStyle w:val="CudocTableCell"/>
+              <w:overflowPunct/>
+              <w:autoSpaceDN/>
+            </w:pPr>
+            <w:r>
+              <w:rPr>
+                <w:rStyle w:val="CudocCode"/>
+              </w:rPr>
+              <w:t xml:space="preserve">code</w:t>
+            </w:r>
+            <w:r>
+              <w:t xml:space="preserve"> in running text</w:t>
+            </w:r>
+          </w:p>
+        </w:tc>
+        <w:tc>
+          <w:tcPr>
+            <w:tcW w:type="dxa" w:w="3840"/>
+            <w:gridSpan w:val="1"/>
+            <w:tcBorders>
+              <w:top w:val="none" w:color="auto" w:sz="0"/>
+              <w:left w:val="none" w:color="auto" w:sz="0"/>
+              <w:bottom w:val="none" w:color="auto" w:sz="0"/>
+              <w:right w:val="none" w:color="auto" w:sz="0"/>
+            </w:tcBorders>
+            <w:tcMar>
+              <w:top w:type="dxa" w:w="105"/>
+              <w:left w:type="dxa" w:w="158"/>
+              <w:bottom w:type="dxa" w:w="105"/>
+              <w:right w:type="dxa" w:w="158"/>
+            </w:tcMar>
+            <w:vAlign w:val="top"/>
+          </w:tcPr>
+          <w:p>
+            <w:pPr>
+              <w:pStyle w:val="CudocTableCell"/>
+              <w:overflowPunct/>
+              <w:autoSpaceDN/>
+            </w:pPr>
+            <w:r>
+              <w:t xml:space="preserve">A literal parameter, field, header or value.</w:t>
+            </w:r>
+          </w:p>
+        </w:tc>
+      </w:tr>
+    </w:tbl>
+    <w:p>
+      <w:pPr>
+        <w:pStyle w:val="CudocBody"/>
+        <w:overflowPunct/>
+        <w:spacing w:before="210"/>
+        <w:autoSpaceDN/>
+      </w:pPr>
+      <w:r>
+        <w:t xml:space="preserve">Request and response samples are given as </w:t>
+      </w:r>
+      <w:r>
+        <w:rPr>
+          <w:rStyle w:val="CudocCode"/>
+        </w:rPr>
+        <w:t xml:space="preserve">curl</w:t>
+      </w:r>
+      <w:r>
+        <w:t xml:space="preserve">, Node.js and Python, and every JSON sample is a real response for the station </w:t>
+      </w:r>
+      <w:r>
+        <w:rPr>
+          <w:rStyle w:val="CudocCode"/>
+        </w:rPr>
+        <w:t xml:space="preserve">OSL-01</w:t>
+      </w:r>
+      <w:r>
+        <w:t xml:space="preserve">.</w:t>
+      </w:r>
+    </w:p>
+    <w:p>
+      <w:pPr>
+        <w:pStyle w:val="Heading2"/>
+        <w:overflowPunct/>
+        <w:autoSpaceDN/>
+      </w:pPr>
+      <w:bookmarkStart w:name="cudoc62Pjob6bUVoxnIpvUzmctKZLPI" w:id="12"/>
       <w:r>
         <w:t xml:space="preserve">Where to start</w:t>
       </w:r>
-      <w:bookmarkEnd w:id="4"/>
+      <w:bookmarkEnd w:id="12"/>
     </w:p>
     <w:p>
       <w:pPr>
@@ -639,13 +4184,13 @@
       <w:r>
         <w:t xml:space="preserve">Read </w:t>
       </w:r>
-      <w:hyperlink w:history="1" r:id="rIdp0ayu3bwbpjrx5t0pqgkm">
+      <w:hyperlink w:history="1" r:id="rIdufgiwr3c_rt92h2ebwjbc">
         <w:r>
           <w:t xml:space="preserve">Getting started</w:t>
         </w:r>
       </w:hyperlink>
       <w:r>
-        <w:t xml:space="preserve"> for a key and a first request.</w:t>
+        <w:t xml:space="preserve"> for a key, a first request and a polling schedule.</w:t>
       </w:r>
     </w:p>
     <w:p>
@@ -661,13 +4206,13 @@
       <w:r>
         <w:t xml:space="preserve">Keep </w:t>
       </w:r>
-      <w:hyperlink w:history="1" r:id="rId2lwaq_o4kmmugar--3hhd">
+      <w:hyperlink w:history="1" r:id="rId2r6svnt3f0-soyxwfaxtl">
         <w:r>
           <w:t xml:space="preserve">Rate limits</w:t>
         </w:r>
       </w:hyperlink>
       <w:r>
-        <w:t xml:space="preserve"> open while you design a polling schedule.</w:t>
+        <w:t xml:space="preserve"> open while you design that schedule; the request costs table tells you what each call weighs.</w:t>
       </w:r>
     </w:p>
     <w:p>
@@ -681,9 +4226,31 @@
         <w:autoSpaceDN/>
       </w:pPr>
       <w:r>
+        <w:t xml:space="preserve">Handle every code in </w:t>
+      </w:r>
+      <w:hyperlink w:history="1" r:id="rIdq46oboyqvccxgb9s8vttt">
+        <w:r>
+          <w:t xml:space="preserve">Error codes</w:t>
+        </w:r>
+      </w:hyperlink>
+      <w:r>
+        <w:t xml:space="preserve"> before you switch to a live key.</w:t>
+      </w:r>
+    </w:p>
+    <w:p>
+      <w:pPr>
+        <w:pStyle w:val="CudocListItem"/>
+        <w:numPr>
+          <w:ilvl w:val="0"/>
+          <w:numId w:val="2"/>
+        </w:numPr>
+        <w:overflowPunct/>
+        <w:autoSpaceDN/>
+      </w:pPr>
+      <w:r>
         <w:t xml:space="preserve">Check the </w:t>
       </w:r>
-      <w:hyperlink w:history="1" r:id="rIdsu8bfrpp-bcjvipzqha_u">
+      <w:hyperlink w:history="1" r:id="rIdmg3zwejlf1enjo0dlgdzk">
         <w:r>
           <w:t xml:space="preserve">release notes</w:t>
         </w:r>
@@ -709,7 +4276,7 @@
         <w:autoSpaceDN/>
       </w:pPr>
       <w:r>
-        <w:t xml:space="preserve">External links print their address after the text, and links between documents jump inside the bound file.</w:t>
+        <w:t xml:space="preserve">External links print their address after the text, and links between documents jump inside the bound file. The contents page at the front lists the page each document starts on.</w:t>
       </w:r>
     </w:p>
     <w:sectPr>

--- a/examples/export/showcase-output/index.docx
+++ b/examples/export/showcase-output/index.docx
@@ -351,7 +351,7 @@
               <w:overflowPunct/>
               <w:autoSpaceDN/>
             </w:pPr>
-            <w:hyperlink w:history="1" r:id="rId0oww0wrngkbgvng2sufwf">
+            <w:hyperlink w:history="1" r:id="rIdycciujd9ohfr1ynxktdnj">
               <w:r>
                 <w:t xml:space="preserve">Current conditions</w:t>
               </w:r>
@@ -479,7 +479,7 @@
               <w:overflowPunct/>
               <w:autoSpaceDN/>
             </w:pPr>
-            <w:hyperlink w:history="1" r:id="rIdyozugavmze3md-8f6ttx-">
+            <w:hyperlink w:history="1" r:id="rIdtv7sxs1lmt1gkk-fqmpgz">
               <w:r>
                 <w:t xml:space="preserve">Hourly forecast</w:t>
               </w:r>
@@ -487,7 +487,7 @@
             <w:r>
               <w:t xml:space="preserve">, </w:t>
             </w:r>
-            <w:hyperlink w:history="1" r:id="rIdpvzpnurvxg_7-g5v3epdl">
+            <w:hyperlink w:history="1" r:id="rIdlild-ykzndfsvzixji5gy">
               <w:r>
                 <w:t xml:space="preserve">Daily forecast</w:t>
               </w:r>
@@ -611,7 +611,7 @@
               <w:overflowPunct/>
               <w:autoSpaceDN/>
             </w:pPr>
-            <w:hyperlink w:history="1" r:id="rId1ui74jmjd9vh4mujmxftc">
+            <w:hyperlink w:history="1" r:id="rId8vnvw2y_njue9vfolo8mc">
               <w:r>
                 <w:t xml:space="preserve">Observation history</w:t>
               </w:r>
@@ -739,7 +739,7 @@
               <w:overflowPunct/>
               <w:autoSpaceDN/>
             </w:pPr>
-            <w:hyperlink w:history="1" r:id="rIdbeajdidlxn5sdj2aem0ge">
+            <w:hyperlink w:history="1" r:id="rIdwfjz9irj6fihrdqwwlwrz">
               <w:r>
                 <w:t xml:space="preserve">Station directory</w:t>
               </w:r>
@@ -747,7 +747,7 @@
             <w:r>
               <w:t xml:space="preserve">, </w:t>
             </w:r>
-            <w:hyperlink w:history="1" r:id="rIdecva7_y3biw65qvjf_aty">
+            <w:hyperlink w:history="1" r:id="rIdvarool2jw2zqhasrgpw_a">
               <w:r>
                 <w:t xml:space="preserve">Station detail</w:t>
               </w:r>
@@ -766,7 +766,7 @@
       <w:r>
         <w:t xml:space="preserve">Forecast horizons and history retention depend on the plan; see </w:t>
       </w:r>
-      <w:hyperlink w:history="1" r:id="rIdzvfei5iwtzada0czhavqp">
+      <w:hyperlink w:history="1" r:id="rIdvzazrojrskhvnogl2dbrk">
         <w:r>
           <w:t xml:space="preserve">Plans compared</w:t>
         </w:r>
@@ -966,7 +966,7 @@
               <w:overflowPunct/>
               <w:autoSpaceDN/>
             </w:pPr>
-            <w:hyperlink w:history="1" r:id="rIdvhzpwkiv2b0br2opg_djz">
+            <w:hyperlink w:history="1" r:id="rIdujyunzin1qqo0l0fx15dp">
               <w:r>
                 <w:t xml:space="preserve">Current conditions</w:t>
               </w:r>
@@ -1091,7 +1091,7 @@
               <w:overflowPunct/>
               <w:autoSpaceDN/>
             </w:pPr>
-            <w:hyperlink w:history="1" r:id="rIddj3wbtrlmiqosghwypdln">
+            <w:hyperlink w:history="1" r:id="rIdg2cwkiatizgexs5wctkil">
               <w:r>
                 <w:t xml:space="preserve">Hourly forecast</w:t>
               </w:r>
@@ -1218,7 +1218,7 @@
               <w:overflowPunct/>
               <w:autoSpaceDN/>
             </w:pPr>
-            <w:hyperlink w:history="1" r:id="rId76bzdka8x_-trxuuvqmc7">
+            <w:hyperlink w:history="1" r:id="rIdv_2lxdp-et4hwtoal9fdy">
               <w:r>
                 <w:t xml:space="preserve">Daily forecast</w:t>
               </w:r>
@@ -1343,7 +1343,7 @@
               <w:overflowPunct/>
               <w:autoSpaceDN/>
             </w:pPr>
-            <w:hyperlink w:history="1" r:id="rIdbf1dymcaqepbfsczdlpv7">
+            <w:hyperlink w:history="1" r:id="rIdzoesu0zo797x4eylvevho">
               <w:r>
                 <w:t xml:space="preserve">Observation history</w:t>
               </w:r>
@@ -1470,7 +1470,7 @@
               <w:overflowPunct/>
               <w:autoSpaceDN/>
             </w:pPr>
-            <w:hyperlink w:history="1" r:id="rIdu4oajzcb-c_spxxjdnuex">
+            <w:hyperlink w:history="1" r:id="rIdfe8pzlbewl4hgacwdh-t6">
               <w:r>
                 <w:t xml:space="preserve">Station directory</w:t>
               </w:r>
@@ -1595,7 +1595,7 @@
               <w:overflowPunct/>
               <w:autoSpaceDN/>
             </w:pPr>
-            <w:hyperlink w:history="1" r:id="rIdswwatpo4ti5vrex6h1q8c">
+            <w:hyperlink w:history="1" r:id="rIdc8-_6tx5h7cake9vdd9fj">
               <w:r>
                 <w:t xml:space="preserve">Station detail</w:t>
               </w:r>
@@ -1722,7 +1722,7 @@
               <w:overflowPunct/>
               <w:autoSpaceDN/>
             </w:pPr>
-            <w:hyperlink w:history="1" r:id="rId3ubmut7rb5oqm3knt9epr">
+            <w:hyperlink w:history="1" r:id="rId8x74z9baei2ccqvkopnef">
               <w:r>
                 <w:t xml:space="preserve">Weather alerts</w:t>
               </w:r>
@@ -2819,7 +2819,7 @@
       <w:r>
         <w:t xml:space="preserve">The list above is illustrative; the </w:t>
       </w:r>
-      <w:hyperlink w:history="1" r:id="rIdwncq2s1ms2w_qrhavavhb">
+      <w:hyperlink w:history="1" r:id="rIdqpy-ncvawwuvrx4s5yt-n">
         <w:r>
           <w:t xml:space="preserve">station directory</w:t>
         </w:r>
@@ -3553,7 +3553,7 @@
       <w:r>
         <w:t xml:space="preserve"> on a station. Converting to local time is the client's job; a station's IANA time zone is in its </w:t>
       </w:r>
-      <w:hyperlink w:history="1" r:id="rId3h7dqm8rqcwlnj6qqjdek">
+      <w:hyperlink w:history="1" r:id="rIdhhlq9lnq2lly5w5fvxv3n">
         <w:r>
           <w:t xml:space="preserve">detail record</w:t>
         </w:r>
@@ -3601,7 +3601,7 @@
       <w:r>
         <w:t xml:space="preserve"> without notice, so a client must ignore fields it does not know. Any change to an existing shape is announced in the </w:t>
       </w:r>
-      <w:hyperlink w:history="1" r:id="rIdv4i2hovgbtjc7ppx-naoc">
+      <w:hyperlink w:history="1" r:id="rIddormjoks9hheo5tamp18c">
         <w:r>
           <w:t xml:space="preserve">release notes</w:t>
         </w:r>
@@ -4184,7 +4184,7 @@
       <w:r>
         <w:t xml:space="preserve">Read </w:t>
       </w:r>
-      <w:hyperlink w:history="1" r:id="rIdufgiwr3c_rt92h2ebwjbc">
+      <w:hyperlink w:history="1" r:id="rIdgtnwt_o6deq8lcnaghwqp">
         <w:r>
           <w:t xml:space="preserve">Getting started</w:t>
         </w:r>
@@ -4206,7 +4206,7 @@
       <w:r>
         <w:t xml:space="preserve">Keep </w:t>
       </w:r>
-      <w:hyperlink w:history="1" r:id="rId2r6svnt3f0-soyxwfaxtl">
+      <w:hyperlink w:history="1" r:id="rIdc0f2jy3s0eu1w7c0gu3ez">
         <w:r>
           <w:t xml:space="preserve">Rate limits</w:t>
         </w:r>
@@ -4228,7 +4228,7 @@
       <w:r>
         <w:t xml:space="preserve">Handle every code in </w:t>
       </w:r>
-      <w:hyperlink w:history="1" r:id="rIdq46oboyqvccxgb9s8vttt">
+      <w:hyperlink w:history="1" r:id="rId8wo2thsrsh1hldms0uvsf">
         <w:r>
           <w:t xml:space="preserve">Error codes</w:t>
         </w:r>
@@ -4250,7 +4250,7 @@
       <w:r>
         <w:t xml:space="preserve">Check the </w:t>
       </w:r>
-      <w:hyperlink w:history="1" r:id="rIdmg3zwejlf1enjo0dlgdzk">
+      <w:hyperlink w:history="1" r:id="rIdbwuujyly8aqtgx8zquj9z">
         <w:r>
           <w:t xml:space="preserve">release notes</w:t>
         </w:r>

--- a/examples/export/showcase-output/index.docx
+++ b/examples/export/showcase-output/index.docx
@@ -351,7 +351,7 @@
               <w:overflowPunct/>
               <w:autoSpaceDN/>
             </w:pPr>
-            <w:hyperlink w:history="1" r:id="rIdycciujd9ohfr1ynxktdnj">
+            <w:hyperlink w:history="1" r:id="rIdjnumu-crkjoocbvsquh5h">
               <w:r>
                 <w:t xml:space="preserve">Current conditions</w:t>
               </w:r>
@@ -479,7 +479,7 @@
               <w:overflowPunct/>
               <w:autoSpaceDN/>
             </w:pPr>
-            <w:hyperlink w:history="1" r:id="rIdtv7sxs1lmt1gkk-fqmpgz">
+            <w:hyperlink w:history="1" r:id="rIdt6pkeqaeejnjyhr6nu_hg">
               <w:r>
                 <w:t xml:space="preserve">Hourly forecast</w:t>
               </w:r>
@@ -487,7 +487,7 @@
             <w:r>
               <w:t xml:space="preserve">, </w:t>
             </w:r>
-            <w:hyperlink w:history="1" r:id="rIdlild-ykzndfsvzixji5gy">
+            <w:hyperlink w:history="1" r:id="rIdfdzevfuolpfvpmv3xfgp0">
               <w:r>
                 <w:t xml:space="preserve">Daily forecast</w:t>
               </w:r>
@@ -611,7 +611,7 @@
               <w:overflowPunct/>
               <w:autoSpaceDN/>
             </w:pPr>
-            <w:hyperlink w:history="1" r:id="rId8vnvw2y_njue9vfolo8mc">
+            <w:hyperlink w:history="1" r:id="rIdpct3aj2fqn91rofdjmt-2">
               <w:r>
                 <w:t xml:space="preserve">Observation history</w:t>
               </w:r>
@@ -739,7 +739,7 @@
               <w:overflowPunct/>
               <w:autoSpaceDN/>
             </w:pPr>
-            <w:hyperlink w:history="1" r:id="rIdwfjz9irj6fihrdqwwlwrz">
+            <w:hyperlink w:history="1" r:id="rId1p1ehingr4qan3vnzmxwz">
               <w:r>
                 <w:t xml:space="preserve">Station directory</w:t>
               </w:r>
@@ -747,7 +747,7 @@
             <w:r>
               <w:t xml:space="preserve">, </w:t>
             </w:r>
-            <w:hyperlink w:history="1" r:id="rIdvarool2jw2zqhasrgpw_a">
+            <w:hyperlink w:history="1" r:id="rIdlxzy0soov7cxh_c1yd8ov">
               <w:r>
                 <w:t xml:space="preserve">Station detail</w:t>
               </w:r>
@@ -766,7 +766,7 @@
       <w:r>
         <w:t xml:space="preserve">Forecast horizons and history retention depend on the plan; see </w:t>
       </w:r>
-      <w:hyperlink w:history="1" r:id="rIdvzazrojrskhvnogl2dbrk">
+      <w:hyperlink w:history="1" r:id="rIddjcq2rma9vuetq5sqlbzc">
         <w:r>
           <w:t xml:space="preserve">Plans compared</w:t>
         </w:r>
@@ -966,7 +966,7 @@
               <w:overflowPunct/>
               <w:autoSpaceDN/>
             </w:pPr>
-            <w:hyperlink w:history="1" r:id="rIdujyunzin1qqo0l0fx15dp">
+            <w:hyperlink w:history="1" r:id="rIdzjfzesr6awqebcoi31h3s">
               <w:r>
                 <w:t xml:space="preserve">Current conditions</w:t>
               </w:r>
@@ -1091,7 +1091,7 @@
               <w:overflowPunct/>
               <w:autoSpaceDN/>
             </w:pPr>
-            <w:hyperlink w:history="1" r:id="rIdg2cwkiatizgexs5wctkil">
+            <w:hyperlink w:history="1" r:id="rIddk8xoib9ayilpscudjmv_">
               <w:r>
                 <w:t xml:space="preserve">Hourly forecast</w:t>
               </w:r>
@@ -1218,7 +1218,7 @@
               <w:overflowPunct/>
               <w:autoSpaceDN/>
             </w:pPr>
-            <w:hyperlink w:history="1" r:id="rIdv_2lxdp-et4hwtoal9fdy">
+            <w:hyperlink w:history="1" r:id="rId4c0yqdruptzx-1buhlc0f">
               <w:r>
                 <w:t xml:space="preserve">Daily forecast</w:t>
               </w:r>
@@ -1343,7 +1343,7 @@
               <w:overflowPunct/>
               <w:autoSpaceDN/>
             </w:pPr>
-            <w:hyperlink w:history="1" r:id="rIdzoesu0zo797x4eylvevho">
+            <w:hyperlink w:history="1" r:id="rIdocepi-d4vtkpyxzj_6k18">
               <w:r>
                 <w:t xml:space="preserve">Observation history</w:t>
               </w:r>
@@ -1470,7 +1470,7 @@
               <w:overflowPunct/>
               <w:autoSpaceDN/>
             </w:pPr>
-            <w:hyperlink w:history="1" r:id="rIdfe8pzlbewl4hgacwdh-t6">
+            <w:hyperlink w:history="1" r:id="rIdr-sxpnkzbhk_bouagt14-">
               <w:r>
                 <w:t xml:space="preserve">Station directory</w:t>
               </w:r>
@@ -1595,7 +1595,7 @@
               <w:overflowPunct/>
               <w:autoSpaceDN/>
             </w:pPr>
-            <w:hyperlink w:history="1" r:id="rIdc8-_6tx5h7cake9vdd9fj">
+            <w:hyperlink w:history="1" r:id="rIddu7cdzmmbi5-ovfkizrcn">
               <w:r>
                 <w:t xml:space="preserve">Station detail</w:t>
               </w:r>
@@ -1722,7 +1722,7 @@
               <w:overflowPunct/>
               <w:autoSpaceDN/>
             </w:pPr>
-            <w:hyperlink w:history="1" r:id="rId8x74z9baei2ccqvkopnef">
+            <w:hyperlink w:history="1" r:id="rIdhzk9fuz5rjo_bskrmeule">
               <w:r>
                 <w:t xml:space="preserve">Weather alerts</w:t>
               </w:r>
@@ -2819,7 +2819,7 @@
       <w:r>
         <w:t xml:space="preserve">The list above is illustrative; the </w:t>
       </w:r>
-      <w:hyperlink w:history="1" r:id="rIdqpy-ncvawwuvrx4s5yt-n">
+      <w:hyperlink w:history="1" r:id="rIds6mlorxfggmvun0tvuabi">
         <w:r>
           <w:t xml:space="preserve">station directory</w:t>
         </w:r>
@@ -3553,7 +3553,7 @@
       <w:r>
         <w:t xml:space="preserve"> on a station. Converting to local time is the client's job; a station's IANA time zone is in its </w:t>
       </w:r>
-      <w:hyperlink w:history="1" r:id="rIdhhlq9lnq2lly5w5fvxv3n">
+      <w:hyperlink w:history="1" r:id="rIduiw9x_niufst8gvitz_kj">
         <w:r>
           <w:t xml:space="preserve">detail record</w:t>
         </w:r>
@@ -3601,7 +3601,7 @@
       <w:r>
         <w:t xml:space="preserve"> without notice, so a client must ignore fields it does not know. Any change to an existing shape is announced in the </w:t>
       </w:r>
-      <w:hyperlink w:history="1" r:id="rIddormjoks9hheo5tamp18c">
+      <w:hyperlink w:history="1" r:id="rIdd2knxzwhywchbvhr5awlc">
         <w:r>
           <w:t xml:space="preserve">release notes</w:t>
         </w:r>
@@ -4184,7 +4184,7 @@
       <w:r>
         <w:t xml:space="preserve">Read </w:t>
       </w:r>
-      <w:hyperlink w:history="1" r:id="rIdgtnwt_o6deq8lcnaghwqp">
+      <w:hyperlink w:history="1" r:id="rIdgvw8lbx3bwa2turtxqoc6">
         <w:r>
           <w:t xml:space="preserve">Getting started</w:t>
         </w:r>
@@ -4206,7 +4206,7 @@
       <w:r>
         <w:t xml:space="preserve">Keep </w:t>
       </w:r>
-      <w:hyperlink w:history="1" r:id="rIdc0f2jy3s0eu1w7c0gu3ez">
+      <w:hyperlink w:history="1" r:id="rIdkucg5yioicghr8xiy_y_f">
         <w:r>
           <w:t xml:space="preserve">Rate limits</w:t>
         </w:r>
@@ -4228,7 +4228,7 @@
       <w:r>
         <w:t xml:space="preserve">Handle every code in </w:t>
       </w:r>
-      <w:hyperlink w:history="1" r:id="rId8wo2thsrsh1hldms0uvsf">
+      <w:hyperlink w:history="1" r:id="rIda10wc4tpitqg9cpef515s">
         <w:r>
           <w:t xml:space="preserve">Error codes</w:t>
         </w:r>
@@ -4250,7 +4250,7 @@
       <w:r>
         <w:t xml:space="preserve">Check the </w:t>
       </w:r>
-      <w:hyperlink w:history="1" r:id="rIdbwuujyly8aqtgx8zquj9z">
+      <w:hyperlink w:history="1" r:id="rIdmzh5pdv4hsmsk1jfu_x3y">
         <w:r>
           <w:t xml:space="preserve">release notes</w:t>
         </w:r>

--- a/examples/export/showcase-output/index.docx
+++ b/examples/export/showcase-output/index.docx
@@ -351,7 +351,7 @@
               <w:overflowPunct/>
               <w:autoSpaceDN/>
             </w:pPr>
-            <w:hyperlink w:history="1" r:id="rIdjnumu-crkjoocbvsquh5h">
+            <w:hyperlink w:history="1" r:id="rIdf8latdw9duonq_nu2rc6a">
               <w:r>
                 <w:t xml:space="preserve">Current conditions</w:t>
               </w:r>
@@ -479,7 +479,7 @@
               <w:overflowPunct/>
               <w:autoSpaceDN/>
             </w:pPr>
-            <w:hyperlink w:history="1" r:id="rIdt6pkeqaeejnjyhr6nu_hg">
+            <w:hyperlink w:history="1" r:id="rIdmcyyy-syzda1wahg4by09">
               <w:r>
                 <w:t xml:space="preserve">Hourly forecast</w:t>
               </w:r>
@@ -487,7 +487,7 @@
             <w:r>
               <w:t xml:space="preserve">, </w:t>
             </w:r>
-            <w:hyperlink w:history="1" r:id="rIdfdzevfuolpfvpmv3xfgp0">
+            <w:hyperlink w:history="1" r:id="rIdpoltyun8jt_rdyryii4po">
               <w:r>
                 <w:t xml:space="preserve">Daily forecast</w:t>
               </w:r>
@@ -611,7 +611,7 @@
               <w:overflowPunct/>
               <w:autoSpaceDN/>
             </w:pPr>
-            <w:hyperlink w:history="1" r:id="rIdpct3aj2fqn91rofdjmt-2">
+            <w:hyperlink w:history="1" r:id="rIdkzw0v87njiiudwjakqnkz">
               <w:r>
                 <w:t xml:space="preserve">Observation history</w:t>
               </w:r>
@@ -739,7 +739,7 @@
               <w:overflowPunct/>
               <w:autoSpaceDN/>
             </w:pPr>
-            <w:hyperlink w:history="1" r:id="rId1p1ehingr4qan3vnzmxwz">
+            <w:hyperlink w:history="1" r:id="rIdvfmoq-xgxfqgxsdckz8sv">
               <w:r>
                 <w:t xml:space="preserve">Station directory</w:t>
               </w:r>
@@ -747,7 +747,7 @@
             <w:r>
               <w:t xml:space="preserve">, </w:t>
             </w:r>
-            <w:hyperlink w:history="1" r:id="rIdlxzy0soov7cxh_c1yd8ov">
+            <w:hyperlink w:history="1" r:id="rIdzmzlwqpniercv6apeadr9">
               <w:r>
                 <w:t xml:space="preserve">Station detail</w:t>
               </w:r>
@@ -766,7 +766,7 @@
       <w:r>
         <w:t xml:space="preserve">Forecast horizons and history retention depend on the plan; see </w:t>
       </w:r>
-      <w:hyperlink w:history="1" r:id="rIddjcq2rma9vuetq5sqlbzc">
+      <w:hyperlink w:history="1" r:id="rIdp4u2sejqu8iknuw4ialur">
         <w:r>
           <w:t xml:space="preserve">Plans compared</w:t>
         </w:r>
@@ -966,7 +966,7 @@
               <w:overflowPunct/>
               <w:autoSpaceDN/>
             </w:pPr>
-            <w:hyperlink w:history="1" r:id="rIdzjfzesr6awqebcoi31h3s">
+            <w:hyperlink w:history="1" r:id="rIdmv833be0mttrko8qvpkhr">
               <w:r>
                 <w:t xml:space="preserve">Current conditions</w:t>
               </w:r>
@@ -1091,7 +1091,7 @@
               <w:overflowPunct/>
               <w:autoSpaceDN/>
             </w:pPr>
-            <w:hyperlink w:history="1" r:id="rIddk8xoib9ayilpscudjmv_">
+            <w:hyperlink w:history="1" r:id="rIdqirc_khvejy8fkokqfhha">
               <w:r>
                 <w:t xml:space="preserve">Hourly forecast</w:t>
               </w:r>
@@ -1218,7 +1218,7 @@
               <w:overflowPunct/>
               <w:autoSpaceDN/>
             </w:pPr>
-            <w:hyperlink w:history="1" r:id="rId4c0yqdruptzx-1buhlc0f">
+            <w:hyperlink w:history="1" r:id="rIdpngo-rirbkhhkvdsgsff3">
               <w:r>
                 <w:t xml:space="preserve">Daily forecast</w:t>
               </w:r>
@@ -1343,7 +1343,7 @@
               <w:overflowPunct/>
               <w:autoSpaceDN/>
             </w:pPr>
-            <w:hyperlink w:history="1" r:id="rIdocepi-d4vtkpyxzj_6k18">
+            <w:hyperlink w:history="1" r:id="rIdm295_foabfgcbyqdmba1o">
               <w:r>
                 <w:t xml:space="preserve">Observation history</w:t>
               </w:r>
@@ -1470,7 +1470,7 @@
               <w:overflowPunct/>
               <w:autoSpaceDN/>
             </w:pPr>
-            <w:hyperlink w:history="1" r:id="rIdr-sxpnkzbhk_bouagt14-">
+            <w:hyperlink w:history="1" r:id="rIdybc791iv15lb9jawpdn_u">
               <w:r>
                 <w:t xml:space="preserve">Station directory</w:t>
               </w:r>
@@ -1595,7 +1595,7 @@
               <w:overflowPunct/>
               <w:autoSpaceDN/>
             </w:pPr>
-            <w:hyperlink w:history="1" r:id="rIddu7cdzmmbi5-ovfkizrcn">
+            <w:hyperlink w:history="1" r:id="rIdkjjezx-5cd4eqnbv_7olr">
               <w:r>
                 <w:t xml:space="preserve">Station detail</w:t>
               </w:r>
@@ -1722,7 +1722,7 @@
               <w:overflowPunct/>
               <w:autoSpaceDN/>
             </w:pPr>
-            <w:hyperlink w:history="1" r:id="rIdhzk9fuz5rjo_bskrmeule">
+            <w:hyperlink w:history="1" r:id="rId2bvckur0wtiofh300nlcj">
               <w:r>
                 <w:t xml:space="preserve">Weather alerts</w:t>
               </w:r>
@@ -2819,7 +2819,7 @@
       <w:r>
         <w:t xml:space="preserve">The list above is illustrative; the </w:t>
       </w:r>
-      <w:hyperlink w:history="1" r:id="rIds6mlorxfggmvun0tvuabi">
+      <w:hyperlink w:history="1" r:id="rId8y_8pq39usex9lj6wi-ej">
         <w:r>
           <w:t xml:space="preserve">station directory</w:t>
         </w:r>
@@ -3553,7 +3553,7 @@
       <w:r>
         <w:t xml:space="preserve"> on a station. Converting to local time is the client's job; a station's IANA time zone is in its </w:t>
       </w:r>
-      <w:hyperlink w:history="1" r:id="rIduiw9x_niufst8gvitz_kj">
+      <w:hyperlink w:history="1" r:id="rIdak4fmdvw-totoqvgy6_hq">
         <w:r>
           <w:t xml:space="preserve">detail record</w:t>
         </w:r>
@@ -3601,7 +3601,7 @@
       <w:r>
         <w:t xml:space="preserve"> without notice, so a client must ignore fields it does not know. Any change to an existing shape is announced in the </w:t>
       </w:r>
-      <w:hyperlink w:history="1" r:id="rIdd2knxzwhywchbvhr5awlc">
+      <w:hyperlink w:history="1" r:id="rIdeiht9tcfsatpq_6t1gctr">
         <w:r>
           <w:t xml:space="preserve">release notes</w:t>
         </w:r>
@@ -4184,7 +4184,7 @@
       <w:r>
         <w:t xml:space="preserve">Read </w:t>
       </w:r>
-      <w:hyperlink w:history="1" r:id="rIdgvw8lbx3bwa2turtxqoc6">
+      <w:hyperlink w:history="1" r:id="rIdjzzbiuylrjkl4wki9lzkp">
         <w:r>
           <w:t xml:space="preserve">Getting started</w:t>
         </w:r>
@@ -4206,7 +4206,7 @@
       <w:r>
         <w:t xml:space="preserve">Keep </w:t>
       </w:r>
-      <w:hyperlink w:history="1" r:id="rIdkucg5yioicghr8xiy_y_f">
+      <w:hyperlink w:history="1" r:id="rIdmafi2lte3dakdnbxym-u6">
         <w:r>
           <w:t xml:space="preserve">Rate limits</w:t>
         </w:r>
@@ -4228,7 +4228,7 @@
       <w:r>
         <w:t xml:space="preserve">Handle every code in </w:t>
       </w:r>
-      <w:hyperlink w:history="1" r:id="rIda10wc4tpitqg9cpef515s">
+      <w:hyperlink w:history="1" r:id="rIdqorshnhv5ppd_razlun9l">
         <w:r>
           <w:t xml:space="preserve">Error codes</w:t>
         </w:r>
@@ -4250,7 +4250,7 @@
       <w:r>
         <w:t xml:space="preserve">Check the </w:t>
       </w:r>
-      <w:hyperlink w:history="1" r:id="rIdmzh5pdv4hsmsk1jfu_x3y">
+      <w:hyperlink w:history="1" r:id="rIdn3jnqy9_4nqwzqdytu9pa">
         <w:r>
           <w:t xml:space="preserve">release notes</w:t>
         </w:r>

--- a/examples/export/showcase-output/index.docx
+++ b/examples/export/showcase-output/index.docx
@@ -351,7 +351,7 @@
               <w:overflowPunct/>
               <w:autoSpaceDN/>
             </w:pPr>
-            <w:hyperlink w:history="1" r:id="rIdf8latdw9duonq_nu2rc6a">
+            <w:hyperlink w:history="1" r:id="rIdt1fppu4oxcvvjnwopghvr">
               <w:r>
                 <w:t xml:space="preserve">Current conditions</w:t>
               </w:r>
@@ -479,7 +479,7 @@
               <w:overflowPunct/>
               <w:autoSpaceDN/>
             </w:pPr>
-            <w:hyperlink w:history="1" r:id="rIdmcyyy-syzda1wahg4by09">
+            <w:hyperlink w:history="1" r:id="rId6ikrei_stn7nx_6dzjwv_">
               <w:r>
                 <w:t xml:space="preserve">Hourly forecast</w:t>
               </w:r>
@@ -487,7 +487,7 @@
             <w:r>
               <w:t xml:space="preserve">, </w:t>
             </w:r>
-            <w:hyperlink w:history="1" r:id="rIdpoltyun8jt_rdyryii4po">
+            <w:hyperlink w:history="1" r:id="rIdxftnvvy_zkghueqaywysu">
               <w:r>
                 <w:t xml:space="preserve">Daily forecast</w:t>
               </w:r>
@@ -611,7 +611,7 @@
               <w:overflowPunct/>
               <w:autoSpaceDN/>
             </w:pPr>
-            <w:hyperlink w:history="1" r:id="rIdkzw0v87njiiudwjakqnkz">
+            <w:hyperlink w:history="1" r:id="rIdywnmxch9aauxw1p0lt5ep">
               <w:r>
                 <w:t xml:space="preserve">Observation history</w:t>
               </w:r>
@@ -739,7 +739,7 @@
               <w:overflowPunct/>
               <w:autoSpaceDN/>
             </w:pPr>
-            <w:hyperlink w:history="1" r:id="rIdvfmoq-xgxfqgxsdckz8sv">
+            <w:hyperlink w:history="1" r:id="rIdurl9tpiylv1dokpjkn7ek">
               <w:r>
                 <w:t xml:space="preserve">Station directory</w:t>
               </w:r>
@@ -747,7 +747,7 @@
             <w:r>
               <w:t xml:space="preserve">, </w:t>
             </w:r>
-            <w:hyperlink w:history="1" r:id="rIdzmzlwqpniercv6apeadr9">
+            <w:hyperlink w:history="1" r:id="rIdq-ysnjlzqxqgz5dzxhxoq">
               <w:r>
                 <w:t xml:space="preserve">Station detail</w:t>
               </w:r>
@@ -766,7 +766,7 @@
       <w:r>
         <w:t xml:space="preserve">Forecast horizons and history retention depend on the plan; see </w:t>
       </w:r>
-      <w:hyperlink w:history="1" r:id="rIdp4u2sejqu8iknuw4ialur">
+      <w:hyperlink w:history="1" r:id="rIdtl-w2jbtsqw9gqrzebs8a">
         <w:r>
           <w:t xml:space="preserve">Plans compared</w:t>
         </w:r>
@@ -966,7 +966,7 @@
               <w:overflowPunct/>
               <w:autoSpaceDN/>
             </w:pPr>
-            <w:hyperlink w:history="1" r:id="rIdmv833be0mttrko8qvpkhr">
+            <w:hyperlink w:history="1" r:id="rIdbyfvoceeudj4bup9z1jbb">
               <w:r>
                 <w:t xml:space="preserve">Current conditions</w:t>
               </w:r>
@@ -1091,7 +1091,7 @@
               <w:overflowPunct/>
               <w:autoSpaceDN/>
             </w:pPr>
-            <w:hyperlink w:history="1" r:id="rIdqirc_khvejy8fkokqfhha">
+            <w:hyperlink w:history="1" r:id="rIdlee6ubanjzluhfopigcby">
               <w:r>
                 <w:t xml:space="preserve">Hourly forecast</w:t>
               </w:r>
@@ -1218,7 +1218,7 @@
               <w:overflowPunct/>
               <w:autoSpaceDN/>
             </w:pPr>
-            <w:hyperlink w:history="1" r:id="rIdpngo-rirbkhhkvdsgsff3">
+            <w:hyperlink w:history="1" r:id="rId9kq6958p76llipymhooop">
               <w:r>
                 <w:t xml:space="preserve">Daily forecast</w:t>
               </w:r>
@@ -1343,7 +1343,7 @@
               <w:overflowPunct/>
               <w:autoSpaceDN/>
             </w:pPr>
-            <w:hyperlink w:history="1" r:id="rIdm295_foabfgcbyqdmba1o">
+            <w:hyperlink w:history="1" r:id="rIdk0wcjza9o6rfadw7b22wv">
               <w:r>
                 <w:t xml:space="preserve">Observation history</w:t>
               </w:r>
@@ -1470,7 +1470,7 @@
               <w:overflowPunct/>
               <w:autoSpaceDN/>
             </w:pPr>
-            <w:hyperlink w:history="1" r:id="rIdybc791iv15lb9jawpdn_u">
+            <w:hyperlink w:history="1" r:id="rIdcxgrww9xq5k02apauio05">
               <w:r>
                 <w:t xml:space="preserve">Station directory</w:t>
               </w:r>
@@ -1595,7 +1595,7 @@
               <w:overflowPunct/>
               <w:autoSpaceDN/>
             </w:pPr>
-            <w:hyperlink w:history="1" r:id="rIdkjjezx-5cd4eqnbv_7olr">
+            <w:hyperlink w:history="1" r:id="rIdzgrvc8ywmrq4p4qbkdqhm">
               <w:r>
                 <w:t xml:space="preserve">Station detail</w:t>
               </w:r>
@@ -1722,7 +1722,7 @@
               <w:overflowPunct/>
               <w:autoSpaceDN/>
             </w:pPr>
-            <w:hyperlink w:history="1" r:id="rId2bvckur0wtiofh300nlcj">
+            <w:hyperlink w:history="1" r:id="rIdhk3ndov6uqik0h5p3cdtf">
               <w:r>
                 <w:t xml:space="preserve">Weather alerts</w:t>
               </w:r>
@@ -2819,7 +2819,7 @@
       <w:r>
         <w:t xml:space="preserve">The list above is illustrative; the </w:t>
       </w:r>
-      <w:hyperlink w:history="1" r:id="rId8y_8pq39usex9lj6wi-ej">
+      <w:hyperlink w:history="1" r:id="rId6ianxa8bvwy-bn9cdxgvz">
         <w:r>
           <w:t xml:space="preserve">station directory</w:t>
         </w:r>
@@ -3553,7 +3553,7 @@
       <w:r>
         <w:t xml:space="preserve"> on a station. Converting to local time is the client's job; a station's IANA time zone is in its </w:t>
       </w:r>
-      <w:hyperlink w:history="1" r:id="rIdak4fmdvw-totoqvgy6_hq">
+      <w:hyperlink w:history="1" r:id="rIddrb7prfj8hbqjkrgl-oft">
         <w:r>
           <w:t xml:space="preserve">detail record</w:t>
         </w:r>
@@ -3601,7 +3601,7 @@
       <w:r>
         <w:t xml:space="preserve"> without notice, so a client must ignore fields it does not know. Any change to an existing shape is announced in the </w:t>
       </w:r>
-      <w:hyperlink w:history="1" r:id="rIdeiht9tcfsatpq_6t1gctr">
+      <w:hyperlink w:history="1" r:id="rIdpi-uk3lqy_d6-hdr87grw">
         <w:r>
           <w:t xml:space="preserve">release notes</w:t>
         </w:r>
@@ -4184,7 +4184,7 @@
       <w:r>
         <w:t xml:space="preserve">Read </w:t>
       </w:r>
-      <w:hyperlink w:history="1" r:id="rIdjzzbiuylrjkl4wki9lzkp">
+      <w:hyperlink w:history="1" r:id="rIdky3knujn4oujiq_xjnei6">
         <w:r>
           <w:t xml:space="preserve">Getting started</w:t>
         </w:r>
@@ -4206,7 +4206,7 @@
       <w:r>
         <w:t xml:space="preserve">Keep </w:t>
       </w:r>
-      <w:hyperlink w:history="1" r:id="rIdmafi2lte3dakdnbxym-u6">
+      <w:hyperlink w:history="1" r:id="rIdsoz9cef-dtrvonkhdyzgv">
         <w:r>
           <w:t xml:space="preserve">Rate limits</w:t>
         </w:r>
@@ -4228,7 +4228,7 @@
       <w:r>
         <w:t xml:space="preserve">Handle every code in </w:t>
       </w:r>
-      <w:hyperlink w:history="1" r:id="rIdqorshnhv5ppd_razlun9l">
+      <w:hyperlink w:history="1" r:id="rIdaqpezzhlx0d_doci67lde">
         <w:r>
           <w:t xml:space="preserve">Error codes</w:t>
         </w:r>
@@ -4250,7 +4250,7 @@
       <w:r>
         <w:t xml:space="preserve">Check the </w:t>
       </w:r>
-      <w:hyperlink w:history="1" r:id="rIdn3jnqy9_4nqwzqdytu9pa">
+      <w:hyperlink w:history="1" r:id="rIdi4lkrk5kszkxp_gkznrqe">
         <w:r>
           <w:t xml:space="preserve">release notes</w:t>
         </w:r>

--- a/examples/export/showcase-output/index.docx
+++ b/examples/export/showcase-output/index.docx
@@ -351,7 +351,7 @@
               <w:overflowPunct/>
               <w:autoSpaceDN/>
             </w:pPr>
-            <w:hyperlink w:history="1" r:id="rIdt1fppu4oxcvvjnwopghvr">
+            <w:hyperlink w:history="1" r:id="rIdqc0ujh8e7c5ycocvvmaii">
               <w:r>
                 <w:t xml:space="preserve">Current conditions</w:t>
               </w:r>
@@ -479,7 +479,7 @@
               <w:overflowPunct/>
               <w:autoSpaceDN/>
             </w:pPr>
-            <w:hyperlink w:history="1" r:id="rId6ikrei_stn7nx_6dzjwv_">
+            <w:hyperlink w:history="1" r:id="rIdmsjreupti7-xfhnn3l4fu">
               <w:r>
                 <w:t xml:space="preserve">Hourly forecast</w:t>
               </w:r>
@@ -487,7 +487,7 @@
             <w:r>
               <w:t xml:space="preserve">, </w:t>
             </w:r>
-            <w:hyperlink w:history="1" r:id="rIdxftnvvy_zkghueqaywysu">
+            <w:hyperlink w:history="1" r:id="rIdvmpckwhgg0-yn6kxdqdzd">
               <w:r>
                 <w:t xml:space="preserve">Daily forecast</w:t>
               </w:r>
@@ -611,7 +611,7 @@
               <w:overflowPunct/>
               <w:autoSpaceDN/>
             </w:pPr>
-            <w:hyperlink w:history="1" r:id="rIdywnmxch9aauxw1p0lt5ep">
+            <w:hyperlink w:history="1" r:id="rIdur6srpy_gsp_jvxct8ych">
               <w:r>
                 <w:t xml:space="preserve">Observation history</w:t>
               </w:r>
@@ -739,7 +739,7 @@
               <w:overflowPunct/>
               <w:autoSpaceDN/>
             </w:pPr>
-            <w:hyperlink w:history="1" r:id="rIdurl9tpiylv1dokpjkn7ek">
+            <w:hyperlink w:history="1" r:id="rIdqb4tccojclkolcf5j7h8e">
               <w:r>
                 <w:t xml:space="preserve">Station directory</w:t>
               </w:r>
@@ -747,7 +747,7 @@
             <w:r>
               <w:t xml:space="preserve">, </w:t>
             </w:r>
-            <w:hyperlink w:history="1" r:id="rIdq-ysnjlzqxqgz5dzxhxoq">
+            <w:hyperlink w:history="1" r:id="rIdfcyvxhyfrr9kus5urluls">
               <w:r>
                 <w:t xml:space="preserve">Station detail</w:t>
               </w:r>
@@ -766,7 +766,7 @@
       <w:r>
         <w:t xml:space="preserve">Forecast horizons and history retention depend on the plan; see </w:t>
       </w:r>
-      <w:hyperlink w:history="1" r:id="rIdtl-w2jbtsqw9gqrzebs8a">
+      <w:hyperlink w:history="1" r:id="rIdqgvpdiak-46xuwuhvdkpm">
         <w:r>
           <w:t xml:space="preserve">Plans compared</w:t>
         </w:r>
@@ -966,7 +966,7 @@
               <w:overflowPunct/>
               <w:autoSpaceDN/>
             </w:pPr>
-            <w:hyperlink w:history="1" r:id="rIdbyfvoceeudj4bup9z1jbb">
+            <w:hyperlink w:history="1" r:id="rIdf0zyghcrjf8mmu0_qfdzm">
               <w:r>
                 <w:t xml:space="preserve">Current conditions</w:t>
               </w:r>
@@ -1091,7 +1091,7 @@
               <w:overflowPunct/>
               <w:autoSpaceDN/>
             </w:pPr>
-            <w:hyperlink w:history="1" r:id="rIdlee6ubanjzluhfopigcby">
+            <w:hyperlink w:history="1" r:id="rIdax57edeeaibrcotmqdy_2">
               <w:r>
                 <w:t xml:space="preserve">Hourly forecast</w:t>
               </w:r>
@@ -1218,7 +1218,7 @@
               <w:overflowPunct/>
               <w:autoSpaceDN/>
             </w:pPr>
-            <w:hyperlink w:history="1" r:id="rId9kq6958p76llipymhooop">
+            <w:hyperlink w:history="1" r:id="rIdngnxhbaj7ogfqma7qi8_c">
               <w:r>
                 <w:t xml:space="preserve">Daily forecast</w:t>
               </w:r>
@@ -1343,7 +1343,7 @@
               <w:overflowPunct/>
               <w:autoSpaceDN/>
             </w:pPr>
-            <w:hyperlink w:history="1" r:id="rIdk0wcjza9o6rfadw7b22wv">
+            <w:hyperlink w:history="1" r:id="rId5ivuou4ebut5lp16jccxe">
               <w:r>
                 <w:t xml:space="preserve">Observation history</w:t>
               </w:r>
@@ -1470,7 +1470,7 @@
               <w:overflowPunct/>
               <w:autoSpaceDN/>
             </w:pPr>
-            <w:hyperlink w:history="1" r:id="rIdcxgrww9xq5k02apauio05">
+            <w:hyperlink w:history="1" r:id="rIdif9i5w-zgsghovie-6ntf">
               <w:r>
                 <w:t xml:space="preserve">Station directory</w:t>
               </w:r>
@@ -1595,7 +1595,7 @@
               <w:overflowPunct/>
               <w:autoSpaceDN/>
             </w:pPr>
-            <w:hyperlink w:history="1" r:id="rIdzgrvc8ywmrq4p4qbkdqhm">
+            <w:hyperlink w:history="1" r:id="rIdvfryffx8nwuqgb_erjlny">
               <w:r>
                 <w:t xml:space="preserve">Station detail</w:t>
               </w:r>
@@ -1722,7 +1722,7 @@
               <w:overflowPunct/>
               <w:autoSpaceDN/>
             </w:pPr>
-            <w:hyperlink w:history="1" r:id="rIdhk3ndov6uqik0h5p3cdtf">
+            <w:hyperlink w:history="1" r:id="rIdelu3toxbhcsvnaelrlapa">
               <w:r>
                 <w:t xml:space="preserve">Weather alerts</w:t>
               </w:r>
@@ -2819,7 +2819,7 @@
       <w:r>
         <w:t xml:space="preserve">The list above is illustrative; the </w:t>
       </w:r>
-      <w:hyperlink w:history="1" r:id="rId6ianxa8bvwy-bn9cdxgvz">
+      <w:hyperlink w:history="1" r:id="rIduplvpj25lvkw2t6ciaca2">
         <w:r>
           <w:t xml:space="preserve">station directory</w:t>
         </w:r>
@@ -3553,7 +3553,7 @@
       <w:r>
         <w:t xml:space="preserve"> on a station. Converting to local time is the client's job; a station's IANA time zone is in its </w:t>
       </w:r>
-      <w:hyperlink w:history="1" r:id="rIddrb7prfj8hbqjkrgl-oft">
+      <w:hyperlink w:history="1" r:id="rIdxqklslhbcyl2hmoux9ozo">
         <w:r>
           <w:t xml:space="preserve">detail record</w:t>
         </w:r>
@@ -3601,7 +3601,7 @@
       <w:r>
         <w:t xml:space="preserve"> without notice, so a client must ignore fields it does not know. Any change to an existing shape is announced in the </w:t>
       </w:r>
-      <w:hyperlink w:history="1" r:id="rIdpi-uk3lqy_d6-hdr87grw">
+      <w:hyperlink w:history="1" r:id="rId8tktxytqpnaees9uk350w">
         <w:r>
           <w:t xml:space="preserve">release notes</w:t>
         </w:r>
@@ -4184,7 +4184,7 @@
       <w:r>
         <w:t xml:space="preserve">Read </w:t>
       </w:r>
-      <w:hyperlink w:history="1" r:id="rIdky3knujn4oujiq_xjnei6">
+      <w:hyperlink w:history="1" r:id="rIdozvwfftbxankv5yzf9_aw">
         <w:r>
           <w:t xml:space="preserve">Getting started</w:t>
         </w:r>
@@ -4206,7 +4206,7 @@
       <w:r>
         <w:t xml:space="preserve">Keep </w:t>
       </w:r>
-      <w:hyperlink w:history="1" r:id="rIdsoz9cef-dtrvonkhdyzgv">
+      <w:hyperlink w:history="1" r:id="rId3rzymsh9vly23ewclqwqk">
         <w:r>
           <w:t xml:space="preserve">Rate limits</w:t>
         </w:r>
@@ -4228,7 +4228,7 @@
       <w:r>
         <w:t xml:space="preserve">Handle every code in </w:t>
       </w:r>
-      <w:hyperlink w:history="1" r:id="rIdaqpezzhlx0d_doci67lde">
+      <w:hyperlink w:history="1" r:id="rIdgh5qqflt5-jrm-rdz0u1k">
         <w:r>
           <w:t xml:space="preserve">Error codes</w:t>
         </w:r>
@@ -4250,7 +4250,7 @@
       <w:r>
         <w:t xml:space="preserve">Check the </w:t>
       </w:r>
-      <w:hyperlink w:history="1" r:id="rIdi4lkrk5kszkxp_gkznrqe">
+      <w:hyperlink w:history="1" r:id="rIdgtguy5pu21kyj4mzbkteg">
         <w:r>
           <w:t xml:space="preserve">release notes</w:t>
         </w:r>
@@ -5288,6 +5288,14 @@
       <w:szCs w:val="18"/>
     </w:rPr>
   </w:style>
+  <w:style w:type="paragraph" w:styleId="CudocCodeHighlighted">
+    <w:name w:val="cudoc Code Highlighted"/>
+    <w:basedOn w:val="CudocCodeBlock"/>
+    <w:next w:val="CudocCodeBlock"/>
+    <w:pPr>
+      <w:shd w:fill="E0F2FE" w:val="clear"/>
+    </w:pPr>
+  </w:style>
   <w:style w:type="paragraph" w:styleId="CudocTableHeader">
     <w:name w:val="cudoc Table Header"/>
     <w:basedOn w:val="Normal"/>
@@ -5330,6 +5338,53 @@
       <w:rFonts w:ascii="Calibri" w:cs="Calibri" w:eastAsia="Malgun Gothic" w:hAnsi="Calibri"/>
       <w:i/>
       <w:iCs/>
+      <w:color w:val="5B6B7F"/>
+      <w:sz w:val="17"/>
+      <w:szCs w:val="17"/>
+    </w:rPr>
+  </w:style>
+  <w:style w:type="paragraph" w:styleId="CudocCodeTitle">
+    <w:name w:val="cudoc Code Title"/>
+    <w:basedOn w:val="Normal"/>
+    <w:next w:val="CudocCodeBlock"/>
+    <w:pPr>
+      <w:keepNext/>
+      <w:spacing w:after="0" w:before="210"/>
+    </w:pPr>
+    <w:rPr>
+      <w:rFonts w:ascii="Consolas" w:cs="Consolas" w:eastAsia="Malgun Gothic" w:hAnsi="Consolas"/>
+      <w:color w:val="5B6B7F"/>
+      <w:sz w:val="17"/>
+      <w:szCs w:val="17"/>
+    </w:rPr>
+  </w:style>
+  <w:style w:type="paragraph" w:styleId="CudocTabLabel">
+    <w:name w:val="cudoc Tab Label"/>
+    <w:basedOn w:val="Normal"/>
+    <w:next w:val="CudocBody"/>
+    <w:pPr>
+      <w:keepNext/>
+      <w:spacing w:after="210" w:before="210"/>
+    </w:pPr>
+    <w:rPr>
+      <w:rFonts w:ascii="Calibri" w:cs="Calibri" w:eastAsia="Malgun Gothic" w:hAnsi="Calibri"/>
+      <w:b/>
+      <w:bCs/>
+      <w:color w:val="475569"/>
+      <w:sz w:val="18"/>
+      <w:szCs w:val="18"/>
+    </w:rPr>
+  </w:style>
+  <w:style w:type="paragraph" w:styleId="CudocTableNote">
+    <w:name w:val="cudoc Table Note"/>
+    <w:basedOn w:val="Normal"/>
+    <w:next w:val="CudocBody"/>
+    <w:pPr>
+      <w:keepLines/>
+      <w:spacing w:after="210"/>
+    </w:pPr>
+    <w:rPr>
+      <w:rFonts w:ascii="Calibri" w:cs="Calibri" w:eastAsia="Malgun Gothic" w:hAnsi="Calibri"/>
       <w:color w:val="5B6B7F"/>
       <w:sz w:val="17"/>
       <w:szCs w:val="17"/>

--- a/examples/export/showcase-output/index.docx
+++ b/examples/export/showcase-output/index.docx
@@ -351,7 +351,7 @@
               <w:overflowPunct/>
               <w:autoSpaceDN/>
             </w:pPr>
-            <w:hyperlink w:history="1" r:id="rIdqc0ujh8e7c5ycocvvmaii">
+            <w:hyperlink w:history="1" r:id="rIdowb-xuwhva7zxvp2gqv2e">
               <w:r>
                 <w:t xml:space="preserve">Current conditions</w:t>
               </w:r>
@@ -479,7 +479,7 @@
               <w:overflowPunct/>
               <w:autoSpaceDN/>
             </w:pPr>
-            <w:hyperlink w:history="1" r:id="rIdmsjreupti7-xfhnn3l4fu">
+            <w:hyperlink w:history="1" r:id="rIdfjpahbkukroxzg1vub2ai">
               <w:r>
                 <w:t xml:space="preserve">Hourly forecast</w:t>
               </w:r>
@@ -487,7 +487,7 @@
             <w:r>
               <w:t xml:space="preserve">, </w:t>
             </w:r>
-            <w:hyperlink w:history="1" r:id="rIdvmpckwhgg0-yn6kxdqdzd">
+            <w:hyperlink w:history="1" r:id="rIduvlrhvdb1ledyzrmphgpp">
               <w:r>
                 <w:t xml:space="preserve">Daily forecast</w:t>
               </w:r>
@@ -611,7 +611,7 @@
               <w:overflowPunct/>
               <w:autoSpaceDN/>
             </w:pPr>
-            <w:hyperlink w:history="1" r:id="rIdur6srpy_gsp_jvxct8ych">
+            <w:hyperlink w:history="1" r:id="rIdu2gddew8gxhwjj2hufsc3">
               <w:r>
                 <w:t xml:space="preserve">Observation history</w:t>
               </w:r>
@@ -739,7 +739,7 @@
               <w:overflowPunct/>
               <w:autoSpaceDN/>
             </w:pPr>
-            <w:hyperlink w:history="1" r:id="rIdqb4tccojclkolcf5j7h8e">
+            <w:hyperlink w:history="1" r:id="rId7rft_2pa2qdrfypqefili">
               <w:r>
                 <w:t xml:space="preserve">Station directory</w:t>
               </w:r>
@@ -747,7 +747,7 @@
             <w:r>
               <w:t xml:space="preserve">, </w:t>
             </w:r>
-            <w:hyperlink w:history="1" r:id="rIdfcyvxhyfrr9kus5urluls">
+            <w:hyperlink w:history="1" r:id="rIdbmxdjfwv0fkugu9qkhpyj">
               <w:r>
                 <w:t xml:space="preserve">Station detail</w:t>
               </w:r>
@@ -766,7 +766,7 @@
       <w:r>
         <w:t xml:space="preserve">Forecast horizons and history retention depend on the plan; see </w:t>
       </w:r>
-      <w:hyperlink w:history="1" r:id="rIdqgvpdiak-46xuwuhvdkpm">
+      <w:hyperlink w:history="1" r:id="rId1jugb6vx7nmsmn-cenird">
         <w:r>
           <w:t xml:space="preserve">Plans compared</w:t>
         </w:r>
@@ -966,7 +966,7 @@
               <w:overflowPunct/>
               <w:autoSpaceDN/>
             </w:pPr>
-            <w:hyperlink w:history="1" r:id="rIdf0zyghcrjf8mmu0_qfdzm">
+            <w:hyperlink w:history="1" r:id="rIdehh5_uvxsbr7uxh_kucxd">
               <w:r>
                 <w:t xml:space="preserve">Current conditions</w:t>
               </w:r>
@@ -1091,7 +1091,7 @@
               <w:overflowPunct/>
               <w:autoSpaceDN/>
             </w:pPr>
-            <w:hyperlink w:history="1" r:id="rIdax57edeeaibrcotmqdy_2">
+            <w:hyperlink w:history="1" r:id="rIdpu3wkceqhpzpaj4qvy7uo">
               <w:r>
                 <w:t xml:space="preserve">Hourly forecast</w:t>
               </w:r>
@@ -1218,7 +1218,7 @@
               <w:overflowPunct/>
               <w:autoSpaceDN/>
             </w:pPr>
-            <w:hyperlink w:history="1" r:id="rIdngnxhbaj7ogfqma7qi8_c">
+            <w:hyperlink w:history="1" r:id="rId9mu2dgriteivtjij-gji2">
               <w:r>
                 <w:t xml:space="preserve">Daily forecast</w:t>
               </w:r>
@@ -1343,7 +1343,7 @@
               <w:overflowPunct/>
               <w:autoSpaceDN/>
             </w:pPr>
-            <w:hyperlink w:history="1" r:id="rId5ivuou4ebut5lp16jccxe">
+            <w:hyperlink w:history="1" r:id="rIdu_1rschp8ixr_yco4lvgd">
               <w:r>
                 <w:t xml:space="preserve">Observation history</w:t>
               </w:r>
@@ -1470,7 +1470,7 @@
               <w:overflowPunct/>
               <w:autoSpaceDN/>
             </w:pPr>
-            <w:hyperlink w:history="1" r:id="rIdif9i5w-zgsghovie-6ntf">
+            <w:hyperlink w:history="1" r:id="rIdhkcmfszbkd55jpda1mpwv">
               <w:r>
                 <w:t xml:space="preserve">Station directory</w:t>
               </w:r>
@@ -1595,7 +1595,7 @@
               <w:overflowPunct/>
               <w:autoSpaceDN/>
             </w:pPr>
-            <w:hyperlink w:history="1" r:id="rIdvfryffx8nwuqgb_erjlny">
+            <w:hyperlink w:history="1" r:id="rIdauctlcaiodvoqpsrxadcd">
               <w:r>
                 <w:t xml:space="preserve">Station detail</w:t>
               </w:r>
@@ -1722,7 +1722,7 @@
               <w:overflowPunct/>
               <w:autoSpaceDN/>
             </w:pPr>
-            <w:hyperlink w:history="1" r:id="rIdelu3toxbhcsvnaelrlapa">
+            <w:hyperlink w:history="1" r:id="rIdg61lono7reb4d6usdnat8">
               <w:r>
                 <w:t xml:space="preserve">Weather alerts</w:t>
               </w:r>
@@ -2819,7 +2819,7 @@
       <w:r>
         <w:t xml:space="preserve">The list above is illustrative; the </w:t>
       </w:r>
-      <w:hyperlink w:history="1" r:id="rIduplvpj25lvkw2t6ciaca2">
+      <w:hyperlink w:history="1" r:id="rIdnhmscdvnlsxrkhf2hxof2">
         <w:r>
           <w:t xml:space="preserve">station directory</w:t>
         </w:r>
@@ -3553,7 +3553,7 @@
       <w:r>
         <w:t xml:space="preserve"> on a station. Converting to local time is the client's job; a station's IANA time zone is in its </w:t>
       </w:r>
-      <w:hyperlink w:history="1" r:id="rIdxqklslhbcyl2hmoux9ozo">
+      <w:hyperlink w:history="1" r:id="rIdc6lchbg9nfou3cgrjpin6">
         <w:r>
           <w:t xml:space="preserve">detail record</w:t>
         </w:r>
@@ -3601,7 +3601,7 @@
       <w:r>
         <w:t xml:space="preserve"> without notice, so a client must ignore fields it does not know. Any change to an existing shape is announced in the </w:t>
       </w:r>
-      <w:hyperlink w:history="1" r:id="rId8tktxytqpnaees9uk350w">
+      <w:hyperlink w:history="1" r:id="rIdgbyrytbxi2akg4ydyu20g">
         <w:r>
           <w:t xml:space="preserve">release notes</w:t>
         </w:r>
@@ -4184,7 +4184,7 @@
       <w:r>
         <w:t xml:space="preserve">Read </w:t>
       </w:r>
-      <w:hyperlink w:history="1" r:id="rIdozvwfftbxankv5yzf9_aw">
+      <w:hyperlink w:history="1" r:id="rIdexv6qmk8itioyhbn41xzi">
         <w:r>
           <w:t xml:space="preserve">Getting started</w:t>
         </w:r>
@@ -4206,7 +4206,7 @@
       <w:r>
         <w:t xml:space="preserve">Keep </w:t>
       </w:r>
-      <w:hyperlink w:history="1" r:id="rId3rzymsh9vly23ewclqwqk">
+      <w:hyperlink w:history="1" r:id="rIdm-jhrtiycnj9awgncaboi">
         <w:r>
           <w:t xml:space="preserve">Rate limits</w:t>
         </w:r>
@@ -4228,7 +4228,7 @@
       <w:r>
         <w:t xml:space="preserve">Handle every code in </w:t>
       </w:r>
-      <w:hyperlink w:history="1" r:id="rIdgh5qqflt5-jrm-rdz0u1k">
+      <w:hyperlink w:history="1" r:id="rId1k79nukqj677gbz3uqbaz">
         <w:r>
           <w:t xml:space="preserve">Error codes</w:t>
         </w:r>
@@ -4250,7 +4250,7 @@
       <w:r>
         <w:t xml:space="preserve">Check the </w:t>
       </w:r>
-      <w:hyperlink w:history="1" r:id="rIdgtguy5pu21kyj4mzbkteg">
+      <w:hyperlink w:history="1" r:id="rIda0e99ueuoi7aobek2wcx1">
         <w:r>
           <w:t xml:space="preserve">release notes</w:t>
         </w:r>
